--- a/template_01.docx
+++ b/template_01.docx
@@ -987,14 +987,6 @@
           <w:szCs w:val="26"/>
           <w:highlight w:val="yellow"/>
         </w:rPr>
-        <w:t xml:space="preserve">осуждён </w:t>
-      </w:r>
-      <w:r>
-        <w:rPr>
-          <w:sz w:val="26"/>
-          <w:szCs w:val="26"/>
-          <w:highlight w:val="yellow"/>
-        </w:rPr>
         <w:t>{</w:t>
       </w:r>
       <w:r>
@@ -1003,6 +995,46 @@
           <w:szCs w:val="26"/>
           <w:highlight w:val="yellow"/>
         </w:rPr>
+        <w:t>осужд</w:t>
+      </w:r>
+      <w:r>
+        <w:rPr>
+          <w:sz w:val="26"/>
+          <w:szCs w:val="26"/>
+          <w:highlight w:val="yellow"/>
+        </w:rPr>
+        <w:t>ение</w:t>
+      </w:r>
+      <w:r>
+        <w:rPr>
+          <w:sz w:val="26"/>
+          <w:szCs w:val="26"/>
+          <w:highlight w:val="yellow"/>
+        </w:rPr>
+        <w:t>}</w:t>
+      </w:r>
+      <w:r>
+        <w:rPr>
+          <w:sz w:val="26"/>
+          <w:szCs w:val="26"/>
+          <w:highlight w:val="yellow"/>
+        </w:rPr>
+        <w:t xml:space="preserve"> </w:t>
+      </w:r>
+      <w:r>
+        <w:rPr>
+          <w:sz w:val="26"/>
+          <w:szCs w:val="26"/>
+          <w:highlight w:val="yellow"/>
+        </w:rPr>
+        <w:t>{</w:t>
+      </w:r>
+      <w:r>
+        <w:rPr>
+          <w:sz w:val="26"/>
+          <w:szCs w:val="26"/>
+          <w:highlight w:val="yellow"/>
+        </w:rPr>
         <w:t>подсудимый</w:t>
       </w:r>
       <w:r>
@@ -1075,23 +1107,7 @@
           <w:szCs w:val="26"/>
           <w:highlight w:val="yellow"/>
         </w:rPr>
-        <w:t xml:space="preserve">подсудимый </w:t>
-      </w:r>
-      <w:r>
-        <w:rPr>
-          <w:sz w:val="26"/>
-          <w:szCs w:val="26"/>
-          <w:highlight w:val="yellow"/>
-        </w:rPr>
-        <w:t>р</w:t>
-      </w:r>
-      <w:r>
-        <w:rPr>
-          <w:sz w:val="26"/>
-          <w:szCs w:val="26"/>
-          <w:highlight w:val="yellow"/>
-        </w:rPr>
-        <w:t>п</w:t>
+        <w:t>подсудимый рп</w:t>
       </w:r>
       <w:r>
         <w:rPr>
@@ -1154,10 +1170,7 @@
         <w:t>{</w:t>
       </w:r>
       <w:r>
-        <w:t>н</w:t>
-      </w:r>
-      <w:r>
-        <w:t>аименование получателя</w:t>
+        <w:t>наименование получателя</w:t>
       </w:r>
       <w:r>
         <w:t xml:space="preserve"> тп</w:t>
@@ -1294,7 +1307,42 @@
           <w:sz w:val="26"/>
           <w:szCs w:val="26"/>
         </w:rPr>
-        <w:t>аявление адвоката Лядвина И.С. подлеж</w:t>
+        <w:t xml:space="preserve">аявление адвоката </w:t>
+      </w:r>
+      <w:r>
+        <w:rPr>
+          <w:sz w:val="26"/>
+          <w:szCs w:val="26"/>
+        </w:rPr>
+        <w:t>{</w:t>
+      </w:r>
+      <w:r>
+        <w:rPr>
+          <w:sz w:val="26"/>
+          <w:szCs w:val="26"/>
+        </w:rPr>
+        <w:t>фио адвоката рп</w:t>
+      </w:r>
+      <w:r>
+        <w:rPr>
+          <w:sz w:val="26"/>
+          <w:szCs w:val="26"/>
+        </w:rPr>
+        <w:t xml:space="preserve"> ио</w:t>
+      </w:r>
+      <w:r>
+        <w:rPr>
+          <w:sz w:val="26"/>
+          <w:szCs w:val="26"/>
+        </w:rPr>
+        <w:t>}</w:t>
+      </w:r>
+      <w:r>
+        <w:rPr>
+          <w:sz w:val="26"/>
+          <w:szCs w:val="26"/>
+        </w:rPr>
+        <w:t xml:space="preserve"> подлеж</w:t>
       </w:r>
       <w:r>
         <w:rPr>
@@ -1428,16 +1476,46 @@
           <w:sz w:val="26"/>
           <w:szCs w:val="26"/>
         </w:rPr>
-        <w:t xml:space="preserve"> (</w:t>
-      </w:r>
-      <w:r>
-        <w:rPr>
-          <w:i/>
-          <w:sz w:val="26"/>
-          <w:szCs w:val="26"/>
-          <w:u w:val="single"/>
-        </w:rPr>
-        <w:t>возможно</w:t>
+        <w:t>.</w:t>
+      </w:r>
+    </w:p>
+    <w:p>
+      <w:pPr>
+        <w:widowControl w:val="0"/>
+        <w:ind w:firstLine="709"/>
+        <w:contextualSpacing/>
+        <w:jc w:val="both"/>
+        <w:rPr>
+          <w:sz w:val="26"/>
+          <w:szCs w:val="26"/>
+        </w:rPr>
+      </w:pPr>
+    </w:p>
+    <w:p>
+      <w:pPr>
+        <w:widowControl w:val="0"/>
+        <w:ind w:firstLine="709"/>
+        <w:contextualSpacing/>
+        <w:jc w:val="both"/>
+        <w:rPr>
+          <w:sz w:val="26"/>
+          <w:szCs w:val="26"/>
+        </w:rPr>
+      </w:pPr>
+      <w:r>
+        <w:rPr>
+          <w:sz w:val="26"/>
+          <w:szCs w:val="26"/>
+        </w:rPr>
+        <w:t xml:space="preserve">В районах Крайнего Севера и приравненных к ним местностях, а также в других местностях с тяжелыми климатическими условиями, в которых законодательством Российской Федерации установлены процентные надбавки и (или) районные </w:t>
+      </w:r>
+      <w:r>
+        <w:rPr>
+          <w:sz w:val="26"/>
+          <w:szCs w:val="26"/>
+        </w:rPr>
+        <w:lastRenderedPageBreak/>
+        <w:t>коэффициенты к заработной плате, вознаграждение адвоката осуществляется с учётом указанных надбавок и коэффициентов.</w:t>
       </w:r>
       <w:r>
         <w:rPr>
@@ -1448,19 +1526,498 @@
       </w:r>
       <w:r>
         <w:rPr>
-          <w:i/>
-          <w:sz w:val="26"/>
-          <w:szCs w:val="26"/>
-          <w:u w:val="single"/>
-        </w:rPr>
-        <w:t>выбирать из спика – а, б, в, г и у каждого своя расценка</w:t>
-      </w:r>
-      <w:r>
-        <w:rPr>
-          <w:sz w:val="26"/>
-          <w:szCs w:val="26"/>
-        </w:rPr>
-        <w:t>)</w:t>
+          <w:sz w:val="26"/>
+          <w:szCs w:val="26"/>
+        </w:rPr>
+        <w:t>В соответствии со ст.10</w:t>
+      </w:r>
+      <w:r>
+        <w:rPr>
+          <w:sz w:val="26"/>
+          <w:szCs w:val="26"/>
+        </w:rPr>
+        <w:t>,11</w:t>
+      </w:r>
+      <w:r>
+        <w:rPr>
+          <w:sz w:val="26"/>
+          <w:szCs w:val="26"/>
+        </w:rPr>
+        <w:t xml:space="preserve"> Закона РФ от 19.02.1993 № 4520-1 «О государственных гарантиях и компенсациях для лиц, работающих и проживающих в районах Крайнего севера и приравненных к ним местностях», устанавливается единый для всех производственных и непроизводственных отраслей районный коэффициент к заработной плате</w:t>
+      </w:r>
+      <w:r>
+        <w:rPr>
+          <w:sz w:val="26"/>
+          <w:szCs w:val="26"/>
+        </w:rPr>
+        <w:t>;</w:t>
+      </w:r>
+      <w:r>
+        <w:rPr>
+          <w:sz w:val="26"/>
+          <w:szCs w:val="26"/>
+        </w:rPr>
+        <w:t xml:space="preserve"> лицам, работающим в районах Крайнего Севера и приравненных к ним местностях, выплачивается процентная надбавка к заработной плате за стаж работы в данных районах или местностях. </w:t>
+      </w:r>
+    </w:p>
+    <w:p>
+      <w:pPr>
+        <w:widowControl w:val="0"/>
+        <w:ind w:firstLine="709"/>
+        <w:contextualSpacing/>
+        <w:jc w:val="both"/>
+        <w:rPr>
+          <w:sz w:val="26"/>
+          <w:szCs w:val="26"/>
+        </w:rPr>
+      </w:pPr>
+      <w:r>
+        <w:rPr>
+          <w:sz w:val="26"/>
+          <w:szCs w:val="26"/>
+        </w:rPr>
+        <w:t>В г. Благовещенске Амурской области установлен единый районный коэффициент - 1,20 и надбавка за непрерывный трудовой стаж в районах Дальнего Востока - 1,30.</w:t>
+      </w:r>
+      <w:r>
+        <w:rPr>
+          <w:sz w:val="26"/>
+          <w:szCs w:val="26"/>
+        </w:rPr>
+        <w:t xml:space="preserve"> </w:t>
+      </w:r>
+      <w:r>
+        <w:rPr>
+          <w:sz w:val="26"/>
+          <w:szCs w:val="26"/>
+        </w:rPr>
+        <w:t xml:space="preserve">Таким образом, сумма вознаграждения адвоката за один день работы слагается из расчета выплаты вознаграждения за один рабочий день в размере </w:t>
+      </w:r>
+      <w:r>
+        <w:rPr>
+          <w:sz w:val="26"/>
+          <w:szCs w:val="26"/>
+        </w:rPr>
+        <w:t>{</w:t>
+      </w:r>
+      <w:r>
+        <w:t>вознаграждение</w:t>
+      </w:r>
+      <w:r>
+        <w:rPr>
+          <w:sz w:val="26"/>
+          <w:szCs w:val="26"/>
+        </w:rPr>
+        <w:t>}</w:t>
+      </w:r>
+      <w:r>
+        <w:rPr>
+          <w:sz w:val="26"/>
+          <w:szCs w:val="26"/>
+        </w:rPr>
+        <w:t xml:space="preserve"> рублей </w:t>
+      </w:r>
+      <w:bookmarkStart w:id="3" w:name="_Hlk216881151"/>
+      <w:r>
+        <w:rPr>
+          <w:sz w:val="26"/>
+          <w:szCs w:val="26"/>
+        </w:rPr>
+        <w:t>{</w:t>
+      </w:r>
+      <w:r>
+        <w:rPr>
+          <w:sz w:val="26"/>
+          <w:szCs w:val="26"/>
+        </w:rPr>
+        <w:t>+ 20% (районный коэффициент)</w:t>
+      </w:r>
+      <w:r>
+        <w:rPr>
+          <w:sz w:val="26"/>
+          <w:szCs w:val="26"/>
+        </w:rPr>
+        <w:t>}{</w:t>
+      </w:r>
+      <w:r>
+        <w:rPr>
+          <w:sz w:val="26"/>
+          <w:szCs w:val="26"/>
+        </w:rPr>
+        <w:t>+ 30% (непрерывный стаж работы)</w:t>
+      </w:r>
+      <w:r>
+        <w:rPr>
+          <w:sz w:val="26"/>
+          <w:szCs w:val="26"/>
+        </w:rPr>
+        <w:t>}</w:t>
+      </w:r>
+      <w:bookmarkEnd w:id="3"/>
+      <w:r>
+        <w:rPr>
+          <w:sz w:val="26"/>
+          <w:szCs w:val="26"/>
+        </w:rPr>
+        <w:t xml:space="preserve">= </w:t>
+      </w:r>
+      <w:bookmarkStart w:id="4" w:name="_Hlk216881616"/>
+      <w:r>
+        <w:rPr>
+          <w:sz w:val="26"/>
+          <w:szCs w:val="26"/>
+        </w:rPr>
+        <w:t>{вознаграждение с процентами}</w:t>
+      </w:r>
+      <w:bookmarkEnd w:id="4"/>
+      <w:r>
+        <w:rPr>
+          <w:sz w:val="26"/>
+          <w:szCs w:val="26"/>
+        </w:rPr>
+        <w:t xml:space="preserve"> рублей.</w:t>
+      </w:r>
+    </w:p>
+    <w:p>
+      <w:pPr>
+        <w:widowControl w:val="0"/>
+        <w:ind w:firstLine="709"/>
+        <w:contextualSpacing/>
+        <w:jc w:val="both"/>
+        <w:rPr>
+          <w:sz w:val="26"/>
+          <w:szCs w:val="26"/>
+        </w:rPr>
+      </w:pPr>
+      <w:bookmarkStart w:id="5" w:name="_Hlk216883429"/>
+      <w:r>
+        <w:rPr>
+          <w:sz w:val="26"/>
+          <w:szCs w:val="26"/>
+        </w:rPr>
+        <w:t>Адвокат {адвокат ио} назначен судом защитником осужденного {подсудимый рп ио} и участвовал в судебном заседании {заседания}.</w:t>
+      </w:r>
+    </w:p>
+    <w:p>
+      <w:pPr>
+        <w:widowControl w:val="0"/>
+        <w:ind w:firstLine="709"/>
+        <w:contextualSpacing/>
+        <w:jc w:val="both"/>
+        <w:rPr>
+          <w:sz w:val="26"/>
+          <w:szCs w:val="26"/>
+        </w:rPr>
+      </w:pPr>
+      <w:r>
+        <w:rPr>
+          <w:sz w:val="26"/>
+          <w:szCs w:val="26"/>
+        </w:rPr>
+        <w:t>{услуги адвоката}</w:t>
+      </w:r>
+    </w:p>
+    <w:p>
+      <w:pPr>
+        <w:widowControl w:val="0"/>
+        <w:ind w:firstLine="709"/>
+        <w:contextualSpacing/>
+        <w:jc w:val="both"/>
+        <w:rPr>
+          <w:sz w:val="26"/>
+          <w:szCs w:val="26"/>
+        </w:rPr>
+      </w:pPr>
+      <w:r>
+        <w:rPr>
+          <w:sz w:val="26"/>
+          <w:szCs w:val="26"/>
+        </w:rPr>
+        <w:t>Таким образом, адвокату за {количество услуг} дней участия в судебном разбирательстве подлежит выплате вознаграждение в размере {вознаграждение за услуги} {вознаграждение за услуги рублей копеек}.</w:t>
+      </w:r>
+      <w:r>
+        <w:rPr>
+          <w:sz w:val="26"/>
+          <w:szCs w:val="26"/>
+        </w:rPr>
+        <w:t xml:space="preserve"> </w:t>
+      </w:r>
+    </w:p>
+    <w:p>
+      <w:pPr>
+        <w:widowControl w:val="0"/>
+        <w:ind w:firstLine="709"/>
+        <w:contextualSpacing/>
+        <w:jc w:val="both"/>
+        <w:rPr>
+          <w:sz w:val="26"/>
+          <w:szCs w:val="26"/>
+        </w:rPr>
+      </w:pPr>
+      <w:r>
+        <w:rPr>
+          <w:sz w:val="26"/>
+          <w:szCs w:val="26"/>
+        </w:rPr>
+        <w:t>{</w:t>
+      </w:r>
+      <w:r>
+        <w:rPr>
+          <w:sz w:val="26"/>
+          <w:szCs w:val="26"/>
+        </w:rPr>
+        <w:t>дополнительные постановления</w:t>
+      </w:r>
+      <w:r>
+        <w:rPr>
+          <w:sz w:val="26"/>
+          <w:szCs w:val="26"/>
+        </w:rPr>
+        <w:t>}</w:t>
+      </w:r>
+      <w:bookmarkEnd w:id="5"/>
+    </w:p>
+    <w:p>
+      <w:pPr>
+        <w:widowControl w:val="0"/>
+        <w:ind w:firstLine="709"/>
+        <w:contextualSpacing/>
+        <w:jc w:val="both"/>
+        <w:rPr>
+          <w:sz w:val="26"/>
+          <w:szCs w:val="26"/>
+        </w:rPr>
+      </w:pPr>
+      <w:bookmarkStart w:id="6" w:name="_Hlk216946034"/>
+      <w:r>
+        <w:rPr>
+          <w:sz w:val="26"/>
+          <w:szCs w:val="26"/>
+        </w:rPr>
+        <w:t>{</w:t>
+      </w:r>
+      <w:r>
+        <w:rPr>
+          <w:sz w:val="26"/>
+          <w:szCs w:val="26"/>
+        </w:rPr>
+        <w:t>взыскание или освобождение</w:t>
+      </w:r>
+      <w:r>
+        <w:rPr>
+          <w:sz w:val="26"/>
+          <w:szCs w:val="26"/>
+        </w:rPr>
+        <w:t>}</w:t>
+      </w:r>
+      <w:bookmarkEnd w:id="6"/>
+    </w:p>
+    <w:p>
+      <w:pPr>
+        <w:widowControl w:val="0"/>
+        <w:ind w:firstLine="709"/>
+        <w:contextualSpacing/>
+        <w:jc w:val="both"/>
+        <w:rPr>
+          <w:sz w:val="26"/>
+          <w:szCs w:val="26"/>
+        </w:rPr>
+      </w:pPr>
+      <w:r>
+        <w:rPr>
+          <w:sz w:val="26"/>
+          <w:szCs w:val="26"/>
+        </w:rPr>
+        <w:t xml:space="preserve">Руководствуясь с ч.5 ст.50, ст.132 </w:t>
+      </w:r>
+      <w:r>
+        <w:rPr>
+          <w:sz w:val="26"/>
+          <w:szCs w:val="26"/>
+        </w:rPr>
+        <w:t xml:space="preserve">УПК РФ,  </w:t>
+      </w:r>
+      <w:r>
+        <w:rPr>
+          <w:sz w:val="26"/>
+          <w:szCs w:val="26"/>
+        </w:rPr>
+        <w:t>суд</w:t>
+      </w:r>
+    </w:p>
+    <w:p>
+      <w:pPr>
+        <w:widowControl w:val="0"/>
+        <w:shd w:val="clear" w:color="auto" w:fill="FFFFFF"/>
+        <w:contextualSpacing/>
+        <w:jc w:val="center"/>
+        <w:rPr>
+          <w:sz w:val="26"/>
+          <w:szCs w:val="26"/>
+        </w:rPr>
+      </w:pPr>
+    </w:p>
+    <w:p>
+      <w:pPr>
+        <w:widowControl w:val="0"/>
+        <w:shd w:val="clear" w:color="auto" w:fill="FFFFFF"/>
+        <w:contextualSpacing/>
+        <w:jc w:val="center"/>
+        <w:rPr>
+          <w:sz w:val="26"/>
+          <w:szCs w:val="26"/>
+        </w:rPr>
+      </w:pPr>
+      <w:r>
+        <w:rPr>
+          <w:sz w:val="26"/>
+          <w:szCs w:val="26"/>
+        </w:rPr>
+        <w:t>П О С Т А Н О В И Л:</w:t>
+      </w:r>
+    </w:p>
+    <w:p>
+      <w:pPr>
+        <w:widowControl w:val="0"/>
+        <w:shd w:val="clear" w:color="auto" w:fill="FFFFFF"/>
+        <w:contextualSpacing/>
+        <w:jc w:val="center"/>
+        <w:rPr>
+          <w:sz w:val="26"/>
+          <w:szCs w:val="26"/>
+        </w:rPr>
+      </w:pPr>
+    </w:p>
+    <w:p>
+      <w:pPr>
+        <w:widowControl w:val="0"/>
+        <w:ind w:firstLine="708"/>
+        <w:contextualSpacing/>
+        <w:jc w:val="both"/>
+        <w:rPr>
+          <w:w w:val="102"/>
+          <w:sz w:val="26"/>
+          <w:szCs w:val="26"/>
+        </w:rPr>
+      </w:pPr>
+      <w:r>
+        <w:rPr>
+          <w:sz w:val="26"/>
+          <w:szCs w:val="26"/>
+        </w:rPr>
+        <w:t xml:space="preserve">Выплатить за счёт средств федерального бюджета вознаграждение адвокату </w:t>
+      </w:r>
+      <w:r>
+        <w:rPr>
+          <w:sz w:val="26"/>
+          <w:szCs w:val="26"/>
+          <w:highlight w:val="yellow"/>
+        </w:rPr>
+        <w:t>{</w:t>
+      </w:r>
+      <w:r>
+        <w:t>наименование получателя тп</w:t>
+      </w:r>
+      <w:r>
+        <w:rPr>
+          <w:sz w:val="26"/>
+          <w:szCs w:val="26"/>
+          <w:highlight w:val="yellow"/>
+        </w:rPr>
+        <w:t>}</w:t>
+      </w:r>
+      <w:r>
+        <w:rPr>
+          <w:sz w:val="26"/>
+          <w:szCs w:val="26"/>
+          <w:highlight w:val="yellow"/>
+        </w:rPr>
+        <w:t xml:space="preserve"> </w:t>
+      </w:r>
+      <w:r>
+        <w:rPr>
+          <w:sz w:val="26"/>
+          <w:szCs w:val="26"/>
+          <w:highlight w:val="yellow"/>
+        </w:rPr>
+        <w:t>{</w:t>
+      </w:r>
+      <w:r>
+        <w:rPr>
+          <w:sz w:val="26"/>
+          <w:szCs w:val="26"/>
+          <w:highlight w:val="yellow"/>
+        </w:rPr>
+        <w:t>адвокат дп</w:t>
+      </w:r>
+      <w:r>
+        <w:rPr>
+          <w:sz w:val="26"/>
+          <w:szCs w:val="26"/>
+          <w:highlight w:val="yellow"/>
+        </w:rPr>
+        <w:t>}</w:t>
+      </w:r>
+      <w:r>
+        <w:rPr>
+          <w:sz w:val="26"/>
+          <w:szCs w:val="26"/>
+        </w:rPr>
+        <w:t xml:space="preserve"> </w:t>
+      </w:r>
+      <w:r>
+        <w:rPr>
+          <w:sz w:val="26"/>
+          <w:szCs w:val="26"/>
+        </w:rPr>
+        <w:t xml:space="preserve">за осуществление защиты </w:t>
+      </w:r>
+      <w:bookmarkStart w:id="7" w:name="_Hlk216948279"/>
+      <w:r>
+        <w:rPr>
+          <w:sz w:val="26"/>
+          <w:szCs w:val="26"/>
+          <w:highlight w:val="yellow"/>
+        </w:rPr>
+        <w:t>{</w:t>
+      </w:r>
+      <w:r>
+        <w:rPr>
+          <w:sz w:val="26"/>
+          <w:szCs w:val="26"/>
+          <w:highlight w:val="yellow"/>
+        </w:rPr>
+        <w:t>подсудимый тп ио</w:t>
+      </w:r>
+      <w:r>
+        <w:rPr>
+          <w:sz w:val="26"/>
+          <w:szCs w:val="26"/>
+          <w:highlight w:val="yellow"/>
+        </w:rPr>
+        <w:t>}</w:t>
+      </w:r>
+      <w:bookmarkEnd w:id="7"/>
+      <w:r>
+        <w:rPr>
+          <w:color w:val="000000"/>
+          <w:sz w:val="26"/>
+          <w:szCs w:val="26"/>
+        </w:rPr>
+        <w:t xml:space="preserve"> </w:t>
+      </w:r>
+      <w:r>
+        <w:rPr>
+          <w:sz w:val="26"/>
+          <w:szCs w:val="26"/>
+        </w:rPr>
+        <w:t xml:space="preserve">в сумме </w:t>
+      </w:r>
+      <w:r>
+        <w:rPr>
+          <w:sz w:val="26"/>
+          <w:szCs w:val="26"/>
+        </w:rPr>
+        <w:t>{вознаграждение за услуги} ({вознаграждение за услуги прописью}) {вознаграждение за услуги рублей копеек}</w:t>
       </w:r>
       <w:r>
         <w:rPr>
@@ -1473,7 +2030,7 @@
     <w:p>
       <w:pPr>
         <w:widowControl w:val="0"/>
-        <w:ind w:firstLine="709"/>
+        <w:ind w:firstLine="708"/>
         <w:contextualSpacing/>
         <w:jc w:val="both"/>
         <w:rPr>
@@ -1486,13 +2043,227 @@
           <w:sz w:val="26"/>
           <w:szCs w:val="26"/>
         </w:rPr>
+        <w:t>Указанную сумму перечислить на реквизиты коллегии:</w:t>
+      </w:r>
+      <w:r>
+        <w:rPr>
+          <w:sz w:val="26"/>
+          <w:szCs w:val="26"/>
+          <w:highlight w:val="yellow"/>
+        </w:rPr>
+        <w:t xml:space="preserve"> {</w:t>
+      </w:r>
+      <w:bookmarkStart w:id="8" w:name="_Hlk216880068"/>
+      <w:r>
+        <w:t>Наименование получателя</w:t>
+      </w:r>
+      <w:bookmarkEnd w:id="8"/>
+      <w:r>
+        <w:rPr>
+          <w:sz w:val="26"/>
+          <w:szCs w:val="26"/>
+          <w:highlight w:val="yellow"/>
+        </w:rPr>
+        <w:t>}</w:t>
+      </w:r>
+      <w:r>
+        <w:rPr>
+          <w:sz w:val="26"/>
+          <w:szCs w:val="26"/>
+          <w:highlight w:val="yellow"/>
+        </w:rPr>
+        <w:t xml:space="preserve">, ИНН </w:t>
+      </w:r>
+      <w:r>
+        <w:rPr>
+          <w:sz w:val="26"/>
+          <w:szCs w:val="26"/>
+          <w:highlight w:val="yellow"/>
+        </w:rPr>
+        <w:t>{</w:t>
+      </w:r>
+      <w:r>
+        <w:rPr>
+          <w:sz w:val="26"/>
+          <w:szCs w:val="26"/>
+          <w:highlight w:val="yellow"/>
+        </w:rPr>
+        <w:t>ИНН</w:t>
+      </w:r>
+      <w:r>
+        <w:rPr>
+          <w:sz w:val="26"/>
+          <w:szCs w:val="26"/>
+          <w:highlight w:val="yellow"/>
+        </w:rPr>
+        <w:t>}</w:t>
+      </w:r>
+      <w:r>
+        <w:rPr>
+          <w:sz w:val="26"/>
+          <w:szCs w:val="26"/>
+          <w:highlight w:val="yellow"/>
+        </w:rPr>
+        <w:t xml:space="preserve">, КПП </w:t>
+      </w:r>
+      <w:r>
+        <w:rPr>
+          <w:sz w:val="26"/>
+          <w:szCs w:val="26"/>
+          <w:highlight w:val="yellow"/>
+        </w:rPr>
+        <w:t>{</w:t>
+      </w:r>
+      <w:r>
+        <w:rPr>
+          <w:sz w:val="26"/>
+          <w:szCs w:val="26"/>
+          <w:highlight w:val="yellow"/>
+        </w:rPr>
+        <w:t>КПП</w:t>
+      </w:r>
+      <w:r>
+        <w:rPr>
+          <w:sz w:val="26"/>
+          <w:szCs w:val="26"/>
+          <w:highlight w:val="yellow"/>
+        </w:rPr>
+        <w:t>}</w:t>
+      </w:r>
+      <w:r>
+        <w:rPr>
+          <w:sz w:val="26"/>
+          <w:szCs w:val="26"/>
+          <w:highlight w:val="yellow"/>
+        </w:rPr>
+        <w:t>, р/счет</w:t>
+      </w:r>
+      <w:r>
+        <w:rPr>
+          <w:sz w:val="26"/>
+          <w:szCs w:val="26"/>
+          <w:highlight w:val="yellow"/>
+        </w:rPr>
+        <w:t xml:space="preserve"> {</w:t>
+      </w:r>
+      <w:r>
+        <w:rPr>
+          <w:sz w:val="26"/>
+          <w:szCs w:val="26"/>
+        </w:rPr>
+        <w:t>Рассчетный счет</w:t>
+      </w:r>
+      <w:r>
+        <w:rPr>
+          <w:sz w:val="26"/>
+          <w:szCs w:val="26"/>
+          <w:highlight w:val="yellow"/>
+        </w:rPr>
+        <w:t>}</w:t>
+      </w:r>
+      <w:r>
+        <w:rPr>
+          <w:sz w:val="26"/>
+          <w:szCs w:val="26"/>
+          <w:highlight w:val="yellow"/>
+        </w:rPr>
+        <w:t xml:space="preserve">, </w:t>
+      </w:r>
+      <w:r>
+        <w:rPr>
+          <w:sz w:val="26"/>
+          <w:szCs w:val="26"/>
+          <w:highlight w:val="yellow"/>
+        </w:rPr>
+        <w:t>{</w:t>
+      </w:r>
+      <w:r>
+        <w:t>Банк получателя</w:t>
+      </w:r>
+      <w:r>
+        <w:rPr>
+          <w:sz w:val="26"/>
+          <w:szCs w:val="26"/>
+          <w:highlight w:val="yellow"/>
+        </w:rPr>
+        <w:t>}</w:t>
+      </w:r>
+      <w:r>
+        <w:rPr>
+          <w:sz w:val="26"/>
+          <w:szCs w:val="26"/>
+          <w:highlight w:val="yellow"/>
+        </w:rPr>
+        <w:t>, БИК</w:t>
+      </w:r>
+      <w:r>
+        <w:rPr>
+          <w:sz w:val="26"/>
+          <w:szCs w:val="26"/>
+          <w:highlight w:val="yellow"/>
+        </w:rPr>
+        <w:t xml:space="preserve"> {</w:t>
+      </w:r>
+      <w:r>
+        <w:rPr>
+          <w:sz w:val="26"/>
+          <w:szCs w:val="26"/>
+          <w:highlight w:val="yellow"/>
+        </w:rPr>
+        <w:t>БИК</w:t>
+      </w:r>
+      <w:r>
+        <w:rPr>
+          <w:sz w:val="26"/>
+          <w:szCs w:val="26"/>
+          <w:highlight w:val="yellow"/>
+        </w:rPr>
+        <w:t>}</w:t>
+      </w:r>
+      <w:r>
+        <w:rPr>
+          <w:sz w:val="26"/>
+          <w:szCs w:val="26"/>
+          <w:highlight w:val="yellow"/>
+        </w:rPr>
+        <w:t xml:space="preserve">, кор. счёт </w:t>
+      </w:r>
+      <w:r>
+        <w:rPr>
+          <w:sz w:val="26"/>
+          <w:szCs w:val="26"/>
+          <w:highlight w:val="yellow"/>
+        </w:rPr>
+        <w:t>{</w:t>
+      </w:r>
+      <w:r>
+        <w:rPr>
+          <w:sz w:val="26"/>
+          <w:szCs w:val="26"/>
+        </w:rPr>
+        <w:t>Корр. счет банка получателя</w:t>
+      </w:r>
+      <w:r>
+        <w:rPr>
+          <w:sz w:val="26"/>
+          <w:szCs w:val="26"/>
+          <w:highlight w:val="yellow"/>
+        </w:rPr>
+        <w:t>}</w:t>
+      </w:r>
+      <w:r>
+        <w:rPr>
+          <w:sz w:val="26"/>
+          <w:szCs w:val="26"/>
+          <w:highlight w:val="yellow"/>
+        </w:rPr>
         <w:t>.</w:t>
       </w:r>
     </w:p>
     <w:p>
       <w:pPr>
         <w:widowControl w:val="0"/>
-        <w:ind w:firstLine="709"/>
+        <w:ind w:firstLine="708"/>
         <w:contextualSpacing/>
         <w:jc w:val="both"/>
         <w:rPr>
@@ -1500,68 +2271,34 @@
           <w:szCs w:val="26"/>
         </w:rPr>
       </w:pPr>
-      <w:r>
-        <w:rPr>
-          <w:sz w:val="26"/>
-          <w:szCs w:val="26"/>
-        </w:rPr>
-        <w:t xml:space="preserve">В районах Крайнего Севера и приравненных к ним местностях, а также в других местностях с тяжелыми климатическими условиями, в которых законодательством </w:t>
-      </w:r>
-      <w:r>
-        <w:rPr>
-          <w:sz w:val="26"/>
-          <w:szCs w:val="26"/>
-        </w:rPr>
-        <w:lastRenderedPageBreak/>
-        <w:t>Российской Федерации установлены процентные надбавки и (или) районные коэффициенты к заработной плате, вознаграждение адвоката осуществляется с учётом указанных надбавок и коэффициентов.</w:t>
-      </w:r>
-      <w:r>
-        <w:rPr>
-          <w:sz w:val="26"/>
-          <w:szCs w:val="26"/>
-        </w:rPr>
-        <w:t xml:space="preserve"> </w:t>
-      </w:r>
-      <w:r>
-        <w:rPr>
-          <w:sz w:val="26"/>
-          <w:szCs w:val="26"/>
-        </w:rPr>
-        <w:t>В соответствии со ст.10</w:t>
-      </w:r>
-      <w:r>
-        <w:rPr>
-          <w:sz w:val="26"/>
-          <w:szCs w:val="26"/>
-        </w:rPr>
-        <w:t>,11</w:t>
-      </w:r>
-      <w:r>
-        <w:rPr>
-          <w:sz w:val="26"/>
-          <w:szCs w:val="26"/>
-        </w:rPr>
-        <w:t xml:space="preserve"> Закона РФ от 19.02.1993 № 4520-1 «О государственных гарантиях и компенсациях для лиц, работающих и проживающих в районах Крайнего севера и приравненных к ним местностях», устанавливается единый для всех производственных и непроизводственных отраслей районный коэффициент к заработной плате</w:t>
-      </w:r>
-      <w:r>
-        <w:rPr>
-          <w:sz w:val="26"/>
-          <w:szCs w:val="26"/>
-        </w:rPr>
-        <w:t>;</w:t>
-      </w:r>
-      <w:r>
-        <w:rPr>
-          <w:sz w:val="26"/>
-          <w:szCs w:val="26"/>
-        </w:rPr>
-        <w:t xml:space="preserve"> лицам, работающим в районах Крайнего Севера и приравненных к ним местностях, выплачивается процентная надбавка к заработной плате за стаж работы в данных районах или местностях. </w:t>
-      </w:r>
-    </w:p>
-    <w:p>
-      <w:pPr>
-        <w:widowControl w:val="0"/>
-        <w:ind w:firstLine="709"/>
+      <w:bookmarkStart w:id="9" w:name="_Hlk216948200"/>
+      <w:r>
+        <w:rPr>
+          <w:sz w:val="26"/>
+          <w:szCs w:val="26"/>
+        </w:rPr>
+        <w:t>{</w:t>
+      </w:r>
+      <w:r>
+        <w:rPr>
+          <w:sz w:val="26"/>
+          <w:szCs w:val="26"/>
+        </w:rPr>
+        <w:t>взыскать или освободить</w:t>
+      </w:r>
+      <w:r>
+        <w:rPr>
+          <w:sz w:val="26"/>
+          <w:szCs w:val="26"/>
+        </w:rPr>
+        <w:t>}</w:t>
+      </w:r>
+      <w:bookmarkEnd w:id="9"/>
+    </w:p>
+    <w:p>
+      <w:pPr>
+        <w:widowControl w:val="0"/>
+        <w:ind w:firstLine="708"/>
         <w:contextualSpacing/>
         <w:jc w:val="both"/>
         <w:rPr>
@@ -1574,22 +2311,21 @@
           <w:sz w:val="26"/>
           <w:szCs w:val="26"/>
         </w:rPr>
-        <w:t>В г. Благовещенске Амурской области установлен единый районный коэффициент - 1,20 и надбавка за непрерывный трудовой стаж в районах Дальнего Востока - 1,30.</w:t>
-      </w:r>
-      <w:r>
-        <w:rPr>
-          <w:sz w:val="26"/>
-          <w:szCs w:val="26"/>
-        </w:rPr>
-        <w:t xml:space="preserve"> </w:t>
-      </w:r>
-      <w:r>
-        <w:rPr>
-          <w:sz w:val="26"/>
-          <w:szCs w:val="26"/>
-        </w:rPr>
-        <w:t xml:space="preserve">Таким образом, сумма вознаграждения адвоката за один день работы слагается из расчета выплаты вознаграждения за один рабочий день в размере </w:t>
-      </w:r>
+        <w:t xml:space="preserve">Настоящее постановление направить для исполнения в Управление Судебного департамента в Амурской области. </w:t>
+      </w:r>
+    </w:p>
+    <w:p>
+      <w:pPr>
+        <w:widowControl w:val="0"/>
+        <w:ind w:firstLine="708"/>
+        <w:contextualSpacing/>
+        <w:jc w:val="both"/>
+        <w:rPr>
+          <w:sz w:val="26"/>
+          <w:szCs w:val="26"/>
+        </w:rPr>
+      </w:pPr>
+      <w:bookmarkStart w:id="10" w:name="_Hlk216948785"/>
       <w:r>
         <w:rPr>
           <w:sz w:val="26"/>
@@ -1598,7 +2334,11 @@
         <w:t>{</w:t>
       </w:r>
       <w:r>
-        <w:t>вознаграждение</w:t>
+        <w:rPr>
+          <w:sz w:val="26"/>
+          <w:szCs w:val="26"/>
+        </w:rPr>
+        <w:t>под стражей</w:t>
       </w:r>
       <w:r>
         <w:rPr>
@@ -1607,1067 +2347,8 @@
         </w:rPr>
         <w:t>}</w:t>
       </w:r>
-      <w:r>
-        <w:rPr>
-          <w:sz w:val="26"/>
-          <w:szCs w:val="26"/>
-        </w:rPr>
-        <w:t xml:space="preserve"> рублей </w:t>
-      </w:r>
-      <w:bookmarkStart w:id="3" w:name="_Hlk216881151"/>
-      <w:r>
-        <w:rPr>
-          <w:sz w:val="26"/>
-          <w:szCs w:val="26"/>
-        </w:rPr>
-        <w:t>{</w:t>
-      </w:r>
-      <w:r>
-        <w:rPr>
-          <w:sz w:val="26"/>
-          <w:szCs w:val="26"/>
-        </w:rPr>
-        <w:t>+ 20% (районный коэффициент)</w:t>
-      </w:r>
-      <w:r>
-        <w:rPr>
-          <w:sz w:val="26"/>
-          <w:szCs w:val="26"/>
-        </w:rPr>
-        <w:t>}{</w:t>
-      </w:r>
-      <w:r>
-        <w:rPr>
-          <w:sz w:val="26"/>
-          <w:szCs w:val="26"/>
-        </w:rPr>
-        <w:t>+ 30% (непрерывный стаж работы)</w:t>
-      </w:r>
-      <w:r>
-        <w:rPr>
-          <w:sz w:val="26"/>
-          <w:szCs w:val="26"/>
-        </w:rPr>
-        <w:t>}</w:t>
-      </w:r>
-      <w:bookmarkEnd w:id="3"/>
-      <w:r>
-        <w:rPr>
-          <w:sz w:val="26"/>
-          <w:szCs w:val="26"/>
-        </w:rPr>
-        <w:t xml:space="preserve">= </w:t>
-      </w:r>
-      <w:bookmarkStart w:id="4" w:name="_Hlk216881616"/>
-      <w:r>
-        <w:rPr>
-          <w:sz w:val="26"/>
-          <w:szCs w:val="26"/>
-        </w:rPr>
-        <w:t>{</w:t>
-      </w:r>
-      <w:r>
-        <w:rPr>
-          <w:sz w:val="26"/>
-          <w:szCs w:val="26"/>
-        </w:rPr>
-        <w:t>вознаграждение с процентами</w:t>
-      </w:r>
-      <w:r>
-        <w:rPr>
-          <w:sz w:val="26"/>
-          <w:szCs w:val="26"/>
-        </w:rPr>
-        <w:t>}</w:t>
-      </w:r>
-      <w:bookmarkEnd w:id="4"/>
-      <w:r>
-        <w:rPr>
-          <w:sz w:val="26"/>
-          <w:szCs w:val="26"/>
-        </w:rPr>
-        <w:t xml:space="preserve"> рублей.</w:t>
-      </w:r>
-    </w:p>
-    <w:p>
-      <w:pPr>
-        <w:widowControl w:val="0"/>
-        <w:ind w:firstLine="709"/>
-        <w:contextualSpacing/>
-        <w:jc w:val="both"/>
-        <w:rPr>
-          <w:sz w:val="26"/>
-          <w:szCs w:val="26"/>
-        </w:rPr>
-      </w:pPr>
-      <w:r>
-        <w:rPr>
-          <w:sz w:val="26"/>
-          <w:szCs w:val="26"/>
-        </w:rPr>
-        <w:t xml:space="preserve">Адвокат </w:t>
-      </w:r>
-      <w:bookmarkStart w:id="5" w:name="_Hlk216884119"/>
-      <w:r>
-        <w:rPr>
-          <w:sz w:val="26"/>
-          <w:szCs w:val="26"/>
-          <w:highlight w:val="yellow"/>
-        </w:rPr>
-        <w:t>{</w:t>
-      </w:r>
-      <w:r>
-        <w:rPr>
-          <w:sz w:val="26"/>
-          <w:szCs w:val="26"/>
-          <w:highlight w:val="yellow"/>
-        </w:rPr>
-        <w:t>адвокат ио</w:t>
-      </w:r>
-      <w:r>
-        <w:rPr>
-          <w:sz w:val="26"/>
-          <w:szCs w:val="26"/>
-          <w:highlight w:val="yellow"/>
-        </w:rPr>
-        <w:t>}</w:t>
-      </w:r>
-      <w:bookmarkEnd w:id="5"/>
-      <w:r>
-        <w:rPr>
-          <w:sz w:val="26"/>
-          <w:szCs w:val="26"/>
-        </w:rPr>
-        <w:t xml:space="preserve"> назначен судом защитником осужденного </w:t>
-      </w:r>
-      <w:bookmarkStart w:id="6" w:name="_Hlk216884095"/>
-      <w:r>
-        <w:rPr>
-          <w:sz w:val="26"/>
-          <w:szCs w:val="26"/>
-          <w:highlight w:val="yellow"/>
-        </w:rPr>
-        <w:t>{</w:t>
-      </w:r>
-      <w:r>
-        <w:rPr>
-          <w:sz w:val="26"/>
-          <w:szCs w:val="26"/>
-          <w:highlight w:val="yellow"/>
-        </w:rPr>
-        <w:t>подсудимый рп ио</w:t>
-      </w:r>
-      <w:r>
-        <w:rPr>
-          <w:sz w:val="26"/>
-          <w:szCs w:val="26"/>
-          <w:highlight w:val="yellow"/>
-        </w:rPr>
-        <w:t>}</w:t>
-      </w:r>
-      <w:bookmarkEnd w:id="6"/>
-      <w:r>
-        <w:rPr>
-          <w:color w:val="000000"/>
-          <w:sz w:val="26"/>
-          <w:szCs w:val="26"/>
-        </w:rPr>
-        <w:t xml:space="preserve"> </w:t>
-      </w:r>
-      <w:r>
-        <w:rPr>
-          <w:sz w:val="26"/>
-          <w:szCs w:val="26"/>
-        </w:rPr>
-        <w:t>и участвовал в судебном заседании</w:t>
-      </w:r>
-      <w:r>
-        <w:rPr>
-          <w:sz w:val="26"/>
-          <w:szCs w:val="26"/>
-        </w:rPr>
-        <w:t xml:space="preserve"> {</w:t>
-      </w:r>
-      <w:r>
-        <w:rPr>
-          <w:sz w:val="26"/>
-          <w:szCs w:val="26"/>
-        </w:rPr>
-        <w:t>заседания</w:t>
-      </w:r>
-      <w:r>
-        <w:rPr>
-          <w:sz w:val="26"/>
-          <w:szCs w:val="26"/>
-        </w:rPr>
-        <w:t>}</w:t>
-      </w:r>
-      <w:r>
-        <w:rPr>
-          <w:sz w:val="26"/>
-          <w:szCs w:val="26"/>
-        </w:rPr>
-        <w:t>.</w:t>
-      </w:r>
-      <w:bookmarkStart w:id="7" w:name="_Hlk216882374"/>
-      <w:r>
-        <w:rPr>
-          <w:sz w:val="26"/>
-          <w:szCs w:val="26"/>
-        </w:rPr>
-        <w:t>{</w:t>
-      </w:r>
-      <w:r>
-        <w:rPr>
-          <w:sz w:val="26"/>
-          <w:szCs w:val="26"/>
-        </w:rPr>
-        <w:t>услуги адвоката</w:t>
-      </w:r>
-      <w:r>
-        <w:rPr>
-          <w:sz w:val="26"/>
-          <w:szCs w:val="26"/>
-        </w:rPr>
-        <w:t>}</w:t>
-      </w:r>
-      <w:bookmarkEnd w:id="7"/>
-      <w:r>
-        <w:rPr>
-          <w:sz w:val="26"/>
-          <w:szCs w:val="26"/>
-        </w:rPr>
-        <w:t xml:space="preserve">. Таким образом, адвокату за </w:t>
-      </w:r>
-      <w:bookmarkStart w:id="8" w:name="_Hlk216883062"/>
-      <w:r>
-        <w:rPr>
-          <w:sz w:val="26"/>
-          <w:szCs w:val="26"/>
-        </w:rPr>
-        <w:t>{</w:t>
-      </w:r>
-      <w:r>
-        <w:rPr>
-          <w:sz w:val="26"/>
-          <w:szCs w:val="26"/>
-        </w:rPr>
-        <w:t>количество услуг</w:t>
-      </w:r>
-      <w:r>
-        <w:rPr>
-          <w:sz w:val="26"/>
-          <w:szCs w:val="26"/>
-        </w:rPr>
-        <w:t>}</w:t>
-      </w:r>
-      <w:bookmarkEnd w:id="8"/>
-      <w:r>
-        <w:rPr>
-          <w:sz w:val="26"/>
-          <w:szCs w:val="26"/>
-        </w:rPr>
-        <w:t xml:space="preserve"> дней</w:t>
-      </w:r>
-      <w:r>
-        <w:rPr>
-          <w:sz w:val="26"/>
-          <w:szCs w:val="26"/>
-        </w:rPr>
-        <w:t xml:space="preserve"> участия в судебном разбирательстве подлежит выплате вознаграждение в размере </w:t>
-      </w:r>
-      <w:bookmarkStart w:id="9" w:name="_Hlk216883145"/>
-      <w:r>
-        <w:rPr>
-          <w:sz w:val="26"/>
-          <w:szCs w:val="26"/>
-        </w:rPr>
-        <w:t>{</w:t>
-      </w:r>
-      <w:r>
-        <w:rPr>
-          <w:sz w:val="26"/>
-          <w:szCs w:val="26"/>
-        </w:rPr>
-        <w:t xml:space="preserve">вознаграждение за </w:t>
-      </w:r>
-      <w:r>
-        <w:rPr>
-          <w:sz w:val="26"/>
-          <w:szCs w:val="26"/>
-        </w:rPr>
-        <w:t>услуг</w:t>
-      </w:r>
-      <w:r>
-        <w:rPr>
-          <w:sz w:val="26"/>
-          <w:szCs w:val="26"/>
-        </w:rPr>
-        <w:t>и</w:t>
-      </w:r>
-      <w:r>
-        <w:rPr>
-          <w:sz w:val="26"/>
-          <w:szCs w:val="26"/>
-        </w:rPr>
-        <w:t>}</w:t>
-      </w:r>
-      <w:r>
-        <w:rPr>
-          <w:sz w:val="26"/>
-          <w:szCs w:val="26"/>
-        </w:rPr>
-        <w:t xml:space="preserve"> </w:t>
-      </w:r>
-      <w:bookmarkEnd w:id="9"/>
-      <w:r>
-        <w:rPr>
-          <w:sz w:val="26"/>
-          <w:szCs w:val="26"/>
-        </w:rPr>
-        <w:t>рублей.</w:t>
-      </w:r>
-    </w:p>
-    <w:p>
-      <w:pPr>
-        <w:widowControl w:val="0"/>
-        <w:ind w:firstLine="709"/>
-        <w:contextualSpacing/>
-        <w:jc w:val="both"/>
-        <w:rPr>
-          <w:sz w:val="26"/>
-          <w:szCs w:val="26"/>
-        </w:rPr>
-      </w:pPr>
-      <w:bookmarkStart w:id="10" w:name="_Hlk216883429"/>
-      <w:r>
-        <w:rPr>
-          <w:sz w:val="26"/>
-          <w:szCs w:val="26"/>
-        </w:rPr>
-        <w:t>{</w:t>
-      </w:r>
-      <w:r>
-        <w:rPr>
-          <w:sz w:val="26"/>
-          <w:szCs w:val="26"/>
-        </w:rPr>
-        <w:t>дополнительные постановления</w:t>
-      </w:r>
-      <w:r>
-        <w:rPr>
-          <w:sz w:val="26"/>
-          <w:szCs w:val="26"/>
-        </w:rPr>
-        <w:t>}</w:t>
-      </w:r>
-      <w:bookmarkEnd w:id="10"/>
-      <w:r>
-        <w:rPr>
-          <w:sz w:val="26"/>
-          <w:szCs w:val="26"/>
-        </w:rPr>
-        <w:t>.</w:t>
-      </w:r>
-    </w:p>
-    <w:p>
-      <w:pPr>
-        <w:widowControl w:val="0"/>
-        <w:ind w:firstLine="709"/>
-        <w:contextualSpacing/>
-        <w:jc w:val="both"/>
-        <w:rPr>
-          <w:sz w:val="26"/>
-          <w:szCs w:val="26"/>
-        </w:rPr>
-      </w:pPr>
-      <w:bookmarkStart w:id="11" w:name="_Hlk216946034"/>
-      <w:r>
-        <w:rPr>
-          <w:sz w:val="26"/>
-          <w:szCs w:val="26"/>
-        </w:rPr>
-        <w:t>{</w:t>
-      </w:r>
-      <w:r>
-        <w:rPr>
-          <w:sz w:val="26"/>
-          <w:szCs w:val="26"/>
-        </w:rPr>
-        <w:t>взыскание или освобождение</w:t>
-      </w:r>
-      <w:r>
-        <w:rPr>
-          <w:sz w:val="26"/>
-          <w:szCs w:val="26"/>
-        </w:rPr>
-        <w:t>}</w:t>
-      </w:r>
-      <w:bookmarkEnd w:id="11"/>
-      <w:r>
-        <w:rPr>
-          <w:sz w:val="26"/>
-          <w:szCs w:val="26"/>
-        </w:rPr>
-        <w:t>.</w:t>
-      </w:r>
-    </w:p>
-    <w:p>
-      <w:pPr>
-        <w:widowControl w:val="0"/>
-        <w:ind w:firstLine="709"/>
-        <w:contextualSpacing/>
-        <w:jc w:val="both"/>
-        <w:rPr>
-          <w:sz w:val="26"/>
-          <w:szCs w:val="26"/>
-        </w:rPr>
-      </w:pPr>
-      <w:r>
-        <w:rPr>
-          <w:sz w:val="26"/>
-          <w:szCs w:val="26"/>
-        </w:rPr>
-        <w:t xml:space="preserve">Руководствуясь с ч.5 ст.50, ст.132 </w:t>
-      </w:r>
-      <w:r>
-        <w:rPr>
-          <w:sz w:val="26"/>
-          <w:szCs w:val="26"/>
-        </w:rPr>
-        <w:t xml:space="preserve">УПК РФ,  </w:t>
-      </w:r>
-      <w:r>
-        <w:rPr>
-          <w:sz w:val="26"/>
-          <w:szCs w:val="26"/>
-        </w:rPr>
-        <w:t>суд</w:t>
-      </w:r>
-    </w:p>
-    <w:p>
-      <w:pPr>
-        <w:widowControl w:val="0"/>
-        <w:shd w:val="clear" w:color="auto" w:fill="FFFFFF"/>
-        <w:contextualSpacing/>
-        <w:jc w:val="center"/>
-        <w:rPr>
-          <w:sz w:val="26"/>
-          <w:szCs w:val="26"/>
-        </w:rPr>
-      </w:pPr>
-    </w:p>
-    <w:p>
-      <w:pPr>
-        <w:widowControl w:val="0"/>
-        <w:shd w:val="clear" w:color="auto" w:fill="FFFFFF"/>
-        <w:contextualSpacing/>
-        <w:jc w:val="center"/>
-        <w:rPr>
-          <w:sz w:val="26"/>
-          <w:szCs w:val="26"/>
-        </w:rPr>
-      </w:pPr>
-      <w:r>
-        <w:rPr>
-          <w:sz w:val="26"/>
-          <w:szCs w:val="26"/>
-        </w:rPr>
-        <w:t>П О С Т А Н О В И Л:</w:t>
-      </w:r>
-    </w:p>
-    <w:p>
-      <w:pPr>
-        <w:widowControl w:val="0"/>
-        <w:shd w:val="clear" w:color="auto" w:fill="FFFFFF"/>
-        <w:contextualSpacing/>
-        <w:jc w:val="center"/>
-        <w:rPr>
-          <w:sz w:val="26"/>
-          <w:szCs w:val="26"/>
-        </w:rPr>
-      </w:pPr>
-    </w:p>
-    <w:p>
-      <w:pPr>
-        <w:widowControl w:val="0"/>
-        <w:ind w:firstLine="708"/>
-        <w:contextualSpacing/>
-        <w:jc w:val="both"/>
-        <w:rPr>
-          <w:w w:val="102"/>
-          <w:sz w:val="26"/>
-          <w:szCs w:val="26"/>
-        </w:rPr>
-      </w:pPr>
-      <w:r>
-        <w:rPr>
-          <w:sz w:val="26"/>
-          <w:szCs w:val="26"/>
-        </w:rPr>
-        <w:t xml:space="preserve">Выплатить за счёт средств федерального бюджета вознаграждение адвокату </w:t>
-      </w:r>
-      <w:r>
-        <w:rPr>
-          <w:sz w:val="26"/>
-          <w:szCs w:val="26"/>
-          <w:highlight w:val="yellow"/>
-        </w:rPr>
-        <w:t>{</w:t>
-      </w:r>
-      <w:r>
-        <w:t>наименование получателя тп</w:t>
-      </w:r>
-      <w:r>
-        <w:rPr>
-          <w:sz w:val="26"/>
-          <w:szCs w:val="26"/>
-          <w:highlight w:val="yellow"/>
-        </w:rPr>
-        <w:t>}</w:t>
-      </w:r>
-      <w:r>
-        <w:rPr>
-          <w:sz w:val="26"/>
-          <w:szCs w:val="26"/>
-          <w:highlight w:val="yellow"/>
-        </w:rPr>
-        <w:t xml:space="preserve"> </w:t>
-      </w:r>
-      <w:r>
-        <w:rPr>
-          <w:sz w:val="26"/>
-          <w:szCs w:val="26"/>
-          <w:highlight w:val="yellow"/>
-        </w:rPr>
-        <w:t>{</w:t>
-      </w:r>
-      <w:r>
-        <w:rPr>
-          <w:sz w:val="26"/>
-          <w:szCs w:val="26"/>
-          <w:highlight w:val="yellow"/>
-        </w:rPr>
-        <w:t xml:space="preserve">адвокат </w:t>
-      </w:r>
-      <w:r>
-        <w:rPr>
-          <w:sz w:val="26"/>
-          <w:szCs w:val="26"/>
-          <w:highlight w:val="yellow"/>
-        </w:rPr>
-        <w:t>дп</w:t>
-      </w:r>
-      <w:r>
-        <w:rPr>
-          <w:sz w:val="26"/>
-          <w:szCs w:val="26"/>
-          <w:highlight w:val="yellow"/>
-        </w:rPr>
-        <w:t>}</w:t>
-      </w:r>
-      <w:r>
-        <w:rPr>
-          <w:sz w:val="26"/>
-          <w:szCs w:val="26"/>
-        </w:rPr>
-        <w:t xml:space="preserve"> </w:t>
-      </w:r>
-      <w:r>
-        <w:rPr>
-          <w:sz w:val="26"/>
-          <w:szCs w:val="26"/>
-        </w:rPr>
-        <w:t xml:space="preserve">за осуществление защиты </w:t>
-      </w:r>
-      <w:bookmarkStart w:id="12" w:name="_Hlk216948279"/>
-      <w:r>
-        <w:rPr>
-          <w:sz w:val="26"/>
-          <w:szCs w:val="26"/>
-          <w:highlight w:val="yellow"/>
-        </w:rPr>
-        <w:t>{</w:t>
-      </w:r>
-      <w:r>
-        <w:rPr>
-          <w:sz w:val="26"/>
-          <w:szCs w:val="26"/>
-          <w:highlight w:val="yellow"/>
-        </w:rPr>
-        <w:t xml:space="preserve">подсудимый </w:t>
-      </w:r>
-      <w:r>
-        <w:rPr>
-          <w:sz w:val="26"/>
-          <w:szCs w:val="26"/>
-          <w:highlight w:val="yellow"/>
-        </w:rPr>
-        <w:t>т</w:t>
-      </w:r>
-      <w:r>
-        <w:rPr>
-          <w:sz w:val="26"/>
-          <w:szCs w:val="26"/>
-          <w:highlight w:val="yellow"/>
-        </w:rPr>
-        <w:t>п ио</w:t>
-      </w:r>
-      <w:r>
-        <w:rPr>
-          <w:sz w:val="26"/>
-          <w:szCs w:val="26"/>
-          <w:highlight w:val="yellow"/>
-        </w:rPr>
-        <w:t>}</w:t>
-      </w:r>
-      <w:bookmarkEnd w:id="12"/>
-      <w:r>
-        <w:rPr>
-          <w:color w:val="000000"/>
-          <w:sz w:val="26"/>
-          <w:szCs w:val="26"/>
-        </w:rPr>
-        <w:t xml:space="preserve"> </w:t>
-      </w:r>
-      <w:r>
-        <w:rPr>
-          <w:sz w:val="26"/>
-          <w:szCs w:val="26"/>
-        </w:rPr>
-        <w:t xml:space="preserve">в сумме </w:t>
-      </w:r>
-      <w:r>
-        <w:rPr>
-          <w:sz w:val="26"/>
-          <w:szCs w:val="26"/>
-        </w:rPr>
-        <w:t>{</w:t>
-      </w:r>
-      <w:r>
-        <w:rPr>
-          <w:sz w:val="26"/>
-          <w:szCs w:val="26"/>
-        </w:rPr>
-        <w:t xml:space="preserve">вознаграждение за </w:t>
-      </w:r>
-      <w:r>
-        <w:rPr>
-          <w:sz w:val="26"/>
-          <w:szCs w:val="26"/>
-        </w:rPr>
-        <w:t>услуг</w:t>
-      </w:r>
-      <w:r>
-        <w:rPr>
-          <w:sz w:val="26"/>
-          <w:szCs w:val="26"/>
-        </w:rPr>
-        <w:t>и</w:t>
-      </w:r>
-      <w:r>
-        <w:rPr>
-          <w:sz w:val="26"/>
-          <w:szCs w:val="26"/>
-        </w:rPr>
-        <w:t>}</w:t>
-      </w:r>
-      <w:r>
-        <w:rPr>
-          <w:sz w:val="26"/>
-          <w:szCs w:val="26"/>
-        </w:rPr>
-        <w:t xml:space="preserve"> </w:t>
-      </w:r>
-      <w:bookmarkStart w:id="13" w:name="_Hlk216947284"/>
-      <w:r>
-        <w:rPr>
-          <w:sz w:val="26"/>
-          <w:szCs w:val="26"/>
-        </w:rPr>
-        <w:t>(</w:t>
-      </w:r>
-      <w:r>
-        <w:rPr>
-          <w:sz w:val="26"/>
-          <w:szCs w:val="26"/>
-        </w:rPr>
-        <w:t>{</w:t>
-      </w:r>
-      <w:r>
-        <w:rPr>
-          <w:sz w:val="26"/>
-          <w:szCs w:val="26"/>
-        </w:rPr>
-        <w:t xml:space="preserve">вознаграждение за </w:t>
-      </w:r>
-      <w:r>
-        <w:rPr>
-          <w:sz w:val="26"/>
-          <w:szCs w:val="26"/>
-        </w:rPr>
-        <w:t>услуг</w:t>
-      </w:r>
-      <w:r>
-        <w:rPr>
-          <w:sz w:val="26"/>
-          <w:szCs w:val="26"/>
-        </w:rPr>
-        <w:t>и</w:t>
-      </w:r>
-      <w:r>
-        <w:rPr>
-          <w:sz w:val="26"/>
-          <w:szCs w:val="26"/>
-        </w:rPr>
-        <w:t xml:space="preserve"> прописью</w:t>
-      </w:r>
-      <w:r>
-        <w:rPr>
-          <w:sz w:val="26"/>
-          <w:szCs w:val="26"/>
-        </w:rPr>
-        <w:t>}</w:t>
-      </w:r>
-      <w:bookmarkEnd w:id="13"/>
-      <w:r>
-        <w:rPr>
-          <w:sz w:val="26"/>
-          <w:szCs w:val="26"/>
-        </w:rPr>
-        <w:t>).</w:t>
-      </w:r>
-    </w:p>
-    <w:p>
-      <w:pPr>
-        <w:widowControl w:val="0"/>
-        <w:ind w:firstLine="708"/>
-        <w:contextualSpacing/>
-        <w:jc w:val="both"/>
-        <w:rPr>
-          <w:sz w:val="26"/>
-          <w:szCs w:val="26"/>
-          <w:lang w:val="en-US"/>
-        </w:rPr>
-      </w:pPr>
-      <w:r>
-        <w:rPr>
-          <w:sz w:val="26"/>
-          <w:szCs w:val="26"/>
-        </w:rPr>
-        <w:t>Указанную сумму перечислить на реквизиты коллегии:</w:t>
-      </w:r>
-      <w:r>
-        <w:rPr>
-          <w:sz w:val="26"/>
-          <w:szCs w:val="26"/>
-          <w:highlight w:val="yellow"/>
-        </w:rPr>
-        <w:t xml:space="preserve"> {</w:t>
-      </w:r>
-      <w:bookmarkStart w:id="14" w:name="_Hlk216880068"/>
-      <w:r>
-        <w:t>Наименование получателя</w:t>
-      </w:r>
-      <w:bookmarkEnd w:id="14"/>
-      <w:r>
-        <w:rPr>
-          <w:sz w:val="26"/>
-          <w:szCs w:val="26"/>
-          <w:highlight w:val="yellow"/>
-        </w:rPr>
-        <w:t>}</w:t>
-      </w:r>
-      <w:r>
-        <w:rPr>
-          <w:sz w:val="26"/>
-          <w:szCs w:val="26"/>
-          <w:highlight w:val="yellow"/>
-        </w:rPr>
-        <w:t xml:space="preserve">, ИНН </w:t>
-      </w:r>
-      <w:r>
-        <w:rPr>
-          <w:sz w:val="26"/>
-          <w:szCs w:val="26"/>
-          <w:highlight w:val="yellow"/>
-        </w:rPr>
-        <w:t>{</w:t>
-      </w:r>
-      <w:r>
-        <w:rPr>
-          <w:sz w:val="26"/>
-          <w:szCs w:val="26"/>
-          <w:highlight w:val="yellow"/>
-        </w:rPr>
-        <w:t>ИНН</w:t>
-      </w:r>
-      <w:r>
-        <w:rPr>
-          <w:sz w:val="26"/>
-          <w:szCs w:val="26"/>
-          <w:highlight w:val="yellow"/>
-        </w:rPr>
-        <w:t>}</w:t>
-      </w:r>
-      <w:r>
-        <w:rPr>
-          <w:sz w:val="26"/>
-          <w:szCs w:val="26"/>
-          <w:highlight w:val="yellow"/>
-        </w:rPr>
-        <w:t xml:space="preserve">, КПП </w:t>
-      </w:r>
-      <w:r>
-        <w:rPr>
-          <w:sz w:val="26"/>
-          <w:szCs w:val="26"/>
-          <w:highlight w:val="yellow"/>
-        </w:rPr>
-        <w:t>{</w:t>
-      </w:r>
-      <w:r>
-        <w:rPr>
-          <w:sz w:val="26"/>
-          <w:szCs w:val="26"/>
-          <w:highlight w:val="yellow"/>
-        </w:rPr>
-        <w:t>КПП</w:t>
-      </w:r>
-      <w:r>
-        <w:rPr>
-          <w:sz w:val="26"/>
-          <w:szCs w:val="26"/>
-          <w:highlight w:val="yellow"/>
-        </w:rPr>
-        <w:t>}</w:t>
-      </w:r>
-      <w:r>
-        <w:rPr>
-          <w:sz w:val="26"/>
-          <w:szCs w:val="26"/>
-          <w:highlight w:val="yellow"/>
-        </w:rPr>
-        <w:t>, р/счет</w:t>
-      </w:r>
-      <w:r>
-        <w:rPr>
-          <w:sz w:val="26"/>
-          <w:szCs w:val="26"/>
-          <w:highlight w:val="yellow"/>
-        </w:rPr>
-        <w:t xml:space="preserve"> {</w:t>
-      </w:r>
-      <w:r>
-        <w:rPr>
-          <w:sz w:val="26"/>
-          <w:szCs w:val="26"/>
-        </w:rPr>
-        <w:t>Рассчетный счет</w:t>
-      </w:r>
-      <w:r>
-        <w:rPr>
-          <w:sz w:val="26"/>
-          <w:szCs w:val="26"/>
-          <w:highlight w:val="yellow"/>
-        </w:rPr>
-        <w:t>}</w:t>
-      </w:r>
-      <w:r>
-        <w:rPr>
-          <w:sz w:val="26"/>
-          <w:szCs w:val="26"/>
-          <w:highlight w:val="yellow"/>
-        </w:rPr>
-        <w:t xml:space="preserve">, </w:t>
-      </w:r>
-      <w:r>
-        <w:rPr>
-          <w:sz w:val="26"/>
-          <w:szCs w:val="26"/>
-          <w:highlight w:val="yellow"/>
-        </w:rPr>
-        <w:t>{</w:t>
-      </w:r>
-      <w:r>
-        <w:t>Банк получателя</w:t>
-      </w:r>
-      <w:r>
-        <w:rPr>
-          <w:sz w:val="26"/>
-          <w:szCs w:val="26"/>
-          <w:highlight w:val="yellow"/>
-        </w:rPr>
-        <w:t>}</w:t>
-      </w:r>
-      <w:r>
-        <w:rPr>
-          <w:sz w:val="26"/>
-          <w:szCs w:val="26"/>
-          <w:highlight w:val="yellow"/>
-        </w:rPr>
-        <w:t>, БИК</w:t>
-      </w:r>
-      <w:r>
-        <w:rPr>
-          <w:sz w:val="26"/>
-          <w:szCs w:val="26"/>
-          <w:highlight w:val="yellow"/>
-        </w:rPr>
-        <w:t xml:space="preserve"> {</w:t>
-      </w:r>
-      <w:r>
-        <w:rPr>
-          <w:sz w:val="26"/>
-          <w:szCs w:val="26"/>
-          <w:highlight w:val="yellow"/>
-        </w:rPr>
-        <w:t>БИК</w:t>
-      </w:r>
-      <w:r>
-        <w:rPr>
-          <w:sz w:val="26"/>
-          <w:szCs w:val="26"/>
-          <w:highlight w:val="yellow"/>
-        </w:rPr>
-        <w:t>}</w:t>
-      </w:r>
-      <w:r>
-        <w:rPr>
-          <w:sz w:val="26"/>
-          <w:szCs w:val="26"/>
-          <w:highlight w:val="yellow"/>
-        </w:rPr>
-        <w:t xml:space="preserve">, кор. счёт </w:t>
-      </w:r>
-      <w:r>
-        <w:rPr>
-          <w:sz w:val="26"/>
-          <w:szCs w:val="26"/>
-          <w:highlight w:val="yellow"/>
-        </w:rPr>
-        <w:t>{</w:t>
-      </w:r>
-      <w:r>
-        <w:rPr>
-          <w:sz w:val="26"/>
-          <w:szCs w:val="26"/>
-        </w:rPr>
-        <w:t>Корр. счет банка получателя</w:t>
-      </w:r>
-      <w:r>
-        <w:rPr>
-          <w:sz w:val="26"/>
-          <w:szCs w:val="26"/>
-          <w:highlight w:val="yellow"/>
-        </w:rPr>
-        <w:t>}</w:t>
-      </w:r>
-      <w:r>
-        <w:rPr>
-          <w:sz w:val="26"/>
-          <w:szCs w:val="26"/>
-          <w:highlight w:val="yellow"/>
-        </w:rPr>
-        <w:t>.</w:t>
-      </w:r>
-    </w:p>
-    <w:p>
-      <w:pPr>
-        <w:widowControl w:val="0"/>
-        <w:ind w:firstLine="708"/>
-        <w:contextualSpacing/>
-        <w:jc w:val="both"/>
-        <w:rPr>
-          <w:sz w:val="26"/>
-          <w:szCs w:val="26"/>
-        </w:rPr>
-      </w:pPr>
-      <w:bookmarkStart w:id="15" w:name="_Hlk216948200"/>
-      <w:r>
-        <w:rPr>
-          <w:sz w:val="26"/>
-          <w:szCs w:val="26"/>
-        </w:rPr>
-        <w:t>{</w:t>
-      </w:r>
-      <w:r>
-        <w:rPr>
-          <w:sz w:val="26"/>
-          <w:szCs w:val="26"/>
-        </w:rPr>
-        <w:t>взыскать или освободить</w:t>
-      </w:r>
-      <w:r>
-        <w:rPr>
-          <w:sz w:val="26"/>
-          <w:szCs w:val="26"/>
-        </w:rPr>
-        <w:t>}</w:t>
-      </w:r>
-      <w:bookmarkEnd w:id="15"/>
-      <w:r>
-        <w:rPr>
-          <w:sz w:val="26"/>
-          <w:szCs w:val="26"/>
-        </w:rPr>
-        <w:t>.</w:t>
-      </w:r>
-    </w:p>
-    <w:p>
-      <w:pPr>
-        <w:widowControl w:val="0"/>
-        <w:ind w:firstLine="708"/>
-        <w:contextualSpacing/>
-        <w:jc w:val="both"/>
-        <w:rPr>
-          <w:sz w:val="26"/>
-          <w:szCs w:val="26"/>
-        </w:rPr>
-      </w:pPr>
-      <w:r>
-        <w:rPr>
-          <w:sz w:val="26"/>
-          <w:szCs w:val="26"/>
-        </w:rPr>
-        <w:t xml:space="preserve">Настоящее постановление направить для исполнения в Управление Судебного департамента в Амурской области. </w:t>
-      </w:r>
-    </w:p>
-    <w:p>
-      <w:pPr>
-        <w:widowControl w:val="0"/>
-        <w:ind w:firstLine="708"/>
-        <w:contextualSpacing/>
-        <w:jc w:val="both"/>
-        <w:rPr>
-          <w:sz w:val="26"/>
-          <w:szCs w:val="26"/>
-        </w:rPr>
-      </w:pPr>
-      <w:bookmarkStart w:id="16" w:name="_Hlk216948785"/>
-      <w:r>
-        <w:rPr>
-          <w:sz w:val="26"/>
-          <w:szCs w:val="26"/>
-        </w:rPr>
-        <w:t>{</w:t>
-      </w:r>
-      <w:r>
-        <w:rPr>
-          <w:sz w:val="26"/>
-          <w:szCs w:val="26"/>
-        </w:rPr>
-        <w:t>под стражей</w:t>
-      </w:r>
-      <w:r>
-        <w:rPr>
-          <w:sz w:val="26"/>
-          <w:szCs w:val="26"/>
-        </w:rPr>
-        <w:t>}</w:t>
-      </w:r>
-    </w:p>
-    <w:bookmarkEnd w:id="16"/>
+    </w:p>
+    <w:bookmarkEnd w:id="10"/>
     <w:p>
       <w:pPr>
         <w:pStyle w:val="a4"/>
@@ -2778,7 +2459,21 @@
                 <w:sz w:val="26"/>
                 <w:szCs w:val="26"/>
               </w:rPr>
-              <w:t>судьи ио</w:t>
+              <w:t>судь</w:t>
+            </w:r>
+            <w:r>
+              <w:rPr>
+                <w:sz w:val="26"/>
+                <w:szCs w:val="26"/>
+              </w:rPr>
+              <w:t>я</w:t>
+            </w:r>
+            <w:r>
+              <w:rPr>
+                <w:sz w:val="26"/>
+                <w:szCs w:val="26"/>
+              </w:rPr>
+              <w:t xml:space="preserve"> ио</w:t>
             </w:r>
             <w:r>
               <w:rPr>
@@ -3296,6 +2991,7 @@
   <w:style w:type="character" w:default="1" w:styleId="a0">
     <w:name w:val="Default Paragraph Font"/>
     <w:uiPriority w:val="1"/>
+    <w:semiHidden/>
     <w:unhideWhenUsed/>
   </w:style>
   <w:style w:type="table" w:default="1" w:styleId="a1">
@@ -3330,7 +3026,7 @@
       <w:u w:val="single"/>
     </w:rPr>
   </w:style>
-  <w:style w:type="paragraph" w:styleId="a4">
+  <w:style w:type="paragraph" w:customStyle="1" w:styleId="a4">
     <w:name w:val="Обычный (веб)"/>
     <w:basedOn w:val="a"/>
     <w:semiHidden/>

--- a/template_01.docx
+++ b/template_01.docx
@@ -793,16 +793,7 @@
           <w:sz w:val="26"/>
           <w:szCs w:val="26"/>
         </w:rPr>
-        <w:t>13 июля 1980 года в с.</w:t>
-      </w:r>
-      <w:r>
-        <w:rPr>
-          <w:rFonts w:ascii="TimesNewRomanPSMT" w:hAnsi="TimesNewRomanPSMT" w:hint="eastAsia"/>
-          <w:color w:val="000000"/>
-          <w:sz w:val="26"/>
-          <w:szCs w:val="26"/>
-        </w:rPr>
-        <w:t> </w:t>
+        <w:t>{</w:t>
       </w:r>
       <w:r>
         <w:rPr>
@@ -811,7 +802,61 @@
           <w:sz w:val="26"/>
           <w:szCs w:val="26"/>
         </w:rPr>
-        <w:t>Среднебелая Ивановского района Амурской области</w:t>
+        <w:t>дата рождения</w:t>
+      </w:r>
+      <w:r>
+        <w:rPr>
+          <w:rFonts w:ascii="TimesNewRomanPSMT" w:hAnsi="TimesNewRomanPSMT"/>
+          <w:color w:val="000000"/>
+          <w:sz w:val="26"/>
+          <w:szCs w:val="26"/>
+        </w:rPr>
+        <w:t xml:space="preserve">} </w:t>
+      </w:r>
+      <w:r>
+        <w:rPr>
+          <w:rFonts w:ascii="TimesNewRomanPSMT" w:hAnsi="TimesNewRomanPSMT"/>
+          <w:color w:val="000000"/>
+          <w:sz w:val="26"/>
+          <w:szCs w:val="26"/>
+        </w:rPr>
+        <w:t>в</w:t>
+      </w:r>
+      <w:r>
+        <w:rPr>
+          <w:rFonts w:ascii="TimesNewRomanPSMT" w:hAnsi="TimesNewRomanPSMT"/>
+          <w:color w:val="000000"/>
+          <w:sz w:val="26"/>
+          <w:szCs w:val="26"/>
+        </w:rPr>
+        <w:t xml:space="preserve"> </w:t>
+      </w:r>
+      <w:r>
+        <w:rPr>
+          <w:rFonts w:ascii="TimesNewRomanPSMT" w:hAnsi="TimesNewRomanPSMT"/>
+          <w:color w:val="000000"/>
+          <w:sz w:val="26"/>
+          <w:szCs w:val="26"/>
+        </w:rPr>
+        <w:t>{</w:t>
+      </w:r>
+      <w:r>
+        <w:rPr>
+          <w:rFonts w:ascii="TimesNewRomanPSMT" w:hAnsi="TimesNewRomanPSMT"/>
+          <w:color w:val="000000"/>
+          <w:sz w:val="26"/>
+          <w:szCs w:val="26"/>
+        </w:rPr>
+        <w:t>уроженец</w:t>
+      </w:r>
+      <w:r>
+        <w:rPr>
+          <w:rFonts w:ascii="TimesNewRomanPSMT" w:hAnsi="TimesNewRomanPSMT"/>
+          <w:color w:val="000000"/>
+          <w:sz w:val="26"/>
+          <w:szCs w:val="26"/>
+        </w:rPr>
+        <w:t>}</w:t>
       </w:r>
       <w:r>
         <w:rPr>
@@ -1507,7 +1552,7 @@
           <w:sz w:val="26"/>
           <w:szCs w:val="26"/>
         </w:rPr>
-        <w:t xml:space="preserve">В районах Крайнего Севера и приравненных к ним местностях, а также в других местностях с тяжелыми климатическими условиями, в которых законодательством Российской Федерации установлены процентные надбавки и (или) районные </w:t>
+        <w:t xml:space="preserve">В районах Крайнего Севера и приравненных к ним местностях, а также в других местностях с тяжелыми климатическими условиями, в которых законодательством Российской Федерации установлены процентные надбавки и (или) районные коэффициенты к заработной плате, вознаграждение адвоката осуществляется с учётом </w:t>
       </w:r>
       <w:r>
         <w:rPr>
@@ -1515,7 +1560,7 @@
           <w:szCs w:val="26"/>
         </w:rPr>
         <w:lastRenderedPageBreak/>
-        <w:t>коэффициенты к заработной плате, вознаграждение адвоката осуществляется с учётом указанных надбавок и коэффициентов.</w:t>
+        <w:t>указанных надбавок и коэффициентов.</w:t>
       </w:r>
       <w:r>
         <w:rPr>
@@ -1732,14 +1777,7 @@
           <w:sz w:val="26"/>
           <w:szCs w:val="26"/>
         </w:rPr>
-        <w:t>Таким образом, адвокату за {количество услуг} дней участия в судебном разбирательстве подлежит выплате вознаграждение в размере {вознаграждение за услуги} {вознаграждение за услуги рублей копеек}.</w:t>
-      </w:r>
-      <w:r>
-        <w:rPr>
-          <w:sz w:val="26"/>
-          <w:szCs w:val="26"/>
-        </w:rPr>
-        <w:t xml:space="preserve"> </w:t>
+        <w:t xml:space="preserve">Таким образом, адвокату за {количество услуг} дней участия в судебном разбирательстве подлежит выплате вознаграждение в размере {вознаграждение за услуги} {вознаграждение за услуги рублей копеек}. </w:t>
       </w:r>
     </w:p>
     <w:p>

--- a/template_01.docx
+++ b/template_01.docx
@@ -198,6 +198,23 @@
           <w:szCs w:val="26"/>
         </w:rPr>
       </w:pPr>
+      <w:r>
+        <w:rPr>
+          <w:sz w:val="26"/>
+          <w:szCs w:val="26"/>
+        </w:rPr>
+        <w:t>{сведения о подсудимом во вводной части}</w:t>
+      </w:r>
+    </w:p>
+    <w:p>
+      <w:pPr>
+        <w:widowControl w:val="0"/>
+        <w:contextualSpacing/>
+        <w:rPr>
+          <w:sz w:val="26"/>
+          <w:szCs w:val="26"/>
+        </w:rPr>
+      </w:pPr>
     </w:p>
     <w:p>
       <w:pPr>
@@ -778,15 +795,8 @@
           <w:sz w:val="26"/>
           <w:szCs w:val="26"/>
         </w:rPr>
-        <w:t xml:space="preserve">В г. Благовещенске Амурской области установлен единый районный </w:t>
-      </w:r>
-      <w:r>
-        <w:rPr>
-          <w:sz w:val="26"/>
-          <w:szCs w:val="26"/>
-        </w:rPr>
         <w:lastRenderedPageBreak/>
-        <w:t>коэффициент - 1,20 и надбавка за непрерывный трудовой стаж в районах Дальнего Востока - 1,30.</w:t>
+        <w:t>В г. Благовещенске Амурской области установлен единый районный коэффициент - 1,20 и надбавка за непрерывный трудовой стаж в районах Дальнего Востока - 1,30.</w:t>
       </w:r>
       <w:r>
         <w:rPr>
@@ -2000,7 +2010,6 @@
   <w:style w:type="character" w:default="1" w:styleId="a0">
     <w:name w:val="Default Paragraph Font"/>
     <w:uiPriority w:val="1"/>
-    <w:semiHidden/>
     <w:unhideWhenUsed/>
   </w:style>
   <w:style w:type="table" w:default="1" w:styleId="a1">

--- a/template_01.docx
+++ b/template_01.docx
@@ -519,21 +519,21 @@
           <w:sz w:val="26"/>
           <w:szCs w:val="26"/>
         </w:rPr>
-        <w:t>Стороны полагали необходимым заявление адвоката удовлетворить, процессуальные издержки взыскать с осуждённого</w:t>
-      </w:r>
-      <w:r>
-        <w:rPr>
-          <w:sz w:val="26"/>
-          <w:szCs w:val="26"/>
-        </w:rPr>
-        <w:t>, который возражал лишь в части взыскания оплаты труда адвоката Нестерова Е.В. в суде апелляционной инстанции, ссылаясь на то, что не просил об обжаловании того постановления</w:t>
-      </w:r>
-      <w:r>
-        <w:rPr>
-          <w:sz w:val="26"/>
-          <w:szCs w:val="26"/>
-        </w:rPr>
-        <w:t xml:space="preserve">. </w:t>
+        <w:t>{</w:t>
+      </w:r>
+      <w:r>
+        <w:rPr>
+          <w:sz w:val="26"/>
+          <w:szCs w:val="26"/>
+        </w:rPr>
+        <w:t>мнение сторон о взыскании</w:t>
+      </w:r>
+      <w:r>
+        <w:rPr>
+          <w:sz w:val="26"/>
+          <w:szCs w:val="26"/>
+        </w:rPr>
+        <w:t>}</w:t>
       </w:r>
     </w:p>
     <w:p>
@@ -646,7 +646,28 @@
           <w:sz w:val="26"/>
           <w:szCs w:val="26"/>
         </w:rPr>
-        <w:t>Рассмотрение настоящего дела отнесено ст.31 УПК РФ к подсудности районного суда, поэтому в соответствии с пп. «</w:t>
+        <w:t>Рассмотрение настоящего дела отнесено ст.31 УПК РФ к подсудности районного суда,</w:t>
+      </w:r>
+      <w:r>
+        <w:rPr>
+          <w:sz w:val="26"/>
+          <w:szCs w:val="26"/>
+        </w:rPr>
+        <w:t xml:space="preserve"> </w:t>
+      </w:r>
+      <w:r>
+        <w:rPr>
+          <w:sz w:val="26"/>
+          <w:szCs w:val="26"/>
+        </w:rPr>
+        <w:t>{основания размера оплаты}</w:t>
+      </w:r>
+      <w:r>
+        <w:rPr>
+          <w:sz w:val="26"/>
+          <w:szCs w:val="26"/>
+        </w:rPr>
+        <w:t xml:space="preserve"> поэтому в соответствии с пп. «</w:t>
       </w:r>
       <w:r>
         <w:rPr>
@@ -795,8 +816,15 @@
           <w:sz w:val="26"/>
           <w:szCs w:val="26"/>
         </w:rPr>
+        <w:t xml:space="preserve">В г. Благовещенске Амурской области установлен единый районный коэффициент - 1,20 и надбавка за непрерывный трудовой стаж в районах Дальнего </w:t>
+      </w:r>
+      <w:r>
+        <w:rPr>
+          <w:sz w:val="26"/>
+          <w:szCs w:val="26"/>
+        </w:rPr>
         <w:lastRenderedPageBreak/>
-        <w:t>В г. Благовещенске Амурской области установлен единый районный коэффициент - 1,20 и надбавка за непрерывный трудовой стаж в районах Дальнего Востока - 1,30.</w:t>
+        <w:t>Востока - 1,30.</w:t>
       </w:r>
       <w:r>
         <w:rPr>
@@ -916,6 +944,34 @@
         </w:rPr>
         <w:t>Адвокат {адвокат ио} назначен судом защитником осужденного {подсудимый рп ио} и участвовал в судебном заседании {заседания}.</w:t>
       </w:r>
+      <w:r>
+        <w:rPr>
+          <w:sz w:val="26"/>
+          <w:szCs w:val="26"/>
+        </w:rPr>
+        <w:t xml:space="preserve"> </w:t>
+      </w:r>
+      <w:r>
+        <w:rPr>
+          <w:sz w:val="26"/>
+          <w:szCs w:val="26"/>
+        </w:rPr>
+        <w:t>{услуги адвоката}</w:t>
+      </w:r>
+      <w:r>
+        <w:rPr>
+          <w:sz w:val="26"/>
+          <w:szCs w:val="26"/>
+        </w:rPr>
+        <w:t xml:space="preserve"> </w:t>
+      </w:r>
+      <w:r>
+        <w:rPr>
+          <w:sz w:val="26"/>
+          <w:szCs w:val="26"/>
+        </w:rPr>
+        <w:t xml:space="preserve">Таким образом, адвокату за {количество услуг} дней участия в судебном разбирательстве подлежит выплате вознаграждение в размере {вознаграждение за услуги} {вознаграждение за услуги рублей копеек}. </w:t>
+      </w:r>
     </w:p>
     <w:p>
       <w:pPr>
@@ -933,8 +989,9 @@
           <w:sz w:val="26"/>
           <w:szCs w:val="26"/>
         </w:rPr>
-        <w:t>{услуги адвоката}</w:t>
-      </w:r>
+        <w:t>{дополнительные постановления}</w:t>
+      </w:r>
+      <w:bookmarkEnd w:id="3"/>
     </w:p>
     <w:p>
       <w:pPr>
@@ -947,13 +1004,15 @@
           <w:szCs w:val="26"/>
         </w:rPr>
       </w:pPr>
-      <w:r>
-        <w:rPr>
-          <w:sz w:val="26"/>
-          <w:szCs w:val="26"/>
-        </w:rPr>
-        <w:t xml:space="preserve">Таким образом, адвокату за {количество услуг} дней участия в судебном разбирательстве подлежит выплате вознаграждение в размере {вознаграждение за услуги} {вознаграждение за услуги рублей копеек}. </w:t>
-      </w:r>
+      <w:bookmarkStart w:id="4" w:name="_Hlk216946034"/>
+      <w:r>
+        <w:rPr>
+          <w:sz w:val="26"/>
+          <w:szCs w:val="26"/>
+        </w:rPr>
+        <w:t>{взыскание или освобождение}</w:t>
+      </w:r>
+      <w:bookmarkEnd w:id="4"/>
     </w:p>
     <w:p>
       <w:pPr>
@@ -971,35 +1030,166 @@
           <w:sz w:val="26"/>
           <w:szCs w:val="26"/>
         </w:rPr>
-        <w:t>{дополнительные постановления}</w:t>
-      </w:r>
-      <w:bookmarkEnd w:id="3"/>
-    </w:p>
-    <w:p>
-      <w:pPr>
-        <w:widowControl w:val="0"/>
-        <w:ind w:firstLine="709"/>
+        <w:t xml:space="preserve">Руководствуясь с ч.5 ст.50, ст.132 </w:t>
+      </w:r>
+      <w:r>
+        <w:rPr>
+          <w:sz w:val="26"/>
+          <w:szCs w:val="26"/>
+        </w:rPr>
+        <w:t xml:space="preserve">УПК РФ,  </w:t>
+      </w:r>
+      <w:r>
+        <w:rPr>
+          <w:sz w:val="26"/>
+          <w:szCs w:val="26"/>
+        </w:rPr>
+        <w:t>суд</w:t>
+      </w:r>
+    </w:p>
+    <w:p>
+      <w:pPr>
+        <w:widowControl w:val="0"/>
+        <w:shd w:val="clear" w:color="auto" w:fill="FFFFFF"/>
+        <w:contextualSpacing/>
+        <w:jc w:val="center"/>
+        <w:rPr>
+          <w:sz w:val="26"/>
+          <w:szCs w:val="26"/>
+        </w:rPr>
+      </w:pPr>
+    </w:p>
+    <w:p>
+      <w:pPr>
+        <w:widowControl w:val="0"/>
+        <w:shd w:val="clear" w:color="auto" w:fill="FFFFFF"/>
+        <w:contextualSpacing/>
+        <w:jc w:val="center"/>
+        <w:rPr>
+          <w:sz w:val="26"/>
+          <w:szCs w:val="26"/>
+        </w:rPr>
+      </w:pPr>
+      <w:r>
+        <w:rPr>
+          <w:sz w:val="26"/>
+          <w:szCs w:val="26"/>
+        </w:rPr>
+        <w:t>П О С Т А Н О В И Л:</w:t>
+      </w:r>
+    </w:p>
+    <w:p>
+      <w:pPr>
+        <w:widowControl w:val="0"/>
+        <w:shd w:val="clear" w:color="auto" w:fill="FFFFFF"/>
+        <w:contextualSpacing/>
+        <w:jc w:val="center"/>
+        <w:rPr>
+          <w:sz w:val="26"/>
+          <w:szCs w:val="26"/>
+        </w:rPr>
+      </w:pPr>
+    </w:p>
+    <w:p>
+      <w:pPr>
+        <w:widowControl w:val="0"/>
+        <w:ind w:firstLine="708"/>
         <w:contextualSpacing/>
         <w:jc w:val="both"/>
         <w:rPr>
-          <w:sz w:val="26"/>
-          <w:szCs w:val="26"/>
-        </w:rPr>
-      </w:pPr>
-      <w:bookmarkStart w:id="4" w:name="_Hlk216946034"/>
-      <w:r>
-        <w:rPr>
-          <w:sz w:val="26"/>
-          <w:szCs w:val="26"/>
-        </w:rPr>
-        <w:t>{взыскание или освобождение}</w:t>
-      </w:r>
-      <w:bookmarkEnd w:id="4"/>
-    </w:p>
-    <w:p>
-      <w:pPr>
-        <w:widowControl w:val="0"/>
-        <w:ind w:firstLine="709"/>
+          <w:w w:val="102"/>
+          <w:sz w:val="26"/>
+          <w:szCs w:val="26"/>
+        </w:rPr>
+      </w:pPr>
+      <w:r>
+        <w:rPr>
+          <w:sz w:val="26"/>
+          <w:szCs w:val="26"/>
+        </w:rPr>
+        <w:t xml:space="preserve">Выплатить за счёт средств федерального бюджета вознаграждение адвокату </w:t>
+      </w:r>
+      <w:r>
+        <w:rPr>
+          <w:sz w:val="26"/>
+          <w:szCs w:val="26"/>
+        </w:rPr>
+        <w:t>{</w:t>
+      </w:r>
+      <w:r>
+        <w:t>наименование получателя тп</w:t>
+      </w:r>
+      <w:r>
+        <w:rPr>
+          <w:sz w:val="26"/>
+          <w:szCs w:val="26"/>
+        </w:rPr>
+        <w:t>}</w:t>
+      </w:r>
+      <w:r>
+        <w:rPr>
+          <w:sz w:val="26"/>
+          <w:szCs w:val="26"/>
+        </w:rPr>
+        <w:t xml:space="preserve"> </w:t>
+      </w:r>
+      <w:r>
+        <w:rPr>
+          <w:sz w:val="26"/>
+          <w:szCs w:val="26"/>
+        </w:rPr>
+        <w:t xml:space="preserve">{адвокат дп} </w:t>
+      </w:r>
+      <w:r>
+        <w:rPr>
+          <w:sz w:val="26"/>
+          <w:szCs w:val="26"/>
+        </w:rPr>
+        <w:t xml:space="preserve">за осуществление защиты </w:t>
+      </w:r>
+      <w:bookmarkStart w:id="5" w:name="_Hlk216948279"/>
+      <w:r>
+        <w:rPr>
+          <w:sz w:val="26"/>
+          <w:szCs w:val="26"/>
+        </w:rPr>
+        <w:t>{подсудимый тп ио}</w:t>
+      </w:r>
+      <w:bookmarkEnd w:id="5"/>
+      <w:r>
+        <w:rPr>
+          <w:color w:val="000000"/>
+          <w:sz w:val="26"/>
+          <w:szCs w:val="26"/>
+        </w:rPr>
+        <w:t xml:space="preserve"> </w:t>
+      </w:r>
+      <w:r>
+        <w:rPr>
+          <w:sz w:val="26"/>
+          <w:szCs w:val="26"/>
+        </w:rPr>
+        <w:t xml:space="preserve">в сумме </w:t>
+      </w:r>
+      <w:r>
+        <w:rPr>
+          <w:sz w:val="26"/>
+          <w:szCs w:val="26"/>
+        </w:rPr>
+        <w:t>{вознаграждение за услуги} ({вознаграждение за услуги прописью}) {вознаграждение за услуги рублей копеек}</w:t>
+      </w:r>
+      <w:r>
+        <w:rPr>
+          <w:sz w:val="26"/>
+          <w:szCs w:val="26"/>
+        </w:rPr>
+        <w:t>.</w:t>
+      </w:r>
+    </w:p>
+    <w:p>
+      <w:pPr>
+        <w:widowControl w:val="0"/>
+        <w:ind w:firstLine="708"/>
         <w:contextualSpacing/>
         <w:jc w:val="both"/>
         <w:rPr>
@@ -1012,179 +1202,35 @@
           <w:sz w:val="26"/>
           <w:szCs w:val="26"/>
         </w:rPr>
-        <w:t xml:space="preserve">Руководствуясь с ч.5 ст.50, ст.132 </w:t>
-      </w:r>
-      <w:r>
-        <w:rPr>
-          <w:sz w:val="26"/>
-          <w:szCs w:val="26"/>
-        </w:rPr>
-        <w:t xml:space="preserve">УПК РФ,  </w:t>
-      </w:r>
-      <w:r>
-        <w:rPr>
-          <w:sz w:val="26"/>
-          <w:szCs w:val="26"/>
-        </w:rPr>
-        <w:t>суд</w:t>
-      </w:r>
-    </w:p>
-    <w:p>
-      <w:pPr>
-        <w:widowControl w:val="0"/>
-        <w:shd w:val="clear" w:color="auto" w:fill="FFFFFF"/>
-        <w:contextualSpacing/>
-        <w:jc w:val="center"/>
-        <w:rPr>
-          <w:sz w:val="26"/>
-          <w:szCs w:val="26"/>
-        </w:rPr>
-      </w:pPr>
-    </w:p>
-    <w:p>
-      <w:pPr>
-        <w:widowControl w:val="0"/>
-        <w:shd w:val="clear" w:color="auto" w:fill="FFFFFF"/>
-        <w:contextualSpacing/>
-        <w:jc w:val="center"/>
-        <w:rPr>
-          <w:sz w:val="26"/>
-          <w:szCs w:val="26"/>
-        </w:rPr>
-      </w:pPr>
-      <w:r>
-        <w:rPr>
-          <w:sz w:val="26"/>
-          <w:szCs w:val="26"/>
-        </w:rPr>
-        <w:t>П О С Т А Н О В И Л:</w:t>
-      </w:r>
-    </w:p>
-    <w:p>
-      <w:pPr>
-        <w:widowControl w:val="0"/>
-        <w:shd w:val="clear" w:color="auto" w:fill="FFFFFF"/>
-        <w:contextualSpacing/>
-        <w:jc w:val="center"/>
-        <w:rPr>
-          <w:sz w:val="26"/>
-          <w:szCs w:val="26"/>
-        </w:rPr>
-      </w:pPr>
-    </w:p>
-    <w:p>
-      <w:pPr>
-        <w:widowControl w:val="0"/>
-        <w:ind w:firstLine="708"/>
-        <w:contextualSpacing/>
-        <w:jc w:val="both"/>
-        <w:rPr>
-          <w:w w:val="102"/>
-          <w:sz w:val="26"/>
-          <w:szCs w:val="26"/>
-        </w:rPr>
-      </w:pPr>
-      <w:r>
-        <w:rPr>
-          <w:sz w:val="26"/>
-          <w:szCs w:val="26"/>
-        </w:rPr>
-        <w:t xml:space="preserve">Выплатить за счёт средств федерального бюджета вознаграждение адвокату </w:t>
-      </w:r>
-      <w:r>
-        <w:rPr>
-          <w:sz w:val="26"/>
-          <w:szCs w:val="26"/>
-        </w:rPr>
-        <w:t>{</w:t>
-      </w:r>
-      <w:r>
-        <w:t>наименование получателя тп</w:t>
-      </w:r>
-      <w:r>
-        <w:rPr>
-          <w:sz w:val="26"/>
-          <w:szCs w:val="26"/>
-        </w:rPr>
-        <w:t>}</w:t>
-      </w:r>
-      <w:r>
-        <w:rPr>
-          <w:sz w:val="26"/>
-          <w:szCs w:val="26"/>
-        </w:rPr>
-        <w:t xml:space="preserve"> </w:t>
-      </w:r>
-      <w:r>
-        <w:rPr>
-          <w:sz w:val="26"/>
-          <w:szCs w:val="26"/>
-        </w:rPr>
-        <w:t xml:space="preserve">{адвокат дп} </w:t>
-      </w:r>
-      <w:r>
-        <w:rPr>
-          <w:sz w:val="26"/>
-          <w:szCs w:val="26"/>
-        </w:rPr>
-        <w:t xml:space="preserve">за осуществление защиты </w:t>
-      </w:r>
-      <w:bookmarkStart w:id="5" w:name="_Hlk216948279"/>
-      <w:r>
-        <w:rPr>
-          <w:sz w:val="26"/>
-          <w:szCs w:val="26"/>
-        </w:rPr>
-        <w:t>{подсудимый тп ио}</w:t>
-      </w:r>
-      <w:bookmarkEnd w:id="5"/>
-      <w:r>
-        <w:rPr>
-          <w:color w:val="000000"/>
-          <w:sz w:val="26"/>
-          <w:szCs w:val="26"/>
-        </w:rPr>
-        <w:t xml:space="preserve"> </w:t>
-      </w:r>
-      <w:r>
-        <w:rPr>
-          <w:sz w:val="26"/>
-          <w:szCs w:val="26"/>
-        </w:rPr>
-        <w:t xml:space="preserve">в сумме </w:t>
-      </w:r>
-      <w:r>
-        <w:rPr>
-          <w:sz w:val="26"/>
-          <w:szCs w:val="26"/>
-        </w:rPr>
-        <w:t>{вознаграждение за услуги} ({вознаграждение за услуги прописью}) {вознаграждение за услуги рублей копеек}</w:t>
-      </w:r>
-      <w:r>
-        <w:rPr>
-          <w:sz w:val="26"/>
-          <w:szCs w:val="26"/>
-        </w:rPr>
-        <w:t>.</w:t>
-      </w:r>
-    </w:p>
-    <w:p>
-      <w:pPr>
-        <w:widowControl w:val="0"/>
-        <w:ind w:firstLine="708"/>
-        <w:contextualSpacing/>
-        <w:jc w:val="both"/>
-        <w:rPr>
-          <w:sz w:val="26"/>
-          <w:szCs w:val="26"/>
-        </w:rPr>
-      </w:pPr>
-      <w:r>
-        <w:rPr>
-          <w:sz w:val="26"/>
-          <w:szCs w:val="26"/>
-        </w:rPr>
-        <w:t>Указанную сумму перечислить на реквизиты коллегии:</w:t>
+        <w:t xml:space="preserve">Указанную сумму перечислить </w:t>
+      </w:r>
+      <w:r>
+        <w:rPr>
+          <w:sz w:val="26"/>
+          <w:szCs w:val="26"/>
+        </w:rPr>
+        <w:t xml:space="preserve">по </w:t>
+      </w:r>
+      <w:r>
+        <w:rPr>
+          <w:sz w:val="26"/>
+          <w:szCs w:val="26"/>
+        </w:rPr>
+        <w:t>реквизит</w:t>
+      </w:r>
+      <w:r>
+        <w:rPr>
+          <w:sz w:val="26"/>
+          <w:szCs w:val="26"/>
+        </w:rPr>
+        <w:t>ам</w:t>
+      </w:r>
+      <w:r>
+        <w:rPr>
+          <w:sz w:val="26"/>
+          <w:szCs w:val="26"/>
+        </w:rPr>
+        <w:t>:</w:t>
       </w:r>
       <w:r>
         <w:rPr>
@@ -1402,6 +1448,20 @@
         </w:rPr>
         <w:t>.</w:t>
       </w:r>
+    </w:p>
+    <w:p>
+      <w:pPr>
+        <w:pStyle w:val="a4"/>
+        <w:widowControl w:val="0"/>
+        <w:spacing w:before="0" w:beforeAutospacing="0" w:after="0" w:afterAutospacing="0"/>
+        <w:ind w:firstLine="708"/>
+        <w:contextualSpacing/>
+        <w:jc w:val="both"/>
+        <w:rPr>
+          <w:sz w:val="26"/>
+          <w:szCs w:val="26"/>
+        </w:rPr>
+      </w:pPr>
     </w:p>
     <w:tbl>
       <w:tblPr>
@@ -2010,6 +2070,7 @@
   <w:style w:type="character" w:default="1" w:styleId="a0">
     <w:name w:val="Default Paragraph Font"/>
     <w:uiPriority w:val="1"/>
+    <w:semiHidden/>
     <w:unhideWhenUsed/>
   </w:style>
   <w:style w:type="table" w:default="1" w:styleId="a1">
@@ -2265,6 +2326,13 @@
         <w:insideV w:val="single" w:sz="4" w:space="0" w:color="auto"/>
       </w:tblBorders>
     </w:tblPr>
+  </w:style>
+  <w:style w:type="paragraph" w:styleId="af3">
+    <w:name w:val="Normal (Web)"/>
+    <w:basedOn w:val="a"/>
+    <w:semiHidden/>
+    <w:unhideWhenUsed/>
+    <w:rsid w:val="007B526F"/>
   </w:style>
 </w:styles>
 </file>

--- a/template_01.docx
+++ b/template_01.docx
@@ -970,7 +970,21 @@
           <w:sz w:val="26"/>
           <w:szCs w:val="26"/>
         </w:rPr>
-        <w:t xml:space="preserve">Таким образом, адвокату за {количество услуг} дней участия в судебном разбирательстве подлежит выплате вознаграждение в размере {вознаграждение за услуги} {вознаграждение за услуги рублей копеек}. </w:t>
+        <w:t>Таким образом, адвокату за {</w:t>
+      </w:r>
+      <w:r>
+        <w:rPr>
+          <w:sz w:val="26"/>
+          <w:szCs w:val="26"/>
+        </w:rPr>
+        <w:t>количество дней</w:t>
+      </w:r>
+      <w:r>
+        <w:rPr>
+          <w:sz w:val="26"/>
+          <w:szCs w:val="26"/>
+        </w:rPr>
+        <w:t xml:space="preserve">} участия в судебном разбирательстве подлежит выплате вознаграждение в размере {вознаграждение за услуги} {вознаграждение за услуги рублей копеек}. </w:t>
       </w:r>
     </w:p>
     <w:p>

--- a/template_01.docx
+++ b/template_01.docx
@@ -364,7 +364,7 @@
           <w:sz w:val="26"/>
           <w:szCs w:val="26"/>
         </w:rPr>
-        <w:t>осужденного</w:t>
+        <w:t>{осужденного пол}</w:t>
       </w:r>
       <w:r>
         <w:rPr>
@@ -552,7 +552,21 @@
           <w:sz w:val="26"/>
           <w:szCs w:val="26"/>
         </w:rPr>
-        <w:t>Выслушав участников процесса суд находит з</w:t>
+        <w:t>Выслушав участников процесса</w:t>
+      </w:r>
+      <w:r>
+        <w:rPr>
+          <w:sz w:val="26"/>
+          <w:szCs w:val="26"/>
+        </w:rPr>
+        <w:t>,</w:t>
+      </w:r>
+      <w:r>
+        <w:rPr>
+          <w:sz w:val="26"/>
+          <w:szCs w:val="26"/>
+        </w:rPr>
+        <w:t xml:space="preserve"> суд находит з</w:t>
       </w:r>
       <w:r>
         <w:rPr>
@@ -942,7 +956,21 @@
           <w:sz w:val="26"/>
           <w:szCs w:val="26"/>
         </w:rPr>
-        <w:t>Адвокат {адвокат ио} назначен судом защитником осужденного {подсудимый рп ио} и участвовал в судебном заседании {заседания}.</w:t>
+        <w:t xml:space="preserve">Адвокат {адвокат ио} назначен судом защитником </w:t>
+      </w:r>
+      <w:r>
+        <w:rPr>
+          <w:sz w:val="26"/>
+          <w:szCs w:val="26"/>
+        </w:rPr>
+        <w:t>{осужденного пол}</w:t>
+      </w:r>
+      <w:r>
+        <w:rPr>
+          <w:sz w:val="26"/>
+          <w:szCs w:val="26"/>
+        </w:rPr>
+        <w:t xml:space="preserve"> {подсудимый рп ио} и участвовал в судебном заседании {заседания}.</w:t>
       </w:r>
       <w:r>
         <w:rPr>
@@ -1121,24 +1149,7 @@
           <w:sz w:val="26"/>
           <w:szCs w:val="26"/>
         </w:rPr>
-        <w:t xml:space="preserve">Выплатить за счёт средств федерального бюджета вознаграждение адвокату </w:t>
-      </w:r>
-      <w:r>
-        <w:rPr>
-          <w:sz w:val="26"/>
-          <w:szCs w:val="26"/>
-        </w:rPr>
-        <w:t>{</w:t>
-      </w:r>
-      <w:r>
-        <w:t>наименование получателя тп</w:t>
-      </w:r>
-      <w:r>
-        <w:rPr>
-          <w:sz w:val="26"/>
-          <w:szCs w:val="26"/>
-        </w:rPr>
-        <w:t>}</w:t>
+        <w:t>Выплатить за счёт средств федерального бюджета вознаграждение адвокату</w:t>
       </w:r>
       <w:r>
         <w:rPr>
@@ -1167,7 +1178,21 @@
           <w:sz w:val="26"/>
           <w:szCs w:val="26"/>
         </w:rPr>
-        <w:t>{подсудимый тп ио}</w:t>
+        <w:t xml:space="preserve">{подсудимый </w:t>
+      </w:r>
+      <w:r>
+        <w:rPr>
+          <w:sz w:val="26"/>
+          <w:szCs w:val="26"/>
+        </w:rPr>
+        <w:t>р</w:t>
+      </w:r>
+      <w:r>
+        <w:rPr>
+          <w:sz w:val="26"/>
+          <w:szCs w:val="26"/>
+        </w:rPr>
+        <w:t>п ио}</w:t>
       </w:r>
       <w:bookmarkEnd w:id="5"/>
       <w:r>
@@ -1251,121 +1276,43 @@
           <w:sz w:val="26"/>
           <w:szCs w:val="26"/>
         </w:rPr>
-        <w:t xml:space="preserve"> {</w:t>
-      </w:r>
-      <w:bookmarkStart w:id="6" w:name="_Hlk216880068"/>
-      <w:r>
-        <w:t>Наименование получателя</w:t>
+        <w:t xml:space="preserve"> </w:t>
+      </w:r>
+      <w:r>
+        <w:rPr>
+          <w:sz w:val="26"/>
+          <w:szCs w:val="26"/>
+        </w:rPr>
+        <w:t>{Наименование получателя}{ИНН}{КПП}{Расчетный счет}{Банк получателя}{БИК}{Корр. счет банка получателя}</w:t>
+      </w:r>
+      <w:r>
+        <w:rPr>
+          <w:sz w:val="26"/>
+          <w:szCs w:val="26"/>
+        </w:rPr>
+        <w:t>.</w:t>
+      </w:r>
+    </w:p>
+    <w:p>
+      <w:pPr>
+        <w:widowControl w:val="0"/>
+        <w:ind w:firstLine="708"/>
+        <w:contextualSpacing/>
+        <w:jc w:val="both"/>
+        <w:rPr>
+          <w:sz w:val="26"/>
+          <w:szCs w:val="26"/>
+        </w:rPr>
+      </w:pPr>
+      <w:bookmarkStart w:id="6" w:name="_Hlk216948200"/>
+      <w:r>
+        <w:rPr>
+          <w:sz w:val="26"/>
+          <w:szCs w:val="26"/>
+        </w:rPr>
+        <w:t>{взыскать или освободить}</w:t>
       </w:r>
       <w:bookmarkEnd w:id="6"/>
-      <w:r>
-        <w:rPr>
-          <w:sz w:val="26"/>
-          <w:szCs w:val="26"/>
-        </w:rPr>
-        <w:t>}</w:t>
-      </w:r>
-      <w:r>
-        <w:rPr>
-          <w:sz w:val="26"/>
-          <w:szCs w:val="26"/>
-        </w:rPr>
-        <w:t xml:space="preserve">, ИНН </w:t>
-      </w:r>
-      <w:r>
-        <w:rPr>
-          <w:sz w:val="26"/>
-          <w:szCs w:val="26"/>
-        </w:rPr>
-        <w:t>{ИНН}</w:t>
-      </w:r>
-      <w:r>
-        <w:rPr>
-          <w:sz w:val="26"/>
-          <w:szCs w:val="26"/>
-        </w:rPr>
-        <w:t xml:space="preserve">, КПП </w:t>
-      </w:r>
-      <w:r>
-        <w:rPr>
-          <w:sz w:val="26"/>
-          <w:szCs w:val="26"/>
-        </w:rPr>
-        <w:t>{КПП}</w:t>
-      </w:r>
-      <w:r>
-        <w:rPr>
-          <w:sz w:val="26"/>
-          <w:szCs w:val="26"/>
-        </w:rPr>
-        <w:t>, р/счет</w:t>
-      </w:r>
-      <w:r>
-        <w:rPr>
-          <w:sz w:val="26"/>
-          <w:szCs w:val="26"/>
-        </w:rPr>
-        <w:t xml:space="preserve"> {Рассчетный счет}</w:t>
-      </w:r>
-      <w:r>
-        <w:rPr>
-          <w:sz w:val="26"/>
-          <w:szCs w:val="26"/>
-        </w:rPr>
-        <w:t xml:space="preserve">, </w:t>
-      </w:r>
-      <w:r>
-        <w:rPr>
-          <w:sz w:val="26"/>
-          <w:szCs w:val="26"/>
-        </w:rPr>
-        <w:t>{</w:t>
-      </w:r>
-      <w:r>
-        <w:t>Банк получателя</w:t>
-      </w:r>
-      <w:r>
-        <w:rPr>
-          <w:sz w:val="26"/>
-          <w:szCs w:val="26"/>
-        </w:rPr>
-        <w:t>}</w:t>
-      </w:r>
-      <w:r>
-        <w:rPr>
-          <w:sz w:val="26"/>
-          <w:szCs w:val="26"/>
-        </w:rPr>
-        <w:t>, БИК</w:t>
-      </w:r>
-      <w:r>
-        <w:rPr>
-          <w:sz w:val="26"/>
-          <w:szCs w:val="26"/>
-        </w:rPr>
-        <w:t xml:space="preserve"> {БИК}</w:t>
-      </w:r>
-      <w:r>
-        <w:rPr>
-          <w:sz w:val="26"/>
-          <w:szCs w:val="26"/>
-        </w:rPr>
-        <w:t xml:space="preserve">, кор. счёт </w:t>
-      </w:r>
-      <w:r>
-        <w:rPr>
-          <w:sz w:val="26"/>
-          <w:szCs w:val="26"/>
-        </w:rPr>
-        <w:t>{Корр. счет банка получателя}</w:t>
-      </w:r>
-      <w:r>
-        <w:rPr>
-          <w:sz w:val="26"/>
-          <w:szCs w:val="26"/>
-        </w:rPr>
-        <w:t>.</w:t>
-      </w:r>
     </w:p>
     <w:p>
       <w:pPr>
@@ -1378,15 +1325,13 @@
           <w:szCs w:val="26"/>
         </w:rPr>
       </w:pPr>
-      <w:bookmarkStart w:id="7" w:name="_Hlk216948200"/>
-      <w:r>
-        <w:rPr>
-          <w:sz w:val="26"/>
-          <w:szCs w:val="26"/>
-        </w:rPr>
-        <w:t>{взыскать или освободить}</w:t>
-      </w:r>
-      <w:bookmarkEnd w:id="7"/>
+      <w:r>
+        <w:rPr>
+          <w:sz w:val="26"/>
+          <w:szCs w:val="26"/>
+        </w:rPr>
+        <w:t xml:space="preserve">Настоящее постановление направить для исполнения в Управление Судебного департамента в Амурской области. </w:t>
+      </w:r>
     </w:p>
     <w:p>
       <w:pPr>
@@ -1399,26 +1344,7 @@
           <w:szCs w:val="26"/>
         </w:rPr>
       </w:pPr>
-      <w:r>
-        <w:rPr>
-          <w:sz w:val="26"/>
-          <w:szCs w:val="26"/>
-        </w:rPr>
-        <w:t xml:space="preserve">Настоящее постановление направить для исполнения в Управление Судебного департамента в Амурской области. </w:t>
-      </w:r>
-    </w:p>
-    <w:p>
-      <w:pPr>
-        <w:widowControl w:val="0"/>
-        <w:ind w:firstLine="708"/>
-        <w:contextualSpacing/>
-        <w:jc w:val="both"/>
-        <w:rPr>
-          <w:sz w:val="26"/>
-          <w:szCs w:val="26"/>
-        </w:rPr>
-      </w:pPr>
-      <w:bookmarkStart w:id="8" w:name="_Hlk216948785"/>
+      <w:bookmarkStart w:id="7" w:name="_Hlk216948785"/>
       <w:r>
         <w:rPr>
           <w:sz w:val="26"/>
@@ -1427,7 +1353,7 @@
         <w:t>{под стражей}</w:t>
       </w:r>
     </w:p>
-    <w:bookmarkEnd w:id="8"/>
+    <w:bookmarkEnd w:id="7"/>
     <w:p>
       <w:pPr>
         <w:pStyle w:val="a4"/>

--- a/template_01.docx
+++ b/template_01.docx
@@ -51,17 +51,6 @@
         </w:rPr>
         <w:t>{УИД}</w:t>
       </w:r>
-    </w:p>
-    <w:p>
-      <w:pPr>
-        <w:widowControl w:val="0"/>
-        <w:contextualSpacing/>
-        <w:jc w:val="center"/>
-        <w:rPr>
-          <w:sz w:val="26"/>
-          <w:szCs w:val="26"/>
-        </w:rPr>
-      </w:pPr>
     </w:p>
     <w:p>
       <w:pPr>
@@ -237,6 +226,845 @@
     <w:p>
       <w:pPr>
         <w:widowControl w:val="0"/>
+        <w:ind w:firstLine="709"/>
+        <w:contextualSpacing/>
+        <w:jc w:val="both"/>
+        <w:rPr>
+          <w:sz w:val="26"/>
+          <w:szCs w:val="26"/>
+        </w:rPr>
+      </w:pPr>
+      <w:r>
+        <w:rPr>
+          <w:sz w:val="26"/>
+          <w:szCs w:val="26"/>
+        </w:rPr>
+        <w:t xml:space="preserve">Приговором </w:t>
+      </w:r>
+      <w:r>
+        <w:rPr>
+          <w:sz w:val="26"/>
+          <w:szCs w:val="26"/>
+        </w:rPr>
+        <w:t>Благовещенского городского</w:t>
+      </w:r>
+      <w:r>
+        <w:rPr>
+          <w:sz w:val="26"/>
+          <w:szCs w:val="26"/>
+        </w:rPr>
+        <w:t xml:space="preserve"> суда Амурской </w:t>
+      </w:r>
+      <w:r>
+        <w:rPr>
+          <w:sz w:val="26"/>
+          <w:szCs w:val="26"/>
+        </w:rPr>
+        <w:t xml:space="preserve">от </w:t>
+      </w:r>
+      <w:r>
+        <w:rPr>
+          <w:sz w:val="26"/>
+          <w:szCs w:val="26"/>
+        </w:rPr>
+        <w:t xml:space="preserve">{дата приговора} </w:t>
+      </w:r>
+      <w:r>
+        <w:rPr>
+          <w:sz w:val="26"/>
+          <w:szCs w:val="26"/>
+        </w:rPr>
+        <w:t>{</w:t>
+      </w:r>
+      <w:r>
+        <w:rPr>
+          <w:sz w:val="26"/>
+          <w:szCs w:val="26"/>
+        </w:rPr>
+        <w:t>осужд</w:t>
+      </w:r>
+      <w:r>
+        <w:rPr>
+          <w:sz w:val="26"/>
+          <w:szCs w:val="26"/>
+        </w:rPr>
+        <w:t>ение}</w:t>
+      </w:r>
+      <w:r>
+        <w:rPr>
+          <w:sz w:val="26"/>
+          <w:szCs w:val="26"/>
+        </w:rPr>
+        <w:t xml:space="preserve"> </w:t>
+      </w:r>
+      <w:r>
+        <w:rPr>
+          <w:sz w:val="26"/>
+          <w:szCs w:val="26"/>
+        </w:rPr>
+        <w:t>{подсудимый</w:t>
+      </w:r>
+      <w:r>
+        <w:rPr>
+          <w:sz w:val="26"/>
+          <w:szCs w:val="26"/>
+        </w:rPr>
+        <w:t xml:space="preserve"> ио</w:t>
+      </w:r>
+      <w:r>
+        <w:rPr>
+          <w:sz w:val="26"/>
+          <w:szCs w:val="26"/>
+        </w:rPr>
+        <w:t>}.</w:t>
+      </w:r>
+    </w:p>
+    <w:p>
+      <w:pPr>
+        <w:widowControl w:val="0"/>
+        <w:ind w:firstLine="709"/>
+        <w:contextualSpacing/>
+        <w:jc w:val="both"/>
+        <w:rPr>
+          <w:sz w:val="26"/>
+          <w:szCs w:val="26"/>
+        </w:rPr>
+      </w:pPr>
+      <w:r>
+        <w:rPr>
+          <w:sz w:val="26"/>
+          <w:szCs w:val="26"/>
+        </w:rPr>
+        <w:t xml:space="preserve">По назначению суда защиту </w:t>
+      </w:r>
+      <w:r>
+        <w:rPr>
+          <w:sz w:val="26"/>
+          <w:szCs w:val="26"/>
+        </w:rPr>
+        <w:t>{осужденного пол}</w:t>
+      </w:r>
+      <w:r>
+        <w:rPr>
+          <w:sz w:val="26"/>
+          <w:szCs w:val="26"/>
+        </w:rPr>
+        <w:t xml:space="preserve"> </w:t>
+      </w:r>
+      <w:r>
+        <w:rPr>
+          <w:sz w:val="26"/>
+          <w:szCs w:val="26"/>
+        </w:rPr>
+        <w:t>{подсудимый рп</w:t>
+      </w:r>
+      <w:r>
+        <w:rPr>
+          <w:sz w:val="26"/>
+          <w:szCs w:val="26"/>
+        </w:rPr>
+        <w:t xml:space="preserve"> ио</w:t>
+      </w:r>
+      <w:r>
+        <w:rPr>
+          <w:sz w:val="26"/>
+          <w:szCs w:val="26"/>
+        </w:rPr>
+        <w:t>}</w:t>
+      </w:r>
+      <w:r>
+        <w:rPr>
+          <w:color w:val="000000"/>
+          <w:sz w:val="26"/>
+          <w:szCs w:val="26"/>
+        </w:rPr>
+        <w:t xml:space="preserve"> </w:t>
+      </w:r>
+      <w:r>
+        <w:rPr>
+          <w:sz w:val="26"/>
+          <w:szCs w:val="26"/>
+        </w:rPr>
+        <w:t xml:space="preserve">в судебном заседании </w:t>
+      </w:r>
+      <w:r>
+        <w:rPr>
+          <w:sz w:val="26"/>
+          <w:szCs w:val="26"/>
+        </w:rPr>
+        <w:t>осуществля</w:t>
+      </w:r>
+      <w:r>
+        <w:rPr>
+          <w:sz w:val="26"/>
+          <w:szCs w:val="26"/>
+        </w:rPr>
+        <w:t>ет</w:t>
+      </w:r>
+      <w:r>
+        <w:rPr>
+          <w:sz w:val="26"/>
+          <w:szCs w:val="26"/>
+        </w:rPr>
+        <w:t xml:space="preserve"> адвокат </w:t>
+      </w:r>
+      <w:r>
+        <w:rPr>
+          <w:sz w:val="26"/>
+          <w:szCs w:val="26"/>
+        </w:rPr>
+        <w:t>{</w:t>
+      </w:r>
+      <w:r>
+        <w:t>наименование получателя</w:t>
+      </w:r>
+      <w:r>
+        <w:t xml:space="preserve"> </w:t>
+      </w:r>
+      <w:r>
+        <w:t>р</w:t>
+      </w:r>
+      <w:r>
+        <w:t>п</w:t>
+      </w:r>
+      <w:r>
+        <w:rPr>
+          <w:sz w:val="26"/>
+          <w:szCs w:val="26"/>
+        </w:rPr>
+        <w:t>}</w:t>
+      </w:r>
+      <w:r>
+        <w:rPr>
+          <w:sz w:val="26"/>
+          <w:szCs w:val="26"/>
+        </w:rPr>
+        <w:t xml:space="preserve"> </w:t>
+      </w:r>
+      <w:r>
+        <w:rPr>
+          <w:sz w:val="26"/>
+          <w:szCs w:val="26"/>
+        </w:rPr>
+        <w:t>{фио адвоката}</w:t>
+      </w:r>
+      <w:r>
+        <w:rPr>
+          <w:sz w:val="26"/>
+          <w:szCs w:val="26"/>
+        </w:rPr>
+        <w:t xml:space="preserve">, который обратился в суд с заявлением о выплате вознаграждения за счёт средств федерального бюджета размере </w:t>
+      </w:r>
+      <w:r>
+        <w:rPr>
+          <w:sz w:val="26"/>
+          <w:szCs w:val="26"/>
+        </w:rPr>
+        <w:t>{</w:t>
+      </w:r>
+      <w:r>
+        <w:t>адвокатом заявлена выплата вознаграждения</w:t>
+      </w:r>
+      <w:r>
+        <w:rPr>
+          <w:sz w:val="26"/>
+          <w:szCs w:val="26"/>
+        </w:rPr>
+        <w:t>}</w:t>
+      </w:r>
+      <w:r>
+        <w:rPr>
+          <w:sz w:val="26"/>
+          <w:szCs w:val="26"/>
+        </w:rPr>
+        <w:t xml:space="preserve"> рублей</w:t>
+      </w:r>
+      <w:r>
+        <w:rPr>
+          <w:sz w:val="26"/>
+          <w:szCs w:val="26"/>
+        </w:rPr>
+        <w:t>.</w:t>
+      </w:r>
+    </w:p>
+    <w:p>
+      <w:pPr>
+        <w:widowControl w:val="0"/>
+        <w:ind w:firstLine="709"/>
+        <w:contextualSpacing/>
+        <w:jc w:val="both"/>
+        <w:rPr>
+          <w:sz w:val="26"/>
+          <w:szCs w:val="26"/>
+        </w:rPr>
+      </w:pPr>
+      <w:r>
+        <w:rPr>
+          <w:sz w:val="26"/>
+          <w:szCs w:val="26"/>
+        </w:rPr>
+        <w:t>{</w:t>
+      </w:r>
+      <w:r>
+        <w:rPr>
+          <w:sz w:val="26"/>
+          <w:szCs w:val="26"/>
+        </w:rPr>
+        <w:t>мнение сторон о взыскании</w:t>
+      </w:r>
+      <w:r>
+        <w:rPr>
+          <w:sz w:val="26"/>
+          <w:szCs w:val="26"/>
+        </w:rPr>
+        <w:t>}</w:t>
+      </w:r>
+    </w:p>
+    <w:p>
+      <w:pPr>
+        <w:widowControl w:val="0"/>
+        <w:ind w:firstLine="709"/>
+        <w:contextualSpacing/>
+        <w:jc w:val="both"/>
+        <w:rPr>
+          <w:sz w:val="26"/>
+          <w:szCs w:val="26"/>
+        </w:rPr>
+      </w:pPr>
+      <w:r>
+        <w:rPr>
+          <w:sz w:val="26"/>
+          <w:szCs w:val="26"/>
+        </w:rPr>
+        <w:t>Выслушав участников процесса</w:t>
+      </w:r>
+      <w:r>
+        <w:rPr>
+          <w:sz w:val="26"/>
+          <w:szCs w:val="26"/>
+        </w:rPr>
+        <w:t>,</w:t>
+      </w:r>
+      <w:r>
+        <w:rPr>
+          <w:sz w:val="26"/>
+          <w:szCs w:val="26"/>
+        </w:rPr>
+        <w:t xml:space="preserve"> суд находит з</w:t>
+      </w:r>
+      <w:r>
+        <w:rPr>
+          <w:sz w:val="26"/>
+          <w:szCs w:val="26"/>
+        </w:rPr>
+        <w:t xml:space="preserve">аявление адвоката </w:t>
+      </w:r>
+      <w:r>
+        <w:rPr>
+          <w:sz w:val="26"/>
+          <w:szCs w:val="26"/>
+        </w:rPr>
+        <w:t>{фио адвоката рп</w:t>
+      </w:r>
+      <w:r>
+        <w:rPr>
+          <w:sz w:val="26"/>
+          <w:szCs w:val="26"/>
+        </w:rPr>
+        <w:t xml:space="preserve"> ио</w:t>
+      </w:r>
+      <w:r>
+        <w:rPr>
+          <w:sz w:val="26"/>
+          <w:szCs w:val="26"/>
+        </w:rPr>
+        <w:t>}</w:t>
+      </w:r>
+      <w:r>
+        <w:rPr>
+          <w:sz w:val="26"/>
+          <w:szCs w:val="26"/>
+        </w:rPr>
+        <w:t xml:space="preserve"> подлеж</w:t>
+      </w:r>
+      <w:r>
+        <w:rPr>
+          <w:sz w:val="26"/>
+          <w:szCs w:val="26"/>
+        </w:rPr>
+        <w:t xml:space="preserve">ащим </w:t>
+      </w:r>
+      <w:r>
+        <w:rPr>
+          <w:sz w:val="26"/>
+          <w:szCs w:val="26"/>
+        </w:rPr>
+        <w:t>удовлетворению по следующим основаниям.</w:t>
+      </w:r>
+    </w:p>
+    <w:p>
+      <w:pPr>
+        <w:widowControl w:val="0"/>
+        <w:ind w:firstLine="709"/>
+        <w:contextualSpacing/>
+        <w:jc w:val="both"/>
+        <w:rPr>
+          <w:sz w:val="26"/>
+          <w:szCs w:val="26"/>
+        </w:rPr>
+      </w:pPr>
+      <w:r>
+        <w:rPr>
+          <w:sz w:val="26"/>
+          <w:szCs w:val="26"/>
+        </w:rPr>
+        <w:t>Согласно ч.5 ст.50 УПК РФ, если адвокат участвовал в рассмотрении дела по назначению, то расходы на оплату его труда компенсируются за счё</w:t>
+      </w:r>
+      <w:r>
+        <w:rPr>
+          <w:sz w:val="26"/>
+          <w:szCs w:val="26"/>
+        </w:rPr>
+        <w:t>т средств федерального бюджета.</w:t>
+      </w:r>
+    </w:p>
+    <w:p>
+      <w:pPr>
+        <w:widowControl w:val="0"/>
+        <w:ind w:firstLine="709"/>
+        <w:contextualSpacing/>
+        <w:jc w:val="both"/>
+        <w:rPr>
+          <w:sz w:val="26"/>
+          <w:szCs w:val="26"/>
+        </w:rPr>
+      </w:pPr>
+      <w:r>
+        <w:rPr>
+          <w:sz w:val="26"/>
+          <w:szCs w:val="26"/>
+        </w:rPr>
+        <w:t>Рассмотрение настоящего дела отнесено ст.31 УПК РФ к подсудности районного суда,</w:t>
+      </w:r>
+      <w:r>
+        <w:rPr>
+          <w:sz w:val="26"/>
+          <w:szCs w:val="26"/>
+        </w:rPr>
+        <w:t xml:space="preserve"> </w:t>
+      </w:r>
+      <w:r>
+        <w:rPr>
+          <w:sz w:val="26"/>
+          <w:szCs w:val="26"/>
+        </w:rPr>
+        <w:t>{основания размера оплаты}</w:t>
+      </w:r>
+      <w:r>
+        <w:rPr>
+          <w:sz w:val="26"/>
+          <w:szCs w:val="26"/>
+        </w:rPr>
+        <w:t xml:space="preserve"> поэтому в соответствии с пп. «</w:t>
+      </w:r>
+      <w:r>
+        <w:rPr>
+          <w:sz w:val="26"/>
+          <w:szCs w:val="26"/>
+        </w:rPr>
+        <w:t>{</w:t>
+      </w:r>
+      <w:r>
+        <w:t>из пп. ст. 22 о возмещении процессуальных издержек</w:t>
+      </w:r>
+      <w:r>
+        <w:rPr>
+          <w:sz w:val="26"/>
+          <w:szCs w:val="26"/>
+        </w:rPr>
+        <w:t>}</w:t>
+      </w:r>
+      <w:r>
+        <w:rPr>
+          <w:sz w:val="26"/>
+          <w:szCs w:val="26"/>
+        </w:rPr>
+        <w:t xml:space="preserve">» п.22(1) Положения «О возмещении процессуальных издержек, связанных с производством по уголовному делу, издержек в связи с рассмотрением дела арбитражным судом, гражданского дела, административного дела, а также расходов в связи с выполнением требований Конституционного Суда Российской Федерации», утверждённого постановлением Правительства РФ от 01.12.2012 № 1240, за один рабочий день участия в качестве защитника в настоящем уголовном судопроизводстве адвокату положена выплата в размере </w:t>
+      </w:r>
+      <w:bookmarkStart w:id="0" w:name="_Hlk216880443"/>
+      <w:r>
+        <w:rPr>
+          <w:sz w:val="26"/>
+          <w:szCs w:val="26"/>
+        </w:rPr>
+        <w:t>{</w:t>
+      </w:r>
+      <w:r>
+        <w:t>вознаграждение</w:t>
+      </w:r>
+      <w:r>
+        <w:rPr>
+          <w:sz w:val="26"/>
+          <w:szCs w:val="26"/>
+        </w:rPr>
+        <w:t>}</w:t>
+      </w:r>
+      <w:bookmarkEnd w:id="0"/>
+      <w:r>
+        <w:rPr>
+          <w:sz w:val="26"/>
+          <w:szCs w:val="26"/>
+        </w:rPr>
+        <w:t xml:space="preserve"> рублей</w:t>
+      </w:r>
+      <w:r>
+        <w:rPr>
+          <w:sz w:val="26"/>
+          <w:szCs w:val="26"/>
+        </w:rPr>
+        <w:t>.</w:t>
+      </w:r>
+    </w:p>
+    <w:p>
+      <w:pPr>
+        <w:widowControl w:val="0"/>
+        <w:ind w:firstLine="709"/>
+        <w:contextualSpacing/>
+        <w:jc w:val="both"/>
+        <w:rPr>
+          <w:sz w:val="26"/>
+          <w:szCs w:val="26"/>
+        </w:rPr>
+      </w:pPr>
+      <w:r>
+        <w:rPr>
+          <w:sz w:val="26"/>
+          <w:szCs w:val="26"/>
+        </w:rPr>
+        <w:t>В районах Крайнего Севера и приравненных к ним местностях, а также в других местностях с тяжелыми климатическими условиями, в которых законодательством Российской Федерации установлены процентные надбавки и (или) районные коэффициенты к заработной плате, вознаграждение адвоката осуществляется с учётом указанных надбавок и коэффициентов.</w:t>
+      </w:r>
+      <w:r>
+        <w:rPr>
+          <w:sz w:val="26"/>
+          <w:szCs w:val="26"/>
+        </w:rPr>
+        <w:t xml:space="preserve"> </w:t>
+      </w:r>
+      <w:r>
+        <w:rPr>
+          <w:sz w:val="26"/>
+          <w:szCs w:val="26"/>
+        </w:rPr>
+        <w:t>В соответствии со ст.10</w:t>
+      </w:r>
+      <w:r>
+        <w:rPr>
+          <w:sz w:val="26"/>
+          <w:szCs w:val="26"/>
+        </w:rPr>
+        <w:t>,11</w:t>
+      </w:r>
+      <w:r>
+        <w:rPr>
+          <w:sz w:val="26"/>
+          <w:szCs w:val="26"/>
+        </w:rPr>
+        <w:t xml:space="preserve"> Закона РФ от 19.02.1993 № 4520-1 «О государственных гарантиях и компенсациях для лиц, работающих и проживающих в районах Крайнего севера и приравненных к ним местностях», устанавливается единый для всех производственных и непроизводственных отраслей районный коэффициент к заработной плате</w:t>
+      </w:r>
+      <w:r>
+        <w:rPr>
+          <w:sz w:val="26"/>
+          <w:szCs w:val="26"/>
+        </w:rPr>
+        <w:t>;</w:t>
+      </w:r>
+      <w:r>
+        <w:rPr>
+          <w:sz w:val="26"/>
+          <w:szCs w:val="26"/>
+        </w:rPr>
+        <w:t xml:space="preserve"> лицам, работающим в районах Крайнего Севера и приравненных к ним местностях, выплачивается процентная надбавка к заработной плате за стаж работы в данных районах или местностях. </w:t>
+      </w:r>
+    </w:p>
+    <w:p>
+      <w:pPr>
+        <w:widowControl w:val="0"/>
+        <w:ind w:firstLine="709"/>
+        <w:contextualSpacing/>
+        <w:jc w:val="both"/>
+        <w:rPr>
+          <w:sz w:val="26"/>
+          <w:szCs w:val="26"/>
+        </w:rPr>
+      </w:pPr>
+      <w:r>
+        <w:rPr>
+          <w:sz w:val="26"/>
+          <w:szCs w:val="26"/>
+        </w:rPr>
+        <w:t>В г. Благовещенске Амурской области установлен единый районный коэффициент - 1,20 и надбавка за непрерывный трудовой стаж в районах Дальнего Востока - 1,30.</w:t>
+      </w:r>
+      <w:r>
+        <w:rPr>
+          <w:sz w:val="26"/>
+          <w:szCs w:val="26"/>
+        </w:rPr>
+        <w:t xml:space="preserve"> </w:t>
+      </w:r>
+      <w:r>
+        <w:rPr>
+          <w:sz w:val="26"/>
+          <w:szCs w:val="26"/>
+        </w:rPr>
+        <w:t xml:space="preserve">Таким образом, сумма вознаграждения адвоката за один день работы слагается из расчета выплаты вознаграждения за один рабочий день в размере </w:t>
+      </w:r>
+      <w:r>
+        <w:rPr>
+          <w:sz w:val="26"/>
+          <w:szCs w:val="26"/>
+        </w:rPr>
+        <w:t>{</w:t>
+      </w:r>
+      <w:r>
+        <w:t>вознаграждение</w:t>
+      </w:r>
+      <w:r>
+        <w:rPr>
+          <w:sz w:val="26"/>
+          <w:szCs w:val="26"/>
+        </w:rPr>
+        <w:t>}</w:t>
+      </w:r>
+      <w:r>
+        <w:rPr>
+          <w:sz w:val="26"/>
+          <w:szCs w:val="26"/>
+        </w:rPr>
+        <w:t xml:space="preserve"> рублей </w:t>
+      </w:r>
+      <w:bookmarkStart w:id="1" w:name="_Hlk216881151"/>
+      <w:r>
+        <w:rPr>
+          <w:sz w:val="26"/>
+          <w:szCs w:val="26"/>
+        </w:rPr>
+        <w:t>{</w:t>
+      </w:r>
+      <w:r>
+        <w:rPr>
+          <w:sz w:val="26"/>
+          <w:szCs w:val="26"/>
+        </w:rPr>
+        <w:t>+ 20% (районный коэффициент)</w:t>
+      </w:r>
+      <w:r>
+        <w:rPr>
+          <w:sz w:val="26"/>
+          <w:szCs w:val="26"/>
+        </w:rPr>
+        <w:t>}{</w:t>
+      </w:r>
+      <w:r>
+        <w:rPr>
+          <w:sz w:val="26"/>
+          <w:szCs w:val="26"/>
+        </w:rPr>
+        <w:t xml:space="preserve">+ 30% (непрерывный стаж </w:t>
+      </w:r>
+      <w:r>
+        <w:rPr>
+          <w:sz w:val="26"/>
+          <w:szCs w:val="26"/>
+        </w:rPr>
+        <w:lastRenderedPageBreak/>
+        <w:t>работы)</w:t>
+      </w:r>
+      <w:r>
+        <w:rPr>
+          <w:sz w:val="26"/>
+          <w:szCs w:val="26"/>
+        </w:rPr>
+        <w:t>}</w:t>
+      </w:r>
+      <w:bookmarkEnd w:id="1"/>
+      <w:r>
+        <w:rPr>
+          <w:sz w:val="26"/>
+          <w:szCs w:val="26"/>
+        </w:rPr>
+        <w:t xml:space="preserve">= </w:t>
+      </w:r>
+      <w:bookmarkStart w:id="2" w:name="_Hlk216881616"/>
+      <w:r>
+        <w:rPr>
+          <w:sz w:val="26"/>
+          <w:szCs w:val="26"/>
+        </w:rPr>
+        <w:t>{вознаграждение с процентами}</w:t>
+      </w:r>
+      <w:bookmarkEnd w:id="2"/>
+      <w:r>
+        <w:rPr>
+          <w:sz w:val="26"/>
+          <w:szCs w:val="26"/>
+        </w:rPr>
+        <w:t xml:space="preserve"> рублей.</w:t>
+      </w:r>
+    </w:p>
+    <w:p>
+      <w:pPr>
+        <w:widowControl w:val="0"/>
+        <w:ind w:firstLine="709"/>
+        <w:contextualSpacing/>
+        <w:jc w:val="both"/>
+        <w:rPr>
+          <w:sz w:val="26"/>
+          <w:szCs w:val="26"/>
+        </w:rPr>
+      </w:pPr>
+      <w:bookmarkStart w:id="3" w:name="_Hlk216883429"/>
+      <w:r>
+        <w:rPr>
+          <w:sz w:val="26"/>
+          <w:szCs w:val="26"/>
+        </w:rPr>
+        <w:t xml:space="preserve">Адвокат {адвокат ио} назначен судом защитником </w:t>
+      </w:r>
+      <w:r>
+        <w:rPr>
+          <w:sz w:val="26"/>
+          <w:szCs w:val="26"/>
+        </w:rPr>
+        <w:t>{осужденного пол}</w:t>
+      </w:r>
+      <w:r>
+        <w:rPr>
+          <w:sz w:val="26"/>
+          <w:szCs w:val="26"/>
+        </w:rPr>
+        <w:t xml:space="preserve"> {подсудимый рп ио} и участвовал в судебном заседании {заседания}.</w:t>
+      </w:r>
+      <w:r>
+        <w:rPr>
+          <w:sz w:val="26"/>
+          <w:szCs w:val="26"/>
+        </w:rPr>
+        <w:t xml:space="preserve"> </w:t>
+      </w:r>
+      <w:r>
+        <w:rPr>
+          <w:sz w:val="26"/>
+          <w:szCs w:val="26"/>
+        </w:rPr>
+        <w:t>{услуги адвоката}</w:t>
+      </w:r>
+      <w:r>
+        <w:rPr>
+          <w:sz w:val="26"/>
+          <w:szCs w:val="26"/>
+        </w:rPr>
+        <w:t xml:space="preserve"> </w:t>
+      </w:r>
+      <w:r>
+        <w:rPr>
+          <w:sz w:val="26"/>
+          <w:szCs w:val="26"/>
+        </w:rPr>
+        <w:t>Таким образом, адвокату за {</w:t>
+      </w:r>
+      <w:r>
+        <w:rPr>
+          <w:sz w:val="26"/>
+          <w:szCs w:val="26"/>
+        </w:rPr>
+        <w:t>количество дней</w:t>
+      </w:r>
+      <w:r>
+        <w:rPr>
+          <w:sz w:val="26"/>
+          <w:szCs w:val="26"/>
+        </w:rPr>
+        <w:t xml:space="preserve">} участия в судебном разбирательстве подлежит выплате вознаграждение в размере {вознаграждение за услуги} {вознаграждение за услуги рублей копеек}. </w:t>
+      </w:r>
+    </w:p>
+    <w:p>
+      <w:pPr>
+        <w:widowControl w:val="0"/>
+        <w:ind w:firstLine="709"/>
+        <w:contextualSpacing/>
+        <w:jc w:val="both"/>
+        <w:rPr>
+          <w:sz w:val="26"/>
+          <w:szCs w:val="26"/>
+        </w:rPr>
+      </w:pPr>
+      <w:r>
+        <w:rPr>
+          <w:sz w:val="26"/>
+          <w:szCs w:val="26"/>
+        </w:rPr>
+        <w:t>{дополнительные постановления}</w:t>
+      </w:r>
+      <w:bookmarkStart w:id="4" w:name="_Hlk216946034"/>
+      <w:bookmarkEnd w:id="3"/>
+    </w:p>
+    <w:p>
+      <w:pPr>
+        <w:widowControl w:val="0"/>
+        <w:ind w:firstLine="709"/>
+        <w:contextualSpacing/>
+        <w:jc w:val="both"/>
+        <w:rPr>
+          <w:sz w:val="26"/>
+          <w:szCs w:val="26"/>
+        </w:rPr>
+      </w:pPr>
+      <w:r>
+        <w:rPr>
+          <w:sz w:val="26"/>
+          <w:szCs w:val="26"/>
+        </w:rPr>
+        <w:t>{взыскание или освобождение}</w:t>
+      </w:r>
+      <w:bookmarkEnd w:id="4"/>
+    </w:p>
+    <w:p>
+      <w:pPr>
+        <w:widowControl w:val="0"/>
+        <w:ind w:firstLine="709"/>
+        <w:contextualSpacing/>
+        <w:jc w:val="both"/>
+        <w:rPr>
+          <w:sz w:val="26"/>
+          <w:szCs w:val="26"/>
+        </w:rPr>
+      </w:pPr>
+      <w:r>
+        <w:rPr>
+          <w:sz w:val="26"/>
+          <w:szCs w:val="26"/>
+        </w:rPr>
+        <w:t xml:space="preserve">Руководствуясь с ч.5 ст.50, ст.132 </w:t>
+      </w:r>
+      <w:r>
+        <w:rPr>
+          <w:sz w:val="26"/>
+          <w:szCs w:val="26"/>
+        </w:rPr>
+        <w:t xml:space="preserve">УПК РФ,  </w:t>
+      </w:r>
+      <w:r>
+        <w:rPr>
+          <w:sz w:val="26"/>
+          <w:szCs w:val="26"/>
+        </w:rPr>
+        <w:t>суд</w:t>
+      </w:r>
+    </w:p>
+    <w:p>
+      <w:pPr>
+        <w:widowControl w:val="0"/>
+        <w:shd w:val="clear" w:color="auto" w:fill="FFFFFF"/>
         <w:contextualSpacing/>
         <w:jc w:val="center"/>
         <w:rPr>
@@ -248,850 +1076,6 @@
     <w:p>
       <w:pPr>
         <w:widowControl w:val="0"/>
-        <w:ind w:firstLine="709"/>
-        <w:contextualSpacing/>
-        <w:jc w:val="both"/>
-        <w:rPr>
-          <w:sz w:val="26"/>
-          <w:szCs w:val="26"/>
-        </w:rPr>
-      </w:pPr>
-      <w:r>
-        <w:rPr>
-          <w:sz w:val="26"/>
-          <w:szCs w:val="26"/>
-        </w:rPr>
-        <w:t xml:space="preserve">Приговором </w:t>
-      </w:r>
-      <w:r>
-        <w:rPr>
-          <w:sz w:val="26"/>
-          <w:szCs w:val="26"/>
-        </w:rPr>
-        <w:t>Благовещенского городского</w:t>
-      </w:r>
-      <w:r>
-        <w:rPr>
-          <w:sz w:val="26"/>
-          <w:szCs w:val="26"/>
-        </w:rPr>
-        <w:t xml:space="preserve"> суда Амурской </w:t>
-      </w:r>
-      <w:r>
-        <w:rPr>
-          <w:sz w:val="26"/>
-          <w:szCs w:val="26"/>
-        </w:rPr>
-        <w:t xml:space="preserve">от </w:t>
-      </w:r>
-      <w:r>
-        <w:rPr>
-          <w:sz w:val="26"/>
-          <w:szCs w:val="26"/>
-        </w:rPr>
-        <w:t xml:space="preserve">{дата приговора} </w:t>
-      </w:r>
-      <w:r>
-        <w:rPr>
-          <w:sz w:val="26"/>
-          <w:szCs w:val="26"/>
-        </w:rPr>
-        <w:t>{</w:t>
-      </w:r>
-      <w:r>
-        <w:rPr>
-          <w:sz w:val="26"/>
-          <w:szCs w:val="26"/>
-        </w:rPr>
-        <w:t>осужд</w:t>
-      </w:r>
-      <w:r>
-        <w:rPr>
-          <w:sz w:val="26"/>
-          <w:szCs w:val="26"/>
-        </w:rPr>
-        <w:t>ение}</w:t>
-      </w:r>
-      <w:r>
-        <w:rPr>
-          <w:sz w:val="26"/>
-          <w:szCs w:val="26"/>
-        </w:rPr>
-        <w:t xml:space="preserve"> </w:t>
-      </w:r>
-      <w:r>
-        <w:rPr>
-          <w:sz w:val="26"/>
-          <w:szCs w:val="26"/>
-        </w:rPr>
-        <w:t>{подсудимый</w:t>
-      </w:r>
-      <w:r>
-        <w:rPr>
-          <w:sz w:val="26"/>
-          <w:szCs w:val="26"/>
-        </w:rPr>
-        <w:t xml:space="preserve"> ио</w:t>
-      </w:r>
-      <w:r>
-        <w:rPr>
-          <w:sz w:val="26"/>
-          <w:szCs w:val="26"/>
-        </w:rPr>
-        <w:t>}.</w:t>
-      </w:r>
-    </w:p>
-    <w:p>
-      <w:pPr>
-        <w:widowControl w:val="0"/>
-        <w:ind w:firstLine="709"/>
-        <w:contextualSpacing/>
-        <w:jc w:val="both"/>
-        <w:rPr>
-          <w:sz w:val="26"/>
-          <w:szCs w:val="26"/>
-        </w:rPr>
-      </w:pPr>
-      <w:r>
-        <w:rPr>
-          <w:sz w:val="26"/>
-          <w:szCs w:val="26"/>
-        </w:rPr>
-        <w:t xml:space="preserve">По назначению суда защиту </w:t>
-      </w:r>
-      <w:r>
-        <w:rPr>
-          <w:sz w:val="26"/>
-          <w:szCs w:val="26"/>
-        </w:rPr>
-        <w:t>{осужденного пол}</w:t>
-      </w:r>
-      <w:r>
-        <w:rPr>
-          <w:sz w:val="26"/>
-          <w:szCs w:val="26"/>
-        </w:rPr>
-        <w:t xml:space="preserve"> </w:t>
-      </w:r>
-      <w:r>
-        <w:rPr>
-          <w:sz w:val="26"/>
-          <w:szCs w:val="26"/>
-        </w:rPr>
-        <w:t>{подсудимый рп</w:t>
-      </w:r>
-      <w:r>
-        <w:rPr>
-          <w:sz w:val="26"/>
-          <w:szCs w:val="26"/>
-        </w:rPr>
-        <w:t xml:space="preserve"> ио</w:t>
-      </w:r>
-      <w:r>
-        <w:rPr>
-          <w:sz w:val="26"/>
-          <w:szCs w:val="26"/>
-        </w:rPr>
-        <w:t>}</w:t>
-      </w:r>
-      <w:r>
-        <w:rPr>
-          <w:color w:val="000000"/>
-          <w:sz w:val="26"/>
-          <w:szCs w:val="26"/>
-        </w:rPr>
-        <w:t xml:space="preserve"> </w:t>
-      </w:r>
-      <w:r>
-        <w:rPr>
-          <w:sz w:val="26"/>
-          <w:szCs w:val="26"/>
-        </w:rPr>
-        <w:t xml:space="preserve">в судебном заседании </w:t>
-      </w:r>
-      <w:r>
-        <w:rPr>
-          <w:sz w:val="26"/>
-          <w:szCs w:val="26"/>
-        </w:rPr>
-        <w:t>осуществля</w:t>
-      </w:r>
-      <w:r>
-        <w:rPr>
-          <w:sz w:val="26"/>
-          <w:szCs w:val="26"/>
-        </w:rPr>
-        <w:t>ет</w:t>
-      </w:r>
-      <w:r>
-        <w:rPr>
-          <w:sz w:val="26"/>
-          <w:szCs w:val="26"/>
-        </w:rPr>
-        <w:t xml:space="preserve"> адвокат </w:t>
-      </w:r>
-      <w:r>
-        <w:rPr>
-          <w:sz w:val="26"/>
-          <w:szCs w:val="26"/>
-        </w:rPr>
-        <w:t>{</w:t>
-      </w:r>
-      <w:r>
-        <w:t>наименование получателя</w:t>
-      </w:r>
-      <w:r>
-        <w:t xml:space="preserve"> тп</w:t>
-      </w:r>
-      <w:r>
-        <w:rPr>
-          <w:sz w:val="26"/>
-          <w:szCs w:val="26"/>
-        </w:rPr>
-        <w:t>}</w:t>
-      </w:r>
-      <w:r>
-        <w:rPr>
-          <w:sz w:val="26"/>
-          <w:szCs w:val="26"/>
-        </w:rPr>
-        <w:t xml:space="preserve"> </w:t>
-      </w:r>
-      <w:r>
-        <w:rPr>
-          <w:sz w:val="26"/>
-          <w:szCs w:val="26"/>
-        </w:rPr>
-        <w:t>{фио адвоката}</w:t>
-      </w:r>
-      <w:r>
-        <w:rPr>
-          <w:sz w:val="26"/>
-          <w:szCs w:val="26"/>
-        </w:rPr>
-        <w:t xml:space="preserve">, который обратился в суд с заявлением о выплате вознаграждения за счёт средств федерального бюджета размере </w:t>
-      </w:r>
-      <w:r>
-        <w:rPr>
-          <w:sz w:val="26"/>
-          <w:szCs w:val="26"/>
-        </w:rPr>
-        <w:t>{</w:t>
-      </w:r>
-      <w:r>
-        <w:t>адвокатом заявлена выплата вознаграждения</w:t>
-      </w:r>
-      <w:r>
-        <w:rPr>
-          <w:sz w:val="26"/>
-          <w:szCs w:val="26"/>
-        </w:rPr>
-        <w:t>}</w:t>
-      </w:r>
-      <w:r>
-        <w:rPr>
-          <w:sz w:val="26"/>
-          <w:szCs w:val="26"/>
-        </w:rPr>
-        <w:t xml:space="preserve"> рублей</w:t>
-      </w:r>
-      <w:r>
-        <w:rPr>
-          <w:sz w:val="26"/>
-          <w:szCs w:val="26"/>
-        </w:rPr>
-        <w:t>.</w:t>
-      </w:r>
-    </w:p>
-    <w:p>
-      <w:pPr>
-        <w:widowControl w:val="0"/>
-        <w:ind w:firstLine="709"/>
-        <w:contextualSpacing/>
-        <w:jc w:val="both"/>
-        <w:rPr>
-          <w:sz w:val="26"/>
-          <w:szCs w:val="26"/>
-        </w:rPr>
-      </w:pPr>
-      <w:r>
-        <w:rPr>
-          <w:sz w:val="26"/>
-          <w:szCs w:val="26"/>
-        </w:rPr>
-        <w:t>{</w:t>
-      </w:r>
-      <w:r>
-        <w:rPr>
-          <w:sz w:val="26"/>
-          <w:szCs w:val="26"/>
-        </w:rPr>
-        <w:t>мнение сторон о взыскании</w:t>
-      </w:r>
-      <w:r>
-        <w:rPr>
-          <w:sz w:val="26"/>
-          <w:szCs w:val="26"/>
-        </w:rPr>
-        <w:t>}</w:t>
-      </w:r>
-    </w:p>
-    <w:p>
-      <w:pPr>
-        <w:widowControl w:val="0"/>
-        <w:ind w:firstLine="709"/>
-        <w:contextualSpacing/>
-        <w:jc w:val="both"/>
-        <w:rPr>
-          <w:sz w:val="26"/>
-          <w:szCs w:val="26"/>
-        </w:rPr>
-      </w:pPr>
-      <w:r>
-        <w:rPr>
-          <w:sz w:val="26"/>
-          <w:szCs w:val="26"/>
-        </w:rPr>
-        <w:t>Выслушав участников процесса</w:t>
-      </w:r>
-      <w:r>
-        <w:rPr>
-          <w:sz w:val="26"/>
-          <w:szCs w:val="26"/>
-        </w:rPr>
-        <w:t>,</w:t>
-      </w:r>
-      <w:r>
-        <w:rPr>
-          <w:sz w:val="26"/>
-          <w:szCs w:val="26"/>
-        </w:rPr>
-        <w:t xml:space="preserve"> суд находит з</w:t>
-      </w:r>
-      <w:r>
-        <w:rPr>
-          <w:sz w:val="26"/>
-          <w:szCs w:val="26"/>
-        </w:rPr>
-        <w:t xml:space="preserve">аявление адвоката </w:t>
-      </w:r>
-      <w:r>
-        <w:rPr>
-          <w:sz w:val="26"/>
-          <w:szCs w:val="26"/>
-        </w:rPr>
-        <w:t>{фио адвоката рп</w:t>
-      </w:r>
-      <w:r>
-        <w:rPr>
-          <w:sz w:val="26"/>
-          <w:szCs w:val="26"/>
-        </w:rPr>
-        <w:t xml:space="preserve"> ио</w:t>
-      </w:r>
-      <w:r>
-        <w:rPr>
-          <w:sz w:val="26"/>
-          <w:szCs w:val="26"/>
-        </w:rPr>
-        <w:t>}</w:t>
-      </w:r>
-      <w:r>
-        <w:rPr>
-          <w:sz w:val="26"/>
-          <w:szCs w:val="26"/>
-        </w:rPr>
-        <w:t xml:space="preserve"> подлеж</w:t>
-      </w:r>
-      <w:r>
-        <w:rPr>
-          <w:sz w:val="26"/>
-          <w:szCs w:val="26"/>
-        </w:rPr>
-        <w:t xml:space="preserve">ащим </w:t>
-      </w:r>
-      <w:r>
-        <w:rPr>
-          <w:sz w:val="26"/>
-          <w:szCs w:val="26"/>
-        </w:rPr>
-        <w:t>удовлетворению по следующим основаниям.</w:t>
-      </w:r>
-    </w:p>
-    <w:p>
-      <w:pPr>
-        <w:widowControl w:val="0"/>
-        <w:ind w:firstLine="709"/>
-        <w:contextualSpacing/>
-        <w:jc w:val="both"/>
-        <w:rPr>
-          <w:sz w:val="26"/>
-          <w:szCs w:val="26"/>
-        </w:rPr>
-      </w:pPr>
-      <w:r>
-        <w:rPr>
-          <w:sz w:val="26"/>
-          <w:szCs w:val="26"/>
-        </w:rPr>
-        <w:t>Согласно ч.5 ст.50 УПК РФ, если адвокат участвовал в рассмотрении дела по назначению, то расходы на оплату его труда компенсируются за счё</w:t>
-      </w:r>
-      <w:r>
-        <w:rPr>
-          <w:sz w:val="26"/>
-          <w:szCs w:val="26"/>
-        </w:rPr>
-        <w:t>т средств федерального бюджета.</w:t>
-      </w:r>
-    </w:p>
-    <w:p>
-      <w:pPr>
-        <w:widowControl w:val="0"/>
-        <w:ind w:firstLine="709"/>
-        <w:contextualSpacing/>
-        <w:jc w:val="both"/>
-        <w:rPr>
-          <w:sz w:val="26"/>
-          <w:szCs w:val="26"/>
-        </w:rPr>
-      </w:pPr>
-      <w:r>
-        <w:rPr>
-          <w:sz w:val="26"/>
-          <w:szCs w:val="26"/>
-        </w:rPr>
-        <w:t>Рассмотрение настоящего дела отнесено ст.31 УПК РФ к подсудности районного суда,</w:t>
-      </w:r>
-      <w:r>
-        <w:rPr>
-          <w:sz w:val="26"/>
-          <w:szCs w:val="26"/>
-        </w:rPr>
-        <w:t xml:space="preserve"> </w:t>
-      </w:r>
-      <w:r>
-        <w:rPr>
-          <w:sz w:val="26"/>
-          <w:szCs w:val="26"/>
-        </w:rPr>
-        <w:t>{основания размера оплаты}</w:t>
-      </w:r>
-      <w:r>
-        <w:rPr>
-          <w:sz w:val="26"/>
-          <w:szCs w:val="26"/>
-        </w:rPr>
-        <w:t xml:space="preserve"> поэтому в соответствии с пп. «</w:t>
-      </w:r>
-      <w:r>
-        <w:rPr>
-          <w:sz w:val="26"/>
-          <w:szCs w:val="26"/>
-        </w:rPr>
-        <w:t>{</w:t>
-      </w:r>
-      <w:r>
-        <w:t>из пп. ст. 22 о возмещении процессуальных издержек</w:t>
-      </w:r>
-      <w:r>
-        <w:rPr>
-          <w:sz w:val="26"/>
-          <w:szCs w:val="26"/>
-        </w:rPr>
-        <w:t>}</w:t>
-      </w:r>
-      <w:r>
-        <w:rPr>
-          <w:sz w:val="26"/>
-          <w:szCs w:val="26"/>
-        </w:rPr>
-        <w:t xml:space="preserve">» п.22(1) Положения «О возмещении процессуальных издержек, связанных с производством по уголовному делу, издержек в связи с рассмотрением дела арбитражным судом, гражданского дела, административного дела, а также расходов в связи с выполнением требований Конституционного Суда Российской Федерации», утверждённого постановлением Правительства РФ от 01.12.2012 № 1240, за один рабочий день участия в качестве защитника в настоящем уголовном судопроизводстве адвокату положена выплата в размере </w:t>
-      </w:r>
-      <w:bookmarkStart w:id="0" w:name="_Hlk216880443"/>
-      <w:r>
-        <w:rPr>
-          <w:sz w:val="26"/>
-          <w:szCs w:val="26"/>
-        </w:rPr>
-        <w:t>{</w:t>
-      </w:r>
-      <w:r>
-        <w:t>вознаграждение</w:t>
-      </w:r>
-      <w:r>
-        <w:rPr>
-          <w:sz w:val="26"/>
-          <w:szCs w:val="26"/>
-        </w:rPr>
-        <w:t>}</w:t>
-      </w:r>
-      <w:bookmarkEnd w:id="0"/>
-      <w:r>
-        <w:rPr>
-          <w:sz w:val="26"/>
-          <w:szCs w:val="26"/>
-        </w:rPr>
-        <w:t xml:space="preserve"> рублей</w:t>
-      </w:r>
-      <w:r>
-        <w:rPr>
-          <w:sz w:val="26"/>
-          <w:szCs w:val="26"/>
-        </w:rPr>
-        <w:t>.</w:t>
-      </w:r>
-    </w:p>
-    <w:p>
-      <w:pPr>
-        <w:widowControl w:val="0"/>
-        <w:ind w:firstLine="709"/>
-        <w:contextualSpacing/>
-        <w:jc w:val="both"/>
-        <w:rPr>
-          <w:sz w:val="26"/>
-          <w:szCs w:val="26"/>
-        </w:rPr>
-      </w:pPr>
-    </w:p>
-    <w:p>
-      <w:pPr>
-        <w:widowControl w:val="0"/>
-        <w:ind w:firstLine="709"/>
-        <w:contextualSpacing/>
-        <w:jc w:val="both"/>
-        <w:rPr>
-          <w:sz w:val="26"/>
-          <w:szCs w:val="26"/>
-        </w:rPr>
-      </w:pPr>
-      <w:r>
-        <w:rPr>
-          <w:sz w:val="26"/>
-          <w:szCs w:val="26"/>
-        </w:rPr>
-        <w:t>В районах Крайнего Севера и приравненных к ним местностях, а также в других местностях с тяжелыми климатическими условиями, в которых законодательством Российской Федерации установлены процентные надбавки и (или) районные коэффициенты к заработной плате, вознаграждение адвоката осуществляется с учётом указанных надбавок и коэффициентов.</w:t>
-      </w:r>
-      <w:r>
-        <w:rPr>
-          <w:sz w:val="26"/>
-          <w:szCs w:val="26"/>
-        </w:rPr>
-        <w:t xml:space="preserve"> </w:t>
-      </w:r>
-      <w:r>
-        <w:rPr>
-          <w:sz w:val="26"/>
-          <w:szCs w:val="26"/>
-        </w:rPr>
-        <w:t>В соответствии со ст.10</w:t>
-      </w:r>
-      <w:r>
-        <w:rPr>
-          <w:sz w:val="26"/>
-          <w:szCs w:val="26"/>
-        </w:rPr>
-        <w:t>,11</w:t>
-      </w:r>
-      <w:r>
-        <w:rPr>
-          <w:sz w:val="26"/>
-          <w:szCs w:val="26"/>
-        </w:rPr>
-        <w:t xml:space="preserve"> Закона РФ от 19.02.1993 № 4520-1 «О государственных гарантиях и компенсациях для лиц, работающих и проживающих в районах Крайнего севера и приравненных к ним местностях», устанавливается единый для всех производственных и непроизводственных отраслей районный коэффициент к заработной плате</w:t>
-      </w:r>
-      <w:r>
-        <w:rPr>
-          <w:sz w:val="26"/>
-          <w:szCs w:val="26"/>
-        </w:rPr>
-        <w:t>;</w:t>
-      </w:r>
-      <w:r>
-        <w:rPr>
-          <w:sz w:val="26"/>
-          <w:szCs w:val="26"/>
-        </w:rPr>
-        <w:t xml:space="preserve"> лицам, работающим в районах Крайнего Севера и приравненных к ним местностях, выплачивается процентная надбавка к заработной плате за стаж работы в данных районах или местностях. </w:t>
-      </w:r>
-    </w:p>
-    <w:p>
-      <w:pPr>
-        <w:widowControl w:val="0"/>
-        <w:ind w:firstLine="709"/>
-        <w:contextualSpacing/>
-        <w:jc w:val="both"/>
-        <w:rPr>
-          <w:sz w:val="26"/>
-          <w:szCs w:val="26"/>
-        </w:rPr>
-      </w:pPr>
-      <w:r>
-        <w:rPr>
-          <w:sz w:val="26"/>
-          <w:szCs w:val="26"/>
-        </w:rPr>
-        <w:t xml:space="preserve">В г. Благовещенске Амурской области установлен единый районный коэффициент - 1,20 и надбавка за непрерывный трудовой стаж в районах Дальнего </w:t>
-      </w:r>
-      <w:r>
-        <w:rPr>
-          <w:sz w:val="26"/>
-          <w:szCs w:val="26"/>
-        </w:rPr>
-        <w:lastRenderedPageBreak/>
-        <w:t>Востока - 1,30.</w:t>
-      </w:r>
-      <w:r>
-        <w:rPr>
-          <w:sz w:val="26"/>
-          <w:szCs w:val="26"/>
-        </w:rPr>
-        <w:t xml:space="preserve"> </w:t>
-      </w:r>
-      <w:r>
-        <w:rPr>
-          <w:sz w:val="26"/>
-          <w:szCs w:val="26"/>
-        </w:rPr>
-        <w:t xml:space="preserve">Таким образом, сумма вознаграждения адвоката за один день работы слагается из расчета выплаты вознаграждения за один рабочий день в размере </w:t>
-      </w:r>
-      <w:r>
-        <w:rPr>
-          <w:sz w:val="26"/>
-          <w:szCs w:val="26"/>
-        </w:rPr>
-        <w:t>{</w:t>
-      </w:r>
-      <w:r>
-        <w:t>вознаграждение</w:t>
-      </w:r>
-      <w:r>
-        <w:rPr>
-          <w:sz w:val="26"/>
-          <w:szCs w:val="26"/>
-        </w:rPr>
-        <w:t>}</w:t>
-      </w:r>
-      <w:r>
-        <w:rPr>
-          <w:sz w:val="26"/>
-          <w:szCs w:val="26"/>
-        </w:rPr>
-        <w:t xml:space="preserve"> рублей </w:t>
-      </w:r>
-      <w:bookmarkStart w:id="1" w:name="_Hlk216881151"/>
-      <w:r>
-        <w:rPr>
-          <w:sz w:val="26"/>
-          <w:szCs w:val="26"/>
-        </w:rPr>
-        <w:t>{</w:t>
-      </w:r>
-      <w:r>
-        <w:rPr>
-          <w:sz w:val="26"/>
-          <w:szCs w:val="26"/>
-        </w:rPr>
-        <w:t>+ 20% (районный коэффициент)</w:t>
-      </w:r>
-      <w:r>
-        <w:rPr>
-          <w:sz w:val="26"/>
-          <w:szCs w:val="26"/>
-        </w:rPr>
-        <w:t>}{</w:t>
-      </w:r>
-      <w:r>
-        <w:rPr>
-          <w:sz w:val="26"/>
-          <w:szCs w:val="26"/>
-        </w:rPr>
-        <w:t>+ 30% (непрерывный стаж работы)</w:t>
-      </w:r>
-      <w:r>
-        <w:rPr>
-          <w:sz w:val="26"/>
-          <w:szCs w:val="26"/>
-        </w:rPr>
-        <w:t>}</w:t>
-      </w:r>
-      <w:bookmarkEnd w:id="1"/>
-      <w:r>
-        <w:rPr>
-          <w:sz w:val="26"/>
-          <w:szCs w:val="26"/>
-        </w:rPr>
-        <w:t xml:space="preserve">= </w:t>
-      </w:r>
-      <w:bookmarkStart w:id="2" w:name="_Hlk216881616"/>
-      <w:r>
-        <w:rPr>
-          <w:sz w:val="26"/>
-          <w:szCs w:val="26"/>
-        </w:rPr>
-        <w:t>{вознаграждение с процентами}</w:t>
-      </w:r>
-      <w:bookmarkEnd w:id="2"/>
-      <w:r>
-        <w:rPr>
-          <w:sz w:val="26"/>
-          <w:szCs w:val="26"/>
-        </w:rPr>
-        <w:t xml:space="preserve"> рублей.</w:t>
-      </w:r>
-    </w:p>
-    <w:p>
-      <w:pPr>
-        <w:widowControl w:val="0"/>
-        <w:ind w:firstLine="709"/>
-        <w:contextualSpacing/>
-        <w:jc w:val="both"/>
-        <w:rPr>
-          <w:sz w:val="26"/>
-          <w:szCs w:val="26"/>
-        </w:rPr>
-      </w:pPr>
-      <w:bookmarkStart w:id="3" w:name="_Hlk216883429"/>
-      <w:r>
-        <w:rPr>
-          <w:sz w:val="26"/>
-          <w:szCs w:val="26"/>
-        </w:rPr>
-        <w:t xml:space="preserve">Адвокат {адвокат ио} назначен судом защитником </w:t>
-      </w:r>
-      <w:r>
-        <w:rPr>
-          <w:sz w:val="26"/>
-          <w:szCs w:val="26"/>
-        </w:rPr>
-        <w:t>{осужденного пол}</w:t>
-      </w:r>
-      <w:r>
-        <w:rPr>
-          <w:sz w:val="26"/>
-          <w:szCs w:val="26"/>
-        </w:rPr>
-        <w:t xml:space="preserve"> {подсудимый рп ио} и участвовал в судебном заседании {заседания}.</w:t>
-      </w:r>
-      <w:r>
-        <w:rPr>
-          <w:sz w:val="26"/>
-          <w:szCs w:val="26"/>
-        </w:rPr>
-        <w:t xml:space="preserve"> </w:t>
-      </w:r>
-      <w:r>
-        <w:rPr>
-          <w:sz w:val="26"/>
-          <w:szCs w:val="26"/>
-        </w:rPr>
-        <w:t>{услуги адвоката}</w:t>
-      </w:r>
-      <w:r>
-        <w:rPr>
-          <w:sz w:val="26"/>
-          <w:szCs w:val="26"/>
-        </w:rPr>
-        <w:t xml:space="preserve"> </w:t>
-      </w:r>
-      <w:r>
-        <w:rPr>
-          <w:sz w:val="26"/>
-          <w:szCs w:val="26"/>
-        </w:rPr>
-        <w:t>Таким образом, адвокату за {</w:t>
-      </w:r>
-      <w:r>
-        <w:rPr>
-          <w:sz w:val="26"/>
-          <w:szCs w:val="26"/>
-        </w:rPr>
-        <w:t>количество дней</w:t>
-      </w:r>
-      <w:r>
-        <w:rPr>
-          <w:sz w:val="26"/>
-          <w:szCs w:val="26"/>
-        </w:rPr>
-        <w:t xml:space="preserve">} участия в судебном разбирательстве подлежит выплате вознаграждение в размере {вознаграждение за услуги} {вознаграждение за услуги рублей копеек}. </w:t>
-      </w:r>
-    </w:p>
-    <w:p>
-      <w:pPr>
-        <w:widowControl w:val="0"/>
-        <w:ind w:firstLine="709"/>
-        <w:contextualSpacing/>
-        <w:jc w:val="both"/>
-        <w:rPr>
-          <w:sz w:val="26"/>
-          <w:szCs w:val="26"/>
-        </w:rPr>
-      </w:pPr>
-      <w:r>
-        <w:rPr>
-          <w:sz w:val="26"/>
-          <w:szCs w:val="26"/>
-        </w:rPr>
-        <w:t>{дополнительные постановления}</w:t>
-      </w:r>
-      <w:bookmarkEnd w:id="3"/>
-    </w:p>
-    <w:p>
-      <w:pPr>
-        <w:widowControl w:val="0"/>
-        <w:ind w:firstLine="709"/>
-        <w:contextualSpacing/>
-        <w:jc w:val="both"/>
-        <w:rPr>
-          <w:sz w:val="26"/>
-          <w:szCs w:val="26"/>
-        </w:rPr>
-      </w:pPr>
-      <w:bookmarkStart w:id="4" w:name="_Hlk216946034"/>
-      <w:r>
-        <w:rPr>
-          <w:sz w:val="26"/>
-          <w:szCs w:val="26"/>
-        </w:rPr>
-        <w:t>{взыскание или освобождение}</w:t>
-      </w:r>
-      <w:bookmarkEnd w:id="4"/>
-    </w:p>
-    <w:p>
-      <w:pPr>
-        <w:widowControl w:val="0"/>
-        <w:ind w:firstLine="709"/>
-        <w:contextualSpacing/>
-        <w:jc w:val="both"/>
-        <w:rPr>
-          <w:sz w:val="26"/>
-          <w:szCs w:val="26"/>
-        </w:rPr>
-      </w:pPr>
-      <w:r>
-        <w:rPr>
-          <w:sz w:val="26"/>
-          <w:szCs w:val="26"/>
-        </w:rPr>
-        <w:t xml:space="preserve">Руководствуясь с ч.5 ст.50, ст.132 </w:t>
-      </w:r>
-      <w:r>
-        <w:rPr>
-          <w:sz w:val="26"/>
-          <w:szCs w:val="26"/>
-        </w:rPr>
-        <w:t xml:space="preserve">УПК РФ,  </w:t>
-      </w:r>
-      <w:r>
-        <w:rPr>
-          <w:sz w:val="26"/>
-          <w:szCs w:val="26"/>
-        </w:rPr>
-        <w:t>суд</w:t>
-      </w:r>
-    </w:p>
-    <w:p>
-      <w:pPr>
-        <w:widowControl w:val="0"/>
         <w:shd w:val="clear" w:color="auto" w:fill="FFFFFF"/>
         <w:contextualSpacing/>
         <w:jc w:val="center"/>
@@ -1100,18 +1084,6 @@
           <w:szCs w:val="26"/>
         </w:rPr>
       </w:pPr>
-    </w:p>
-    <w:p>
-      <w:pPr>
-        <w:widowControl w:val="0"/>
-        <w:shd w:val="clear" w:color="auto" w:fill="FFFFFF"/>
-        <w:contextualSpacing/>
-        <w:jc w:val="center"/>
-        <w:rPr>
-          <w:sz w:val="26"/>
-          <w:szCs w:val="26"/>
-        </w:rPr>
-      </w:pPr>
       <w:r>
         <w:rPr>
           <w:sz w:val="26"/>
@@ -1119,18 +1091,6 @@
         </w:rPr>
         <w:t>П О С Т А Н О В И Л:</w:t>
       </w:r>
-    </w:p>
-    <w:p>
-      <w:pPr>
-        <w:widowControl w:val="0"/>
-        <w:shd w:val="clear" w:color="auto" w:fill="FFFFFF"/>
-        <w:contextualSpacing/>
-        <w:jc w:val="center"/>
-        <w:rPr>
-          <w:sz w:val="26"/>
-          <w:szCs w:val="26"/>
-        </w:rPr>
-      </w:pPr>
     </w:p>
     <w:p>
       <w:pPr>

--- a/template_01.docx
+++ b/template_01.docx
@@ -536,70 +536,61 @@
           <w:sz w:val="26"/>
           <w:szCs w:val="26"/>
         </w:rPr>
-        <w:t>Выслушав участников процесса</w:t>
-      </w:r>
-      <w:r>
-        <w:rPr>
-          <w:sz w:val="26"/>
-          <w:szCs w:val="26"/>
-        </w:rPr>
-        <w:t>,</w:t>
-      </w:r>
-      <w:r>
-        <w:rPr>
-          <w:sz w:val="26"/>
-          <w:szCs w:val="26"/>
-        </w:rPr>
-        <w:t xml:space="preserve"> суд находит з</w:t>
-      </w:r>
-      <w:r>
-        <w:rPr>
-          <w:sz w:val="26"/>
-          <w:szCs w:val="26"/>
-        </w:rPr>
-        <w:t xml:space="preserve">аявление адвоката </w:t>
-      </w:r>
-      <w:r>
-        <w:rPr>
-          <w:sz w:val="26"/>
-          <w:szCs w:val="26"/>
-        </w:rPr>
-        <w:t>{фио адвоката рп</w:t>
-      </w:r>
-      <w:r>
-        <w:rPr>
-          <w:sz w:val="26"/>
-          <w:szCs w:val="26"/>
-        </w:rPr>
-        <w:t xml:space="preserve"> ио</w:t>
-      </w:r>
-      <w:r>
-        <w:rPr>
-          <w:sz w:val="26"/>
-          <w:szCs w:val="26"/>
-        </w:rPr>
-        <w:t>}</w:t>
-      </w:r>
-      <w:r>
-        <w:rPr>
-          <w:sz w:val="26"/>
-          <w:szCs w:val="26"/>
-        </w:rPr>
-        <w:t xml:space="preserve"> подлеж</w:t>
-      </w:r>
-      <w:r>
-        <w:rPr>
-          <w:sz w:val="26"/>
-          <w:szCs w:val="26"/>
-        </w:rPr>
-        <w:t xml:space="preserve">ащим </w:t>
-      </w:r>
-      <w:r>
-        <w:rPr>
-          <w:sz w:val="26"/>
-          <w:szCs w:val="26"/>
-        </w:rPr>
-        <w:t>удовлетворению по следующим основаниям.</w:t>
+        <w:t>{заявление адвоката удовлетворить}</w:t>
+      </w:r>
+      <w:r>
+        <w:rPr>
+          <w:sz w:val="26"/>
+          <w:szCs w:val="26"/>
+        </w:rPr>
+      </w:r>
+      <w:r>
+        <w:rPr>
+          <w:sz w:val="26"/>
+          <w:szCs w:val="26"/>
+        </w:rPr>
+      </w:r>
+      <w:r>
+        <w:rPr>
+          <w:sz w:val="26"/>
+          <w:szCs w:val="26"/>
+        </w:rPr>
+      </w:r>
+      <w:r>
+        <w:rPr>
+          <w:sz w:val="26"/>
+          <w:szCs w:val="26"/>
+        </w:rPr>
+      </w:r>
+      <w:r>
+        <w:rPr>
+          <w:sz w:val="26"/>
+          <w:szCs w:val="26"/>
+        </w:rPr>
+      </w:r>
+      <w:r>
+        <w:rPr>
+          <w:sz w:val="26"/>
+          <w:szCs w:val="26"/>
+        </w:rPr>
+      </w:r>
+      <w:r>
+        <w:rPr>
+          <w:sz w:val="26"/>
+          <w:szCs w:val="26"/>
+        </w:rPr>
+      </w:r>
+      <w:r>
+        <w:rPr>
+          <w:sz w:val="26"/>
+          <w:szCs w:val="26"/>
+        </w:rPr>
+      </w:r>
+      <w:r>
+        <w:rPr>
+          <w:sz w:val="26"/>
+          <w:szCs w:val="26"/>
+        </w:rPr>
       </w:r>
     </w:p>
     <w:p>

--- a/template_01.docx
+++ b/template_01.docx
@@ -239,84 +239,73 @@
           <w:sz w:val="26"/>
           <w:szCs w:val="26"/>
         </w:rPr>
-        <w:t xml:space="preserve">Приговором </w:t>
-      </w:r>
-      <w:r>
-        <w:rPr>
-          <w:sz w:val="26"/>
-          <w:szCs w:val="26"/>
-        </w:rPr>
-        <w:t>Благовещенского городского</w:t>
-      </w:r>
-      <w:r>
-        <w:rPr>
-          <w:sz w:val="26"/>
-          <w:szCs w:val="26"/>
-        </w:rPr>
-        <w:t xml:space="preserve"> суда Амурской </w:t>
-      </w:r>
-      <w:r>
-        <w:rPr>
-          <w:sz w:val="26"/>
-          <w:szCs w:val="26"/>
-        </w:rPr>
-        <w:t xml:space="preserve">от </w:t>
-      </w:r>
-      <w:r>
-        <w:rPr>
-          <w:sz w:val="26"/>
-          <w:szCs w:val="26"/>
-        </w:rPr>
-        <w:t xml:space="preserve">{дата приговора} </w:t>
-      </w:r>
-      <w:r>
-        <w:rPr>
-          <w:sz w:val="26"/>
-          <w:szCs w:val="26"/>
-        </w:rPr>
-        <w:t>{</w:t>
-      </w:r>
-      <w:r>
-        <w:rPr>
-          <w:sz w:val="26"/>
-          <w:szCs w:val="26"/>
-        </w:rPr>
-        <w:t>осужд</w:t>
-      </w:r>
-      <w:r>
-        <w:rPr>
-          <w:sz w:val="26"/>
-          <w:szCs w:val="26"/>
-        </w:rPr>
-        <w:t>ение}</w:t>
-      </w:r>
-      <w:r>
-        <w:rPr>
-          <w:sz w:val="26"/>
-          <w:szCs w:val="26"/>
-        </w:rPr>
-        <w:t xml:space="preserve"> </w:t>
-      </w:r>
-      <w:r>
-        <w:rPr>
-          <w:sz w:val="26"/>
-          <w:szCs w:val="26"/>
-        </w:rPr>
-        <w:t>{подсудимый</w:t>
-      </w:r>
-      <w:r>
-        <w:rPr>
-          <w:sz w:val="26"/>
-          <w:szCs w:val="26"/>
-        </w:rPr>
-        <w:t xml:space="preserve"> ио</w:t>
-      </w:r>
-      <w:r>
-        <w:rPr>
-          <w:sz w:val="26"/>
-          <w:szCs w:val="26"/>
-        </w:rPr>
-        <w:t>}.</w:t>
+        <w:t>{приговор или постановление}</w:t>
+      </w:r>
+      <w:r>
+        <w:rPr>
+          <w:sz w:val="26"/>
+          <w:szCs w:val="26"/>
+        </w:rPr>
+      </w:r>
+      <w:r>
+        <w:rPr>
+          <w:sz w:val="26"/>
+          <w:szCs w:val="26"/>
+        </w:rPr>
+      </w:r>
+      <w:r>
+        <w:rPr>
+          <w:sz w:val="26"/>
+          <w:szCs w:val="26"/>
+        </w:rPr>
+      </w:r>
+      <w:r>
+        <w:rPr>
+          <w:sz w:val="26"/>
+          <w:szCs w:val="26"/>
+        </w:rPr>
+      </w:r>
+      <w:r>
+        <w:rPr>
+          <w:sz w:val="26"/>
+          <w:szCs w:val="26"/>
+        </w:rPr>
+      </w:r>
+      <w:r>
+        <w:rPr>
+          <w:sz w:val="26"/>
+          <w:szCs w:val="26"/>
+        </w:rPr>
+      </w:r>
+      <w:r>
+        <w:rPr>
+          <w:sz w:val="26"/>
+          <w:szCs w:val="26"/>
+        </w:rPr>
+      </w:r>
+      <w:r>
+        <w:rPr>
+          <w:sz w:val="26"/>
+          <w:szCs w:val="26"/>
+        </w:rPr>
+      </w:r>
+      <w:r>
+        <w:rPr>
+          <w:sz w:val="26"/>
+          <w:szCs w:val="26"/>
+        </w:rPr>
+      </w:r>
+      <w:r>
+        <w:rPr>
+          <w:sz w:val="26"/>
+          <w:szCs w:val="26"/>
+        </w:rPr>
+      </w:r>
+      <w:r>
+        <w:rPr>
+          <w:sz w:val="26"/>
+          <w:szCs w:val="26"/>
+        </w:rPr>
       </w:r>
     </w:p>
     <w:p>

--- a/template_01.docx
+++ b/template_01.docx
@@ -165,6 +165,7 @@
       <w:pPr>
         <w:widowControl w:val="0"/>
         <w:contextualSpacing/>
+        <w:jc w:val="both"/>
         <w:rPr>
           <w:sz w:val="26"/>
           <w:szCs w:val="26"/>
@@ -182,6 +183,7 @@
       <w:pPr>
         <w:widowControl w:val="0"/>
         <w:contextualSpacing/>
+        <w:jc w:val="both"/>
         <w:rPr>
           <w:sz w:val="26"/>
           <w:szCs w:val="26"/>
@@ -241,72 +243,6 @@
         </w:rPr>
         <w:t>{приговор или постановление}</w:t>
       </w:r>
-      <w:r>
-        <w:rPr>
-          <w:sz w:val="26"/>
-          <w:szCs w:val="26"/>
-        </w:rPr>
-      </w:r>
-      <w:r>
-        <w:rPr>
-          <w:sz w:val="26"/>
-          <w:szCs w:val="26"/>
-        </w:rPr>
-      </w:r>
-      <w:r>
-        <w:rPr>
-          <w:sz w:val="26"/>
-          <w:szCs w:val="26"/>
-        </w:rPr>
-      </w:r>
-      <w:r>
-        <w:rPr>
-          <w:sz w:val="26"/>
-          <w:szCs w:val="26"/>
-        </w:rPr>
-      </w:r>
-      <w:r>
-        <w:rPr>
-          <w:sz w:val="26"/>
-          <w:szCs w:val="26"/>
-        </w:rPr>
-      </w:r>
-      <w:r>
-        <w:rPr>
-          <w:sz w:val="26"/>
-          <w:szCs w:val="26"/>
-        </w:rPr>
-      </w:r>
-      <w:r>
-        <w:rPr>
-          <w:sz w:val="26"/>
-          <w:szCs w:val="26"/>
-        </w:rPr>
-      </w:r>
-      <w:r>
-        <w:rPr>
-          <w:sz w:val="26"/>
-          <w:szCs w:val="26"/>
-        </w:rPr>
-      </w:r>
-      <w:r>
-        <w:rPr>
-          <w:sz w:val="26"/>
-          <w:szCs w:val="26"/>
-        </w:rPr>
-      </w:r>
-      <w:r>
-        <w:rPr>
-          <w:sz w:val="26"/>
-          <w:szCs w:val="26"/>
-        </w:rPr>
-      </w:r>
-      <w:r>
-        <w:rPr>
-          <w:sz w:val="26"/>
-          <w:szCs w:val="26"/>
-        </w:rPr>
-      </w:r>
     </w:p>
     <w:p>
       <w:pPr>
@@ -324,7 +260,522 @@
           <w:sz w:val="26"/>
           <w:szCs w:val="26"/>
         </w:rPr>
-        <w:t xml:space="preserve">По назначению суда защиту </w:t>
+        <w:t>По назначению суда защиту</w:t>
+      </w:r>
+      <w:r>
+        <w:rPr>
+          <w:sz w:val="26"/>
+          <w:szCs w:val="26"/>
+        </w:rPr>
+        <w:t xml:space="preserve"> </w:t>
+      </w:r>
+      <w:r>
+        <w:rPr>
+          <w:sz w:val="26"/>
+          <w:szCs w:val="26"/>
+        </w:rPr>
+        <w:t>{подсудимый рп</w:t>
+      </w:r>
+      <w:r>
+        <w:rPr>
+          <w:sz w:val="26"/>
+          <w:szCs w:val="26"/>
+        </w:rPr>
+        <w:t xml:space="preserve"> ио</w:t>
+      </w:r>
+      <w:r>
+        <w:rPr>
+          <w:sz w:val="26"/>
+          <w:szCs w:val="26"/>
+        </w:rPr>
+        <w:t>}</w:t>
+      </w:r>
+      <w:r>
+        <w:rPr>
+          <w:color w:val="000000"/>
+          <w:sz w:val="26"/>
+          <w:szCs w:val="26"/>
+        </w:rPr>
+        <w:t xml:space="preserve"> </w:t>
+      </w:r>
+      <w:r>
+        <w:rPr>
+          <w:sz w:val="26"/>
+          <w:szCs w:val="26"/>
+        </w:rPr>
+        <w:t xml:space="preserve">в судебном заседании </w:t>
+      </w:r>
+      <w:r>
+        <w:rPr>
+          <w:sz w:val="26"/>
+          <w:szCs w:val="26"/>
+        </w:rPr>
+        <w:t>осуществля</w:t>
+      </w:r>
+      <w:r>
+        <w:rPr>
+          <w:sz w:val="26"/>
+          <w:szCs w:val="26"/>
+        </w:rPr>
+        <w:t>ет</w:t>
+      </w:r>
+      <w:r>
+        <w:rPr>
+          <w:sz w:val="26"/>
+          <w:szCs w:val="26"/>
+        </w:rPr>
+        <w:t xml:space="preserve"> адвокат </w:t>
+      </w:r>
+      <w:r>
+        <w:rPr>
+          <w:sz w:val="26"/>
+          <w:szCs w:val="26"/>
+        </w:rPr>
+        <w:t>{</w:t>
+      </w:r>
+      <w:r>
+        <w:t>наименование получателя</w:t>
+      </w:r>
+      <w:r>
+        <w:t xml:space="preserve"> </w:t>
+      </w:r>
+      <w:r>
+        <w:t>р</w:t>
+      </w:r>
+      <w:r>
+        <w:t>п</w:t>
+      </w:r>
+      <w:r>
+        <w:rPr>
+          <w:sz w:val="26"/>
+          <w:szCs w:val="26"/>
+        </w:rPr>
+        <w:t>}</w:t>
+      </w:r>
+      <w:r>
+        <w:rPr>
+          <w:sz w:val="26"/>
+          <w:szCs w:val="26"/>
+        </w:rPr>
+        <w:t xml:space="preserve"> </w:t>
+      </w:r>
+      <w:r>
+        <w:rPr>
+          <w:sz w:val="26"/>
+          <w:szCs w:val="26"/>
+        </w:rPr>
+        <w:t>{фио адвоката}</w:t>
+      </w:r>
+      <w:r>
+        <w:rPr>
+          <w:sz w:val="26"/>
+          <w:szCs w:val="26"/>
+        </w:rPr>
+        <w:t xml:space="preserve">, который обратился в суд с заявлением о выплате вознаграждения за счёт средств федерального бюджета размере </w:t>
+      </w:r>
+      <w:r>
+        <w:rPr>
+          <w:sz w:val="26"/>
+          <w:szCs w:val="26"/>
+        </w:rPr>
+        <w:t>{</w:t>
+      </w:r>
+      <w:r>
+        <w:t>адвокатом заявлена выплата вознаграждения</w:t>
+      </w:r>
+      <w:r>
+        <w:rPr>
+          <w:sz w:val="26"/>
+          <w:szCs w:val="26"/>
+        </w:rPr>
+        <w:t>}</w:t>
+      </w:r>
+      <w:r>
+        <w:rPr>
+          <w:sz w:val="26"/>
+          <w:szCs w:val="26"/>
+        </w:rPr>
+        <w:t xml:space="preserve"> рублей</w:t>
+      </w:r>
+      <w:r>
+        <w:rPr>
+          <w:sz w:val="26"/>
+          <w:szCs w:val="26"/>
+        </w:rPr>
+        <w:t>.</w:t>
+      </w:r>
+    </w:p>
+    <w:p>
+      <w:pPr>
+        <w:widowControl w:val="0"/>
+        <w:ind w:firstLine="709"/>
+        <w:contextualSpacing/>
+        <w:jc w:val="both"/>
+        <w:rPr>
+          <w:sz w:val="26"/>
+          <w:szCs w:val="26"/>
+        </w:rPr>
+      </w:pPr>
+      <w:r>
+        <w:rPr>
+          <w:sz w:val="26"/>
+          <w:szCs w:val="26"/>
+        </w:rPr>
+        <w:t>{</w:t>
+      </w:r>
+      <w:r>
+        <w:rPr>
+          <w:sz w:val="26"/>
+          <w:szCs w:val="26"/>
+        </w:rPr>
+        <w:t>мнение сторон о взыскании</w:t>
+      </w:r>
+      <w:r>
+        <w:rPr>
+          <w:sz w:val="26"/>
+          <w:szCs w:val="26"/>
+        </w:rPr>
+        <w:t>}</w:t>
+      </w:r>
+    </w:p>
+    <w:p>
+      <w:pPr>
+        <w:widowControl w:val="0"/>
+        <w:ind w:firstLine="709"/>
+        <w:contextualSpacing/>
+        <w:jc w:val="both"/>
+        <w:rPr>
+          <w:sz w:val="26"/>
+          <w:szCs w:val="26"/>
+        </w:rPr>
+      </w:pPr>
+      <w:r>
+        <w:rPr>
+          <w:sz w:val="26"/>
+          <w:szCs w:val="26"/>
+        </w:rPr>
+        <w:t>{заявление адвоката удовлетворить}</w:t>
+      </w:r>
+    </w:p>
+    <w:p>
+      <w:pPr>
+        <w:widowControl w:val="0"/>
+        <w:ind w:firstLine="709"/>
+        <w:contextualSpacing/>
+        <w:jc w:val="both"/>
+        <w:rPr>
+          <w:sz w:val="26"/>
+          <w:szCs w:val="26"/>
+        </w:rPr>
+      </w:pPr>
+      <w:r>
+        <w:rPr>
+          <w:sz w:val="26"/>
+          <w:szCs w:val="26"/>
+        </w:rPr>
+        <w:t>Согласно ч.5 ст.50 УПК РФ, если адвокат участвовал в рассмотрении дела по назначению, то расходы на оплату его труда компенсируются за счё</w:t>
+      </w:r>
+      <w:r>
+        <w:rPr>
+          <w:sz w:val="26"/>
+          <w:szCs w:val="26"/>
+        </w:rPr>
+        <w:t>т средств федерального бюджета.</w:t>
+      </w:r>
+    </w:p>
+    <w:p>
+      <w:pPr>
+        <w:widowControl w:val="0"/>
+        <w:ind w:firstLine="709"/>
+        <w:contextualSpacing/>
+        <w:jc w:val="both"/>
+        <w:rPr>
+          <w:sz w:val="26"/>
+          <w:szCs w:val="26"/>
+        </w:rPr>
+      </w:pPr>
+      <w:r>
+        <w:rPr>
+          <w:sz w:val="26"/>
+          <w:szCs w:val="26"/>
+        </w:rPr>
+        <w:t>Рассмотрение настоящего дела отнесено ст.31 УПК РФ к подсудности районного суда,</w:t>
+      </w:r>
+      <w:r>
+        <w:rPr>
+          <w:sz w:val="26"/>
+          <w:szCs w:val="26"/>
+        </w:rPr>
+        <w:t xml:space="preserve"> </w:t>
+      </w:r>
+      <w:r>
+        <w:rPr>
+          <w:sz w:val="26"/>
+          <w:szCs w:val="26"/>
+        </w:rPr>
+        <w:t>{основания размера оплаты}</w:t>
+      </w:r>
+      <w:r>
+        <w:rPr>
+          <w:sz w:val="26"/>
+          <w:szCs w:val="26"/>
+        </w:rPr>
+        <w:t xml:space="preserve"> поэтому в соответствии с пп. «</w:t>
+      </w:r>
+      <w:r>
+        <w:rPr>
+          <w:sz w:val="26"/>
+          <w:szCs w:val="26"/>
+        </w:rPr>
+        <w:t>{</w:t>
+      </w:r>
+      <w:r>
+        <w:t>из пп. ст. 22 о возмещении процессуальных издержек</w:t>
+      </w:r>
+      <w:r>
+        <w:rPr>
+          <w:sz w:val="26"/>
+          <w:szCs w:val="26"/>
+        </w:rPr>
+        <w:t>}</w:t>
+      </w:r>
+      <w:r>
+        <w:rPr>
+          <w:sz w:val="26"/>
+          <w:szCs w:val="26"/>
+        </w:rPr>
+        <w:t xml:space="preserve">» п.22(1) Положения «О возмещении процессуальных издержек, связанных с производством по уголовному делу, издержек в связи с рассмотрением дела арбитражным судом, гражданского дела, административного дела, а также расходов в связи с выполнением требований Конституционного Суда Российской Федерации», утверждённого постановлением Правительства РФ от 01.12.2012 № 1240, за один рабочий день участия в качестве защитника в настоящем уголовном судопроизводстве адвокату положена выплата в размере </w:t>
+      </w:r>
+      <w:bookmarkStart w:id="0" w:name="_Hlk216880443"/>
+      <w:r>
+        <w:rPr>
+          <w:sz w:val="26"/>
+          <w:szCs w:val="26"/>
+        </w:rPr>
+        <w:t>{</w:t>
+      </w:r>
+      <w:r>
+        <w:t>вознаграждение</w:t>
+      </w:r>
+      <w:r>
+        <w:rPr>
+          <w:sz w:val="26"/>
+          <w:szCs w:val="26"/>
+        </w:rPr>
+        <w:t>}</w:t>
+      </w:r>
+      <w:bookmarkEnd w:id="0"/>
+      <w:r>
+        <w:rPr>
+          <w:sz w:val="26"/>
+          <w:szCs w:val="26"/>
+        </w:rPr>
+        <w:t xml:space="preserve"> рублей</w:t>
+      </w:r>
+      <w:r>
+        <w:rPr>
+          <w:sz w:val="26"/>
+          <w:szCs w:val="26"/>
+        </w:rPr>
+        <w:t>.</w:t>
+      </w:r>
+    </w:p>
+    <w:p>
+      <w:pPr>
+        <w:widowControl w:val="0"/>
+        <w:ind w:firstLine="709"/>
+        <w:contextualSpacing/>
+        <w:jc w:val="both"/>
+        <w:rPr>
+          <w:sz w:val="26"/>
+          <w:szCs w:val="26"/>
+        </w:rPr>
+      </w:pPr>
+      <w:r>
+        <w:rPr>
+          <w:sz w:val="26"/>
+          <w:szCs w:val="26"/>
+        </w:rPr>
+        <w:t>В районах Крайнего Севера и приравненных к ним местностях, а также в других местностях с тяжелыми климатическими условиями, в которых законодательством Российской Федерации установлены процентные надбавки и (или) районные коэффициенты к заработной плате, вознаграждение адвоката осуществляется с учётом указанных надбавок и коэффициентов.</w:t>
+      </w:r>
+      <w:r>
+        <w:rPr>
+          <w:sz w:val="26"/>
+          <w:szCs w:val="26"/>
+        </w:rPr>
+        <w:t xml:space="preserve"> </w:t>
+      </w:r>
+      <w:r>
+        <w:rPr>
+          <w:sz w:val="26"/>
+          <w:szCs w:val="26"/>
+        </w:rPr>
+        <w:t>В соответствии со ст.10</w:t>
+      </w:r>
+      <w:r>
+        <w:rPr>
+          <w:sz w:val="26"/>
+          <w:szCs w:val="26"/>
+        </w:rPr>
+        <w:t>,11</w:t>
+      </w:r>
+      <w:r>
+        <w:rPr>
+          <w:sz w:val="26"/>
+          <w:szCs w:val="26"/>
+        </w:rPr>
+        <w:t xml:space="preserve"> Закона РФ от 19.02.1993 № 4520-1 «О государственных гарантиях и компенсациях для лиц, работающих и проживающих в районах Крайнего севера и приравненных к ним местностях», устанавливается единый для всех производственных и непроизводственных отраслей районный коэффициент к заработной плате</w:t>
+      </w:r>
+      <w:r>
+        <w:rPr>
+          <w:sz w:val="26"/>
+          <w:szCs w:val="26"/>
+        </w:rPr>
+        <w:t>;</w:t>
+      </w:r>
+      <w:r>
+        <w:rPr>
+          <w:sz w:val="26"/>
+          <w:szCs w:val="26"/>
+        </w:rPr>
+        <w:t xml:space="preserve"> лицам, работающим в районах Крайнего Севера и приравненных к ним местностях, выплачивается процентная надбавка к заработной плате за стаж работы в данных районах или местностях. </w:t>
+      </w:r>
+    </w:p>
+    <w:p>
+      <w:pPr>
+        <w:widowControl w:val="0"/>
+        <w:ind w:firstLine="709"/>
+        <w:contextualSpacing/>
+        <w:jc w:val="both"/>
+        <w:rPr>
+          <w:sz w:val="26"/>
+          <w:szCs w:val="26"/>
+        </w:rPr>
+      </w:pPr>
+      <w:r>
+        <w:rPr>
+          <w:sz w:val="26"/>
+          <w:szCs w:val="26"/>
+        </w:rPr>
+        <w:t>В г. Благовещенске Амурской области установлен единый районный коэффициент - 1,20 и надбавка за непрерывный трудовой стаж в районах Дальнего Востока - 1,30.</w:t>
+      </w:r>
+      <w:r>
+        <w:rPr>
+          <w:sz w:val="26"/>
+          <w:szCs w:val="26"/>
+        </w:rPr>
+        <w:t xml:space="preserve"> </w:t>
+      </w:r>
+      <w:r>
+        <w:rPr>
+          <w:sz w:val="26"/>
+          <w:szCs w:val="26"/>
+        </w:rPr>
+        <w:t xml:space="preserve">Таким образом, сумма вознаграждения адвоката за один день работы слагается из расчета выплаты вознаграждения за один рабочий день в размере </w:t>
+      </w:r>
+      <w:r>
+        <w:rPr>
+          <w:sz w:val="26"/>
+          <w:szCs w:val="26"/>
+        </w:rPr>
+        <w:t>{</w:t>
+      </w:r>
+      <w:r>
+        <w:t>вознаграждение</w:t>
+      </w:r>
+      <w:r>
+        <w:rPr>
+          <w:sz w:val="26"/>
+          <w:szCs w:val="26"/>
+        </w:rPr>
+        <w:t>}</w:t>
+      </w:r>
+      <w:r>
+        <w:rPr>
+          <w:sz w:val="26"/>
+          <w:szCs w:val="26"/>
+        </w:rPr>
+        <w:t xml:space="preserve"> рублей </w:t>
+      </w:r>
+      <w:bookmarkStart w:id="1" w:name="_Hlk216881151"/>
+      <w:r>
+        <w:rPr>
+          <w:sz w:val="26"/>
+          <w:szCs w:val="26"/>
+        </w:rPr>
+        <w:t>{</w:t>
+      </w:r>
+      <w:r>
+        <w:rPr>
+          <w:sz w:val="26"/>
+          <w:szCs w:val="26"/>
+        </w:rPr>
+        <w:t>+ 20% (районный коэффициент)</w:t>
+      </w:r>
+      <w:r>
+        <w:rPr>
+          <w:sz w:val="26"/>
+          <w:szCs w:val="26"/>
+        </w:rPr>
+        <w:t>}{</w:t>
+      </w:r>
+      <w:r>
+        <w:rPr>
+          <w:sz w:val="26"/>
+          <w:szCs w:val="26"/>
+        </w:rPr>
+        <w:t>+ 30% (непрерывный стаж работы)</w:t>
+      </w:r>
+      <w:r>
+        <w:rPr>
+          <w:sz w:val="26"/>
+          <w:szCs w:val="26"/>
+        </w:rPr>
+        <w:t>}</w:t>
+      </w:r>
+      <w:bookmarkEnd w:id="1"/>
+      <w:r>
+        <w:rPr>
+          <w:sz w:val="26"/>
+          <w:szCs w:val="26"/>
+        </w:rPr>
+        <w:t xml:space="preserve">= </w:t>
+      </w:r>
+      <w:bookmarkStart w:id="2" w:name="_Hlk216881616"/>
+      <w:r>
+        <w:rPr>
+          <w:sz w:val="26"/>
+          <w:szCs w:val="26"/>
+        </w:rPr>
+        <w:t>{вознаграждение с процентами}</w:t>
+      </w:r>
+      <w:bookmarkEnd w:id="2"/>
+      <w:r>
+        <w:rPr>
+          <w:sz w:val="26"/>
+          <w:szCs w:val="26"/>
+        </w:rPr>
+        <w:t xml:space="preserve"> рублей.</w:t>
+      </w:r>
+    </w:p>
+    <w:p>
+      <w:pPr>
+        <w:widowControl w:val="0"/>
+        <w:ind w:firstLine="709"/>
+        <w:contextualSpacing/>
+        <w:jc w:val="both"/>
+        <w:rPr>
+          <w:sz w:val="26"/>
+          <w:szCs w:val="26"/>
+        </w:rPr>
+      </w:pPr>
+      <w:bookmarkStart w:id="3" w:name="_Hlk216883429"/>
+      <w:r>
+        <w:rPr>
+          <w:sz w:val="26"/>
+          <w:szCs w:val="26"/>
+        </w:rPr>
+        <w:t xml:space="preserve">Адвокат {адвокат ио} назначен судом защитником </w:t>
       </w:r>
       <w:r>
         <w:rPr>
@@ -345,584 +796,8 @@
           <w:sz w:val="26"/>
           <w:szCs w:val="26"/>
         </w:rPr>
-        <w:t>{подсудимый рп</w:t>
-      </w:r>
-      <w:r>
-        <w:rPr>
-          <w:sz w:val="26"/>
-          <w:szCs w:val="26"/>
-        </w:rPr>
-        <w:t xml:space="preserve"> ио</w:t>
-      </w:r>
-      <w:r>
-        <w:rPr>
-          <w:sz w:val="26"/>
-          <w:szCs w:val="26"/>
-        </w:rPr>
-        <w:t>}</w:t>
-      </w:r>
-      <w:r>
-        <w:rPr>
-          <w:color w:val="000000"/>
-          <w:sz w:val="26"/>
-          <w:szCs w:val="26"/>
-        </w:rPr>
-        <w:t xml:space="preserve"> </w:t>
-      </w:r>
-      <w:r>
-        <w:rPr>
-          <w:sz w:val="26"/>
-          <w:szCs w:val="26"/>
-        </w:rPr>
-        <w:t xml:space="preserve">в судебном заседании </w:t>
-      </w:r>
-      <w:r>
-        <w:rPr>
-          <w:sz w:val="26"/>
-          <w:szCs w:val="26"/>
-        </w:rPr>
-        <w:t>осуществля</w:t>
-      </w:r>
-      <w:r>
-        <w:rPr>
-          <w:sz w:val="26"/>
-          <w:szCs w:val="26"/>
-        </w:rPr>
-        <w:t>ет</w:t>
-      </w:r>
-      <w:r>
-        <w:rPr>
-          <w:sz w:val="26"/>
-          <w:szCs w:val="26"/>
-        </w:rPr>
-        <w:t xml:space="preserve"> адвокат </w:t>
-      </w:r>
-      <w:r>
-        <w:rPr>
-          <w:sz w:val="26"/>
-          <w:szCs w:val="26"/>
-        </w:rPr>
-        <w:t>{</w:t>
-      </w:r>
-      <w:r>
-        <w:t>наименование получателя</w:t>
-      </w:r>
-      <w:r>
-        <w:t xml:space="preserve"> </w:t>
-      </w:r>
-      <w:r>
-        <w:t>р</w:t>
-      </w:r>
-      <w:r>
-        <w:t>п</w:t>
-      </w:r>
-      <w:r>
-        <w:rPr>
-          <w:sz w:val="26"/>
-          <w:szCs w:val="26"/>
-        </w:rPr>
-        <w:t>}</w:t>
-      </w:r>
-      <w:r>
-        <w:rPr>
-          <w:sz w:val="26"/>
-          <w:szCs w:val="26"/>
-        </w:rPr>
-        <w:t xml:space="preserve"> </w:t>
-      </w:r>
-      <w:r>
-        <w:rPr>
-          <w:sz w:val="26"/>
-          <w:szCs w:val="26"/>
-        </w:rPr>
-        <w:t>{фио адвоката}</w:t>
-      </w:r>
-      <w:r>
-        <w:rPr>
-          <w:sz w:val="26"/>
-          <w:szCs w:val="26"/>
-        </w:rPr>
-        <w:t xml:space="preserve">, который обратился в суд с заявлением о выплате вознаграждения за счёт средств федерального бюджета размере </w:t>
-      </w:r>
-      <w:r>
-        <w:rPr>
-          <w:sz w:val="26"/>
-          <w:szCs w:val="26"/>
-        </w:rPr>
-        <w:t>{</w:t>
-      </w:r>
-      <w:r>
-        <w:t>адвокатом заявлена выплата вознаграждения</w:t>
-      </w:r>
-      <w:r>
-        <w:rPr>
-          <w:sz w:val="26"/>
-          <w:szCs w:val="26"/>
-        </w:rPr>
-        <w:t>}</w:t>
-      </w:r>
-      <w:r>
-        <w:rPr>
-          <w:sz w:val="26"/>
-          <w:szCs w:val="26"/>
-        </w:rPr>
-        <w:t xml:space="preserve"> рублей</w:t>
-      </w:r>
-      <w:r>
-        <w:rPr>
-          <w:sz w:val="26"/>
-          <w:szCs w:val="26"/>
-        </w:rPr>
-        <w:t>.</w:t>
-      </w:r>
-    </w:p>
-    <w:p>
-      <w:pPr>
-        <w:widowControl w:val="0"/>
-        <w:ind w:firstLine="709"/>
-        <w:contextualSpacing/>
-        <w:jc w:val="both"/>
-        <w:rPr>
-          <w:sz w:val="26"/>
-          <w:szCs w:val="26"/>
-        </w:rPr>
-      </w:pPr>
-      <w:r>
-        <w:rPr>
-          <w:sz w:val="26"/>
-          <w:szCs w:val="26"/>
-        </w:rPr>
-        <w:t>{</w:t>
-      </w:r>
-      <w:r>
-        <w:rPr>
-          <w:sz w:val="26"/>
-          <w:szCs w:val="26"/>
-        </w:rPr>
-        <w:t>мнение сторон о взыскании</w:t>
-      </w:r>
-      <w:r>
-        <w:rPr>
-          <w:sz w:val="26"/>
-          <w:szCs w:val="26"/>
-        </w:rPr>
-        <w:t>}</w:t>
-      </w:r>
-    </w:p>
-    <w:p>
-      <w:pPr>
-        <w:widowControl w:val="0"/>
-        <w:ind w:firstLine="709"/>
-        <w:contextualSpacing/>
-        <w:jc w:val="both"/>
-        <w:rPr>
-          <w:sz w:val="26"/>
-          <w:szCs w:val="26"/>
-        </w:rPr>
-      </w:pPr>
-      <w:r>
-        <w:rPr>
-          <w:sz w:val="26"/>
-          <w:szCs w:val="26"/>
-        </w:rPr>
-        <w:t>{заявление адвоката удовлетворить}</w:t>
-      </w:r>
-      <w:r>
-        <w:rPr>
-          <w:sz w:val="26"/>
-          <w:szCs w:val="26"/>
-        </w:rPr>
-      </w:r>
-      <w:r>
-        <w:rPr>
-          <w:sz w:val="26"/>
-          <w:szCs w:val="26"/>
-        </w:rPr>
-      </w:r>
-      <w:r>
-        <w:rPr>
-          <w:sz w:val="26"/>
-          <w:szCs w:val="26"/>
-        </w:rPr>
-      </w:r>
-      <w:r>
-        <w:rPr>
-          <w:sz w:val="26"/>
-          <w:szCs w:val="26"/>
-        </w:rPr>
-      </w:r>
-      <w:r>
-        <w:rPr>
-          <w:sz w:val="26"/>
-          <w:szCs w:val="26"/>
-        </w:rPr>
-      </w:r>
-      <w:r>
-        <w:rPr>
-          <w:sz w:val="26"/>
-          <w:szCs w:val="26"/>
-        </w:rPr>
-      </w:r>
-      <w:r>
-        <w:rPr>
-          <w:sz w:val="26"/>
-          <w:szCs w:val="26"/>
-        </w:rPr>
-      </w:r>
-      <w:r>
-        <w:rPr>
-          <w:sz w:val="26"/>
-          <w:szCs w:val="26"/>
-        </w:rPr>
-      </w:r>
-      <w:r>
-        <w:rPr>
-          <w:sz w:val="26"/>
-          <w:szCs w:val="26"/>
-        </w:rPr>
-      </w:r>
-    </w:p>
-    <w:p>
-      <w:pPr>
-        <w:widowControl w:val="0"/>
-        <w:ind w:firstLine="709"/>
-        <w:contextualSpacing/>
-        <w:jc w:val="both"/>
-        <w:rPr>
-          <w:sz w:val="26"/>
-          <w:szCs w:val="26"/>
-        </w:rPr>
-      </w:pPr>
-      <w:r>
-        <w:rPr>
-          <w:sz w:val="26"/>
-          <w:szCs w:val="26"/>
-        </w:rPr>
-        <w:t>Согласно ч.5 ст.50 УПК РФ, если адвокат участвовал в рассмотрении дела по назначению, то расходы на оплату его труда компенсируются за счё</w:t>
-      </w:r>
-      <w:r>
-        <w:rPr>
-          <w:sz w:val="26"/>
-          <w:szCs w:val="26"/>
-        </w:rPr>
-        <w:t>т средств федерального бюджета.</w:t>
-      </w:r>
-    </w:p>
-    <w:p>
-      <w:pPr>
-        <w:widowControl w:val="0"/>
-        <w:ind w:firstLine="709"/>
-        <w:contextualSpacing/>
-        <w:jc w:val="both"/>
-        <w:rPr>
-          <w:sz w:val="26"/>
-          <w:szCs w:val="26"/>
-        </w:rPr>
-      </w:pPr>
-      <w:r>
-        <w:rPr>
-          <w:sz w:val="26"/>
-          <w:szCs w:val="26"/>
-        </w:rPr>
-        <w:t>Рассмотрение настоящего дела отнесено ст.31 УПК РФ к подсудности районного суда,</w:t>
-      </w:r>
-      <w:r>
-        <w:rPr>
-          <w:sz w:val="26"/>
-          <w:szCs w:val="26"/>
-        </w:rPr>
-        <w:t xml:space="preserve"> </w:t>
-      </w:r>
-      <w:r>
-        <w:rPr>
-          <w:sz w:val="26"/>
-          <w:szCs w:val="26"/>
-        </w:rPr>
-        <w:t>{основания размера оплаты}</w:t>
-      </w:r>
-      <w:r>
-        <w:rPr>
-          <w:sz w:val="26"/>
-          <w:szCs w:val="26"/>
-        </w:rPr>
-        <w:t xml:space="preserve"> поэтому в соответствии с пп. «</w:t>
-      </w:r>
-      <w:r>
-        <w:rPr>
-          <w:sz w:val="26"/>
-          <w:szCs w:val="26"/>
-        </w:rPr>
-        <w:t>{</w:t>
-      </w:r>
-      <w:r>
-        <w:t>из пп. ст. 22 о возмещении процессуальных издержек</w:t>
-      </w:r>
-      <w:r>
-        <w:rPr>
-          <w:sz w:val="26"/>
-          <w:szCs w:val="26"/>
-        </w:rPr>
-        <w:t>}</w:t>
-      </w:r>
-      <w:r>
-        <w:rPr>
-          <w:sz w:val="26"/>
-          <w:szCs w:val="26"/>
-        </w:rPr>
-        <w:t xml:space="preserve">» п.22(1) Положения «О возмещении процессуальных издержек, связанных с производством по уголовному делу, издержек в связи с рассмотрением дела арбитражным судом, гражданского дела, административного дела, а также расходов в связи с выполнением требований Конституционного Суда Российской Федерации», утверждённого постановлением Правительства РФ от 01.12.2012 № 1240, за один рабочий день участия в качестве защитника в настоящем уголовном судопроизводстве адвокату положена выплата в размере </w:t>
-      </w:r>
-      <w:bookmarkStart w:id="0" w:name="_Hlk216880443"/>
-      <w:r>
-        <w:rPr>
-          <w:sz w:val="26"/>
-          <w:szCs w:val="26"/>
-        </w:rPr>
-        <w:t>{</w:t>
-      </w:r>
-      <w:r>
-        <w:t>вознаграждение</w:t>
-      </w:r>
-      <w:r>
-        <w:rPr>
-          <w:sz w:val="26"/>
-          <w:szCs w:val="26"/>
-        </w:rPr>
-        <w:t>}</w:t>
-      </w:r>
-      <w:bookmarkEnd w:id="0"/>
-      <w:r>
-        <w:rPr>
-          <w:sz w:val="26"/>
-          <w:szCs w:val="26"/>
-        </w:rPr>
-        <w:t xml:space="preserve"> рублей</w:t>
-      </w:r>
-      <w:r>
-        <w:rPr>
-          <w:sz w:val="26"/>
-          <w:szCs w:val="26"/>
-        </w:rPr>
-        <w:t>.</w:t>
-      </w:r>
-    </w:p>
-    <w:p>
-      <w:pPr>
-        <w:widowControl w:val="0"/>
-        <w:ind w:firstLine="709"/>
-        <w:contextualSpacing/>
-        <w:jc w:val="both"/>
-        <w:rPr>
-          <w:sz w:val="26"/>
-          <w:szCs w:val="26"/>
-        </w:rPr>
-      </w:pPr>
-      <w:r>
-        <w:rPr>
-          <w:sz w:val="26"/>
-          <w:szCs w:val="26"/>
-        </w:rPr>
-        <w:t>В районах Крайнего Севера и приравненных к ним местностях, а также в других местностях с тяжелыми климатическими условиями, в которых законодательством Российской Федерации установлены процентные надбавки и (или) районные коэффициенты к заработной плате, вознаграждение адвоката осуществляется с учётом указанных надбавок и коэффициентов.</w:t>
-      </w:r>
-      <w:r>
-        <w:rPr>
-          <w:sz w:val="26"/>
-          <w:szCs w:val="26"/>
-        </w:rPr>
-        <w:t xml:space="preserve"> </w:t>
-      </w:r>
-      <w:r>
-        <w:rPr>
-          <w:sz w:val="26"/>
-          <w:szCs w:val="26"/>
-        </w:rPr>
-        <w:t>В соответствии со ст.10</w:t>
-      </w:r>
-      <w:r>
-        <w:rPr>
-          <w:sz w:val="26"/>
-          <w:szCs w:val="26"/>
-        </w:rPr>
-        <w:t>,11</w:t>
-      </w:r>
-      <w:r>
-        <w:rPr>
-          <w:sz w:val="26"/>
-          <w:szCs w:val="26"/>
-        </w:rPr>
-        <w:t xml:space="preserve"> Закона РФ от 19.02.1993 № 4520-1 «О государственных гарантиях и компенсациях для лиц, работающих и проживающих в районах Крайнего севера и приравненных к ним местностях», устанавливается единый для всех производственных и непроизводственных отраслей районный коэффициент к заработной плате</w:t>
-      </w:r>
-      <w:r>
-        <w:rPr>
-          <w:sz w:val="26"/>
-          <w:szCs w:val="26"/>
-        </w:rPr>
-        <w:t>;</w:t>
-      </w:r>
-      <w:r>
-        <w:rPr>
-          <w:sz w:val="26"/>
-          <w:szCs w:val="26"/>
-        </w:rPr>
-        <w:t xml:space="preserve"> лицам, работающим в районах Крайнего Севера и приравненных к ним местностях, выплачивается процентная надбавка к заработной плате за стаж работы в данных районах или местностях. </w:t>
-      </w:r>
-    </w:p>
-    <w:p>
-      <w:pPr>
-        <w:widowControl w:val="0"/>
-        <w:ind w:firstLine="709"/>
-        <w:contextualSpacing/>
-        <w:jc w:val="both"/>
-        <w:rPr>
-          <w:sz w:val="26"/>
-          <w:szCs w:val="26"/>
-        </w:rPr>
-      </w:pPr>
-      <w:r>
-        <w:rPr>
-          <w:sz w:val="26"/>
-          <w:szCs w:val="26"/>
-        </w:rPr>
-        <w:t>В г. Благовещенске Амурской области установлен единый районный коэффициент - 1,20 и надбавка за непрерывный трудовой стаж в районах Дальнего Востока - 1,30.</w:t>
-      </w:r>
-      <w:r>
-        <w:rPr>
-          <w:sz w:val="26"/>
-          <w:szCs w:val="26"/>
-        </w:rPr>
-        <w:t xml:space="preserve"> </w:t>
-      </w:r>
-      <w:r>
-        <w:rPr>
-          <w:sz w:val="26"/>
-          <w:szCs w:val="26"/>
-        </w:rPr>
-        <w:t xml:space="preserve">Таким образом, сумма вознаграждения адвоката за один день работы слагается из расчета выплаты вознаграждения за один рабочий день в размере </w:t>
-      </w:r>
-      <w:r>
-        <w:rPr>
-          <w:sz w:val="26"/>
-          <w:szCs w:val="26"/>
-        </w:rPr>
-        <w:t>{</w:t>
-      </w:r>
-      <w:r>
-        <w:t>вознаграждение</w:t>
-      </w:r>
-      <w:r>
-        <w:rPr>
-          <w:sz w:val="26"/>
-          <w:szCs w:val="26"/>
-        </w:rPr>
-        <w:t>}</w:t>
-      </w:r>
-      <w:r>
-        <w:rPr>
-          <w:sz w:val="26"/>
-          <w:szCs w:val="26"/>
-        </w:rPr>
-        <w:t xml:space="preserve"> рублей </w:t>
-      </w:r>
-      <w:bookmarkStart w:id="1" w:name="_Hlk216881151"/>
-      <w:r>
-        <w:rPr>
-          <w:sz w:val="26"/>
-          <w:szCs w:val="26"/>
-        </w:rPr>
-        <w:t>{</w:t>
-      </w:r>
-      <w:r>
-        <w:rPr>
-          <w:sz w:val="26"/>
-          <w:szCs w:val="26"/>
-        </w:rPr>
-        <w:t>+ 20% (районный коэффициент)</w:t>
-      </w:r>
-      <w:r>
-        <w:rPr>
-          <w:sz w:val="26"/>
-          <w:szCs w:val="26"/>
-        </w:rPr>
-        <w:t>}{</w:t>
-      </w:r>
-      <w:r>
-        <w:rPr>
-          <w:sz w:val="26"/>
-          <w:szCs w:val="26"/>
-        </w:rPr>
-        <w:t xml:space="preserve">+ 30% (непрерывный стаж </w:t>
-      </w:r>
-      <w:r>
-        <w:rPr>
-          <w:sz w:val="26"/>
-          <w:szCs w:val="26"/>
-        </w:rPr>
         <w:lastRenderedPageBreak/>
-        <w:t>работы)</w:t>
-      </w:r>
-      <w:r>
-        <w:rPr>
-          <w:sz w:val="26"/>
-          <w:szCs w:val="26"/>
-        </w:rPr>
-        <w:t>}</w:t>
-      </w:r>
-      <w:bookmarkEnd w:id="1"/>
-      <w:r>
-        <w:rPr>
-          <w:sz w:val="26"/>
-          <w:szCs w:val="26"/>
-        </w:rPr>
-        <w:t xml:space="preserve">= </w:t>
-      </w:r>
-      <w:bookmarkStart w:id="2" w:name="_Hlk216881616"/>
-      <w:r>
-        <w:rPr>
-          <w:sz w:val="26"/>
-          <w:szCs w:val="26"/>
-        </w:rPr>
-        <w:t>{вознаграждение с процентами}</w:t>
-      </w:r>
-      <w:bookmarkEnd w:id="2"/>
-      <w:r>
-        <w:rPr>
-          <w:sz w:val="26"/>
-          <w:szCs w:val="26"/>
-        </w:rPr>
-        <w:t xml:space="preserve"> рублей.</w:t>
-      </w:r>
-    </w:p>
-    <w:p>
-      <w:pPr>
-        <w:widowControl w:val="0"/>
-        <w:ind w:firstLine="709"/>
-        <w:contextualSpacing/>
-        <w:jc w:val="both"/>
-        <w:rPr>
-          <w:sz w:val="26"/>
-          <w:szCs w:val="26"/>
-        </w:rPr>
-      </w:pPr>
-      <w:bookmarkStart w:id="3" w:name="_Hlk216883429"/>
-      <w:r>
-        <w:rPr>
-          <w:sz w:val="26"/>
-          <w:szCs w:val="26"/>
-        </w:rPr>
-        <w:t xml:space="preserve">Адвокат {адвокат ио} назначен судом защитником </w:t>
-      </w:r>
-      <w:r>
-        <w:rPr>
-          <w:sz w:val="26"/>
-          <w:szCs w:val="26"/>
-        </w:rPr>
-        <w:t>{осужденного пол}</w:t>
-      </w:r>
-      <w:r>
-        <w:rPr>
-          <w:sz w:val="26"/>
-          <w:szCs w:val="26"/>
-        </w:rPr>
-        <w:t xml:space="preserve"> {подсудимый рп ио} и участвовал в судебном заседании {заседания}.</w:t>
+        <w:t>{подсудимый рп ио} и участвовал в судебном заседании {заседания}</w:t>
       </w:r>
       <w:r>
         <w:rPr>

--- a/template_01.docx
+++ b/template_01.docx
@@ -165,7 +165,6 @@
       <w:pPr>
         <w:widowControl w:val="0"/>
         <w:contextualSpacing/>
-        <w:jc w:val="both"/>
         <w:rPr>
           <w:sz w:val="26"/>
           <w:szCs w:val="26"/>

--- a/template_01.docx
+++ b/template_01.docx
@@ -797,6 +797,13 @@
         </w:rPr>
         <w:lastRenderedPageBreak/>
         <w:t>{подсудимый рп ио} и участвовал в судебном заседании {заседания}</w:t>
+      </w:r>
+      <w:r>
+        <w:rPr>
+          <w:sz w:val="26"/>
+          <w:szCs w:val="26"/>
+        </w:rPr>
+        <w:t>.</w:t>
       </w:r>
       <w:r>
         <w:rPr>

--- a/template_01.docx
+++ b/template_01.docx
@@ -797,13 +797,6 @@
         </w:rPr>
         <w:lastRenderedPageBreak/>
         <w:t>{подсудимый рп ио} и участвовал в судебном заседании {заседания}</w:t>
-      </w:r>
-      <w:r>
-        <w:rPr>
-          <w:sz w:val="26"/>
-          <w:szCs w:val="26"/>
-        </w:rPr>
-        <w:t>.</w:t>
       </w:r>
       <w:r>
         <w:rPr>

--- a/template_01.docx
+++ b/template_01.docx
@@ -1006,7 +1006,7 @@
           <w:sz w:val="26"/>
           <w:szCs w:val="26"/>
         </w:rPr>
-        <w:t>п ио}</w:t>
+        <w:t>п}</w:t>
       </w:r>
       <w:bookmarkEnd w:id="5"/>
       <w:r>
